--- a/Assignments/GE03  Loops, Methods and Software Development.docx
+++ b/Assignments/GE03  Loops, Methods and Software Development.docx
@@ -1,13 +1,13 @@
 
 <file path=word/document.xml><?xml version="1.0" encoding="utf-8"?>
-<w:document xmlns:wpc="http://schemas.microsoft.com/office/word/2010/wordprocessingCanvas" xmlns:cx="http://schemas.microsoft.com/office/drawing/2014/chartex" xmlns:cx1="http://schemas.microsoft.com/office/drawing/2015/9/8/chartex" xmlns:cx2="http://schemas.microsoft.com/office/drawing/2015/10/21/chartex" xmlns:cx3="http://schemas.microsoft.com/office/drawing/2016/5/9/chartex" xmlns:cx4="http://schemas.microsoft.com/office/drawing/2016/5/10/chartex" xmlns:cx5="http://schemas.microsoft.com/office/drawing/2016/5/11/chartex" xmlns:cx6="http://schemas.microsoft.com/office/drawing/2016/5/12/chartex" xmlns:cx7="http://schemas.microsoft.com/office/drawing/2016/5/13/chartex" xmlns:cx8="http://schemas.microsoft.com/office/drawing/2016/5/14/chartex" xmlns:mc="http://schemas.openxmlformats.org/markup-compatibility/2006" xmlns:aink="http://schemas.microsoft.com/office/drawing/2016/ink" xmlns:am3d="http://schemas.microsoft.com/office/drawing/2017/model3d" xmlns:o="urn:schemas-microsoft-com:office:office" xmlns:oel="http://schemas.microsoft.com/office/2019/extlst" xmlns:r="http://schemas.openxmlformats.org/officeDocument/2006/relationships" xmlns:m="http://schemas.openxmlformats.org/officeDocument/2006/math" xmlns:v="urn:schemas-microsoft-com:vml" xmlns:wp14="http://schemas.microsoft.com/office/word/2010/wordprocessingDrawing" xmlns:wp="http://schemas.openxmlformats.org/drawingml/2006/wordprocessingDrawing" xmlns:w10="urn:schemas-microsoft-com:office:word" xmlns:w="http://schemas.openxmlformats.org/wordprocessingml/2006/main" xmlns:w14="http://schemas.microsoft.com/office/word/2010/wordml" xmlns:w15="http://schemas.microsoft.com/office/word/2012/wordml" xmlns:w16cex="http://schemas.microsoft.com/office/word/2018/wordml/cex" xmlns:w16cid="http://schemas.microsoft.com/office/word/2016/wordml/cid" xmlns:w16="http://schemas.microsoft.com/office/word/2018/wordml" xmlns:w16du="http://schemas.microsoft.com/office/word/2023/wordml/word16du" xmlns:w16sdtdh="http://schemas.microsoft.com/office/word/2020/wordml/sdtdatahash" xmlns:w16sdtfl="http://schemas.microsoft.com/office/word/2024/wordml/sdtformatlock" xmlns:w16se="http://schemas.microsoft.com/office/word/2015/wordml/symex" xmlns:wpg="http://schemas.microsoft.com/office/word/2010/wordprocessingGroup" xmlns:wpi="http://schemas.microsoft.com/office/word/2010/wordprocessingInk" xmlns:wne="http://schemas.microsoft.com/office/word/2006/wordml" xmlns:wps="http://schemas.microsoft.com/office/word/2010/wordprocessingShape" xmlns:a="http://schemas.openxmlformats.org/drawingml/2006/main" xmlns:pic="http://schemas.openxmlformats.org/drawingml/2006/picture" xmlns:a14="http://schemas.microsoft.com/office/drawing/2010/main" mc:Ignorable="w14 w15 w16se w16cid w16 w16cex w16sdtdh w16sdtfl w16du wp14">
+<w:document xmlns:wpc="http://schemas.microsoft.com/office/word/2010/wordprocessingCanvas" xmlns:cx="http://schemas.microsoft.com/office/drawing/2014/chartex" xmlns:cx1="http://schemas.microsoft.com/office/drawing/2015/9/8/chartex" xmlns:cx2="http://schemas.microsoft.com/office/drawing/2015/10/21/chartex" xmlns:cx3="http://schemas.microsoft.com/office/drawing/2016/5/9/chartex" xmlns:cx4="http://schemas.microsoft.com/office/drawing/2016/5/10/chartex" xmlns:cx5="http://schemas.microsoft.com/office/drawing/2016/5/11/chartex" xmlns:cx6="http://schemas.microsoft.com/office/drawing/2016/5/12/chartex" xmlns:cx7="http://schemas.microsoft.com/office/drawing/2016/5/13/chartex" xmlns:cx8="http://schemas.microsoft.com/office/drawing/2016/5/14/chartex" xmlns:mc="http://schemas.openxmlformats.org/markup-compatibility/2006" xmlns:aink="http://schemas.microsoft.com/office/drawing/2016/ink" xmlns:am3d="http://schemas.microsoft.com/office/drawing/2017/model3d" xmlns:o="urn:schemas-microsoft-com:office:office" xmlns:oel="http://schemas.microsoft.com/office/2019/extlst" xmlns:r="http://schemas.openxmlformats.org/officeDocument/2006/relationships" xmlns:m="http://schemas.openxmlformats.org/officeDocument/2006/math" xmlns:v="urn:schemas-microsoft-com:vml" xmlns:wp14="http://schemas.microsoft.com/office/word/2010/wordprocessingDrawing" xmlns:wp="http://schemas.openxmlformats.org/drawingml/2006/wordprocessingDrawing" xmlns:w10="urn:schemas-microsoft-com:office:word" xmlns:w="http://schemas.openxmlformats.org/wordprocessingml/2006/main" xmlns:w14="http://schemas.microsoft.com/office/word/2010/wordml" xmlns:w15="http://schemas.microsoft.com/office/word/2012/wordml" xmlns:w16cex="http://schemas.microsoft.com/office/word/2018/wordml/cex" xmlns:w16cid="http://schemas.microsoft.com/office/word/2016/wordml/cid" xmlns:w16="http://schemas.microsoft.com/office/word/2018/wordml" xmlns:w16du="http://schemas.microsoft.com/office/word/2023/wordml/word16du" xmlns:w16sdtdh="http://schemas.microsoft.com/office/word/2020/wordml/sdtdatahash" xmlns:w16sdtfl="http://schemas.microsoft.com/office/word/2024/wordml/sdtformatlock" xmlns:w16se="http://schemas.microsoft.com/office/word/2015/wordml/symex" xmlns:wpg="http://schemas.microsoft.com/office/word/2010/wordprocessingGroup" xmlns:wpi="http://schemas.microsoft.com/office/word/2010/wordprocessingInk" xmlns:wne="http://schemas.microsoft.com/office/word/2006/wordml" xmlns:wps="http://schemas.microsoft.com/office/word/2010/wordprocessingShape" mc:Ignorable="w14 w15 w16se w16cid w16 w16cex w16sdtdh w16sdtfl w16du wp14">
   <w:background w:color="FFFFFF"/>
   <w:body>
     <w:p>
       <w:pPr>
         <w:pStyle w:val="Title"/>
       </w:pPr>
-      <w:bookmarkStart w:name="_heading=h.tme5lb9zwxsg" w:colFirst="0" w:colLast="0" w:id="0"/>
+      <w:bookmarkStart w:id="0" w:name="_heading=h.tme5lb9zwxsg" w:colFirst="0" w:colLast="0"/>
       <w:bookmarkEnd w:id="0"/>
       <w:r>
         <w:rPr>
@@ -304,12 +304,12 @@
         <w:tblW w:w="8370" w:type="dxa"/>
         <w:tblInd w:w="990" w:type="dxa"/>
         <w:tblBorders>
-          <w:top w:val="single" w:color="000000" w:sz="8" w:space="0"/>
-          <w:left w:val="single" w:color="000000" w:sz="8" w:space="0"/>
-          <w:bottom w:val="single" w:color="000000" w:sz="8" w:space="0"/>
-          <w:right w:val="single" w:color="000000" w:sz="8" w:space="0"/>
-          <w:insideH w:val="single" w:color="000000" w:sz="8" w:space="0"/>
-          <w:insideV w:val="single" w:color="000000" w:sz="8" w:space="0"/>
+          <w:top w:val="single" w:sz="8" w:space="0" w:color="000000"/>
+          <w:left w:val="single" w:sz="8" w:space="0" w:color="000000"/>
+          <w:bottom w:val="single" w:sz="8" w:space="0" w:color="000000"/>
+          <w:right w:val="single" w:sz="8" w:space="0" w:color="000000"/>
+          <w:insideH w:val="single" w:sz="8" w:space="0" w:color="000000"/>
+          <w:insideV w:val="single" w:sz="8" w:space="0" w:color="000000"/>
         </w:tblBorders>
         <w:tblLayout w:type="fixed"/>
         <w:tblLook w:val="0600" w:firstRow="0" w:lastRow="0" w:firstColumn="0" w:lastColumn="0" w:noHBand="1" w:noVBand="1"/>
@@ -359,7 +359,7 @@
                       <w:spacing w:before="60" w:line="240" w:lineRule="auto"/>
                       <w:ind w:left="0"/>
                       <w:rPr>
-                        <w:rFonts w:ascii="Arial" w:hAnsi="Arial" w:eastAsia="Arial" w:cs="Arial"/>
+                        <w:rFonts w:ascii="Arial" w:eastAsia="Arial" w:hAnsi="Arial" w:cs="Arial"/>
                         <w:color w:val="1155CC"/>
                         <w:u w:val="single"/>
                       </w:rPr>
@@ -389,7 +389,7 @@
                       <w:spacing w:before="60" w:line="240" w:lineRule="auto"/>
                       <w:ind w:left="0"/>
                       <w:rPr>
-                        <w:rFonts w:ascii="Arial" w:hAnsi="Arial" w:eastAsia="Arial" w:cs="Arial"/>
+                        <w:rFonts w:ascii="Arial" w:eastAsia="Arial" w:hAnsi="Arial" w:cs="Arial"/>
                         <w:color w:val="1155CC"/>
                         <w:u w:val="single"/>
                       </w:rPr>
@@ -410,7 +410,7 @@
                       <w:spacing w:before="60" w:line="240" w:lineRule="auto"/>
                       <w:ind w:left="360"/>
                       <w:rPr>
-                        <w:rFonts w:ascii="Arial" w:hAnsi="Arial" w:eastAsia="Arial" w:cs="Arial"/>
+                        <w:rFonts w:ascii="Arial" w:eastAsia="Arial" w:hAnsi="Arial" w:cs="Arial"/>
                         <w:color w:val="1155CC"/>
                         <w:u w:val="single"/>
                       </w:rPr>
@@ -431,7 +431,7 @@
                       <w:spacing w:before="60" w:line="240" w:lineRule="auto"/>
                       <w:ind w:left="360"/>
                       <w:rPr>
-                        <w:rFonts w:ascii="Arial" w:hAnsi="Arial" w:eastAsia="Arial" w:cs="Arial"/>
+                        <w:rFonts w:ascii="Arial" w:eastAsia="Arial" w:hAnsi="Arial" w:cs="Arial"/>
                         <w:color w:val="1155CC"/>
                         <w:u w:val="single"/>
                       </w:rPr>
@@ -451,7 +451,7 @@
                       <w:widowControl w:val="0"/>
                       <w:spacing w:before="60" w:line="240" w:lineRule="auto"/>
                       <w:rPr>
-                        <w:rFonts w:ascii="Arial" w:hAnsi="Arial" w:eastAsia="Arial" w:cs="Arial"/>
+                        <w:rFonts w:ascii="Arial" w:eastAsia="Arial" w:hAnsi="Arial" w:cs="Arial"/>
                         <w:color w:val="1155CC"/>
                         <w:u w:val="single"/>
                       </w:rPr>
@@ -459,7 +459,7 @@
                     <w:hyperlink w:anchor="_heading=h.olce4p7bwd9z">
                       <w:r>
                         <w:rPr>
-                          <w:rFonts w:ascii="Arial" w:hAnsi="Arial" w:eastAsia="Arial" w:cs="Arial"/>
+                          <w:rFonts w:ascii="Arial" w:eastAsia="Arial" w:hAnsi="Arial" w:cs="Arial"/>
                           <w:color w:val="1155CC"/>
                           <w:u w:val="single"/>
                         </w:rPr>
@@ -472,7 +472,7 @@
                       <w:widowControl w:val="0"/>
                       <w:spacing w:before="60" w:line="240" w:lineRule="auto"/>
                       <w:rPr>
-                        <w:rFonts w:ascii="Arial" w:hAnsi="Arial" w:eastAsia="Arial" w:cs="Arial"/>
+                        <w:rFonts w:ascii="Arial" w:eastAsia="Arial" w:hAnsi="Arial" w:cs="Arial"/>
                         <w:color w:val="1155CC"/>
                         <w:u w:val="single"/>
                       </w:rPr>
@@ -480,7 +480,7 @@
                     <w:hyperlink w:anchor="_heading=h.puhb0own9wdp">
                       <w:r>
                         <w:rPr>
-                          <w:rFonts w:ascii="Arial" w:hAnsi="Arial" w:eastAsia="Arial" w:cs="Arial"/>
+                          <w:rFonts w:ascii="Arial" w:eastAsia="Arial" w:hAnsi="Arial" w:cs="Arial"/>
                           <w:color w:val="1155CC"/>
                           <w:u w:val="single"/>
                         </w:rPr>
@@ -493,7 +493,7 @@
                       <w:widowControl w:val="0"/>
                       <w:spacing w:before="60" w:line="240" w:lineRule="auto"/>
                       <w:rPr>
-                        <w:rFonts w:ascii="Arial" w:hAnsi="Arial" w:eastAsia="Arial" w:cs="Arial"/>
+                        <w:rFonts w:ascii="Arial" w:eastAsia="Arial" w:hAnsi="Arial" w:cs="Arial"/>
                         <w:color w:val="1155CC"/>
                         <w:u w:val="single"/>
                       </w:rPr>
@@ -514,7 +514,7 @@
                       <w:spacing w:before="60" w:line="240" w:lineRule="auto"/>
                       <w:ind w:left="0"/>
                       <w:rPr>
-                        <w:rFonts w:ascii="Arial" w:hAnsi="Arial" w:eastAsia="Arial" w:cs="Arial"/>
+                        <w:rFonts w:ascii="Arial" w:eastAsia="Arial" w:hAnsi="Arial" w:cs="Arial"/>
                         <w:color w:val="1155CC"/>
                         <w:u w:val="single"/>
                       </w:rPr>
@@ -522,7 +522,7 @@
                     <w:hyperlink w:anchor="_heading=h.unzmybdbgbo">
                       <w:r>
                         <w:rPr>
-                          <w:rFonts w:ascii="Arial" w:hAnsi="Arial" w:eastAsia="Arial" w:cs="Arial"/>
+                          <w:rFonts w:ascii="Arial" w:eastAsia="Arial" w:hAnsi="Arial" w:cs="Arial"/>
                           <w:color w:val="1155CC"/>
                           <w:u w:val="single"/>
                         </w:rPr>
@@ -536,7 +536,7 @@
                       <w:spacing w:before="60" w:line="240" w:lineRule="auto"/>
                       <w:ind w:left="360"/>
                       <w:rPr>
-                        <w:rFonts w:ascii="Arial" w:hAnsi="Arial" w:eastAsia="Arial" w:cs="Arial"/>
+                        <w:rFonts w:ascii="Arial" w:eastAsia="Arial" w:hAnsi="Arial" w:cs="Arial"/>
                         <w:color w:val="1155CC"/>
                         <w:u w:val="single"/>
                       </w:rPr>
@@ -544,7 +544,7 @@
                     <w:hyperlink w:anchor="_heading=h.42vtkf2reqf">
                       <w:r>
                         <w:rPr>
-                          <w:rFonts w:ascii="Arial" w:hAnsi="Arial" w:eastAsia="Arial" w:cs="Arial"/>
+                          <w:rFonts w:ascii="Arial" w:eastAsia="Arial" w:hAnsi="Arial" w:cs="Arial"/>
                           <w:color w:val="1155CC"/>
                           <w:u w:val="single"/>
                         </w:rPr>
@@ -579,7 +579,7 @@
           <w:u w:val="single"/>
         </w:rPr>
       </w:pPr>
-      <w:bookmarkStart w:name="_heading=h.vtswxfg7adb3" w:colFirst="0" w:colLast="0" w:id="1"/>
+      <w:bookmarkStart w:id="1" w:name="_heading=h.vtswxfg7adb3" w:colFirst="0" w:colLast="0"/>
       <w:bookmarkEnd w:id="1"/>
       <w:r>
         <w:t>Part 1: Explore and Explain</w:t>
@@ -612,6 +612,7 @@
         <w:rPr>
           <w:lang w:val="en-US"/>
         </w:rPr>
+        <w:lastRenderedPageBreak/>
         <w:t xml:space="preserve">Go back to the lectures and the code I had you explore in class. </w:t>
       </w:r>
     </w:p>
@@ -730,21 +731,7 @@
         <w:rPr>
           <w:lang w:val="en-US"/>
         </w:rPr>
-        <w:t xml:space="preserve">Sentinel values and </w:t>
-      </w:r>
-      <w:proofErr w:type="spellStart"/>
-      <w:r>
-        <w:rPr>
-          <w:lang w:val="en-US"/>
-        </w:rPr>
-        <w:t>boolean</w:t>
-      </w:r>
-      <w:proofErr w:type="spellEnd"/>
-      <w:r>
-        <w:rPr>
-          <w:lang w:val="en-US"/>
-        </w:rPr>
-        <w:t xml:space="preserve"> flags</w:t>
+        <w:t>Sentinel values and boolean flags</w:t>
       </w:r>
     </w:p>
     <w:p>
@@ -870,7 +857,7 @@
       <w:pPr>
         <w:pStyle w:val="Heading1"/>
       </w:pPr>
-      <w:bookmarkStart w:name="_heading=h.c6d4zgkpekmk" w:colFirst="0" w:colLast="0" w:id="2"/>
+      <w:bookmarkStart w:id="2" w:name="_heading=h.c6d4zgkpekmk" w:colFirst="0" w:colLast="0"/>
       <w:bookmarkEnd w:id="2"/>
       <w:r>
         <w:t>Part 2: Apply</w:t>
@@ -919,7 +906,7 @@
       <w:pPr>
         <w:pStyle w:val="Heading2"/>
       </w:pPr>
-      <w:bookmarkStart w:name="_heading=h.htmd6sx8law" w:colFirst="0" w:colLast="0" w:id="3"/>
+      <w:bookmarkStart w:id="3" w:name="_heading=h.htmd6sx8law" w:colFirst="0" w:colLast="0"/>
       <w:bookmarkEnd w:id="3"/>
       <w:r>
         <w:t>2.1 Calculate Sum</w:t>
@@ -937,12 +924,12 @@
         <w:tblW w:w="8640" w:type="dxa"/>
         <w:tblInd w:w="720" w:type="dxa"/>
         <w:tblBorders>
-          <w:top w:val="single" w:color="000000" w:sz="8" w:space="0"/>
-          <w:left w:val="single" w:color="000000" w:sz="8" w:space="0"/>
-          <w:bottom w:val="single" w:color="000000" w:sz="8" w:space="0"/>
-          <w:right w:val="single" w:color="000000" w:sz="8" w:space="0"/>
-          <w:insideH w:val="single" w:color="000000" w:sz="8" w:space="0"/>
-          <w:insideV w:val="single" w:color="000000" w:sz="8" w:space="0"/>
+          <w:top w:val="single" w:sz="8" w:space="0" w:color="000000"/>
+          <w:left w:val="single" w:sz="8" w:space="0" w:color="000000"/>
+          <w:bottom w:val="single" w:sz="8" w:space="0" w:color="000000"/>
+          <w:right w:val="single" w:sz="8" w:space="0" w:color="000000"/>
+          <w:insideH w:val="single" w:sz="8" w:space="0" w:color="000000"/>
+          <w:insideV w:val="single" w:sz="8" w:space="0" w:color="000000"/>
         </w:tblBorders>
         <w:tblLayout w:type="fixed"/>
         <w:tblLook w:val="0600" w:firstRow="0" w:lastRow="0" w:firstColumn="0" w:lastColumn="0" w:noHBand="1" w:noVBand="1"/>
@@ -971,21 +958,7 @@
               <w:rPr>
                 <w:lang w:val="en-US"/>
               </w:rPr>
-              <w:t xml:space="preserve">1. Write test cases to find the sum of the numbers 1 to a max. For example if max is 4 </w:t>
-            </w:r>
-            <w:proofErr w:type="spellStart"/>
-            <w:r>
-              <w:rPr>
-                <w:lang w:val="en-US"/>
-              </w:rPr>
-              <w:t>then</w:t>
-            </w:r>
-            <w:proofErr w:type="spellEnd"/>
-            <w:r>
-              <w:rPr>
-                <w:lang w:val="en-US"/>
-              </w:rPr>
-              <w:t xml:space="preserve"> the sum is 10 because 1+2+3 + 4 = 10</w:t>
+              <w:t>1. Write test cases to find the sum of the numbers 1 to a max. For example if max is 4 then the sum is 10 because 1+2+3 + 4 = 10</w:t>
             </w:r>
           </w:p>
           <w:p>
@@ -1032,12 +1005,12 @@
               <w:tblW w:w="7995" w:type="dxa"/>
               <w:tblInd w:w="0" w:type="dxa"/>
               <w:tblBorders>
-                <w:top w:val="single" w:color="000000" w:sz="8" w:space="0"/>
-                <w:left w:val="single" w:color="000000" w:sz="8" w:space="0"/>
-                <w:bottom w:val="single" w:color="000000" w:sz="8" w:space="0"/>
-                <w:right w:val="single" w:color="000000" w:sz="8" w:space="0"/>
-                <w:insideH w:val="single" w:color="000000" w:sz="8" w:space="0"/>
-                <w:insideV w:val="single" w:color="000000" w:sz="8" w:space="0"/>
+                <w:top w:val="single" w:sz="8" w:space="0" w:color="000000"/>
+                <w:left w:val="single" w:sz="8" w:space="0" w:color="000000"/>
+                <w:bottom w:val="single" w:sz="8" w:space="0" w:color="000000"/>
+                <w:right w:val="single" w:sz="8" w:space="0" w:color="000000"/>
+                <w:insideH w:val="single" w:sz="8" w:space="0" w:color="000000"/>
+                <w:insideV w:val="single" w:sz="8" w:space="0" w:color="000000"/>
               </w:tblBorders>
               <w:tblLayout w:type="fixed"/>
               <w:tblLook w:val="0600" w:firstRow="0" w:lastRow="0" w:firstColumn="0" w:lastColumn="0" w:noHBand="1" w:noVBand="1"/>
@@ -1159,6 +1132,7 @@
                     <w:ind w:left="0"/>
                   </w:pPr>
                   <w:r>
+                    <w:lastRenderedPageBreak/>
                     <w:t>max = 4</w:t>
                   </w:r>
                 </w:p>
@@ -1588,7 +1562,6 @@
               </w:rPr>
               <w:t xml:space="preserve">Method Name using verbs: </w:t>
             </w:r>
-            <w:proofErr w:type="spellStart"/>
             <w:r>
               <w:rPr>
                 <w:shd w:val="clear" w:color="auto" w:fill="D9EAD3"/>
@@ -1596,7 +1569,6 @@
               </w:rPr>
               <w:t>calculateSum</w:t>
             </w:r>
-            <w:proofErr w:type="spellEnd"/>
           </w:p>
           <w:p>
             <w:pPr>
@@ -1691,39 +1663,7 @@
                 <w:shd w:val="clear" w:color="auto" w:fill="D9EAD3"/>
                 <w:lang w:val="en-US"/>
               </w:rPr>
-              <w:t xml:space="preserve">int </w:t>
-            </w:r>
-            <w:proofErr w:type="spellStart"/>
-            <w:r>
-              <w:rPr>
-                <w:shd w:val="clear" w:color="auto" w:fill="D9EAD3"/>
-                <w:lang w:val="en-US"/>
-              </w:rPr>
-              <w:t>CalculateSum</w:t>
-            </w:r>
-            <w:proofErr w:type="spellEnd"/>
-            <w:r>
-              <w:rPr>
-                <w:shd w:val="clear" w:color="auto" w:fill="D9EAD3"/>
-                <w:lang w:val="en-US"/>
-              </w:rPr>
-              <w:t xml:space="preserve">(int </w:t>
-            </w:r>
-            <w:proofErr w:type="spellStart"/>
-            <w:r>
-              <w:rPr>
-                <w:shd w:val="clear" w:color="auto" w:fill="D9EAD3"/>
-                <w:lang w:val="en-US"/>
-              </w:rPr>
-              <w:t>currentMax</w:t>
-            </w:r>
-            <w:proofErr w:type="spellEnd"/>
-            <w:r>
-              <w:rPr>
-                <w:shd w:val="clear" w:color="auto" w:fill="D9EAD3"/>
-                <w:lang w:val="en-US"/>
-              </w:rPr>
-              <w:t>)</w:t>
+              <w:t>int CalculateSum(int currentMax)</w:t>
             </w:r>
           </w:p>
         </w:tc>
@@ -1747,6 +1687,7 @@
               <w:ind w:left="0"/>
             </w:pPr>
             <w:r>
+              <w:lastRenderedPageBreak/>
               <w:t>2. Design your algorithm to solve the problem.</w:t>
             </w:r>
           </w:p>
@@ -1939,21 +1880,7 @@
               <w:rPr>
                 <w:lang w:val="en-US"/>
               </w:rPr>
-              <w:t xml:space="preserve">What must be passed to the </w:t>
-            </w:r>
-            <w:proofErr w:type="spellStart"/>
-            <w:r>
-              <w:rPr>
-                <w:lang w:val="en-US"/>
-              </w:rPr>
-              <w:t>calculateSum</w:t>
-            </w:r>
-            <w:proofErr w:type="spellEnd"/>
-            <w:r>
-              <w:rPr>
-                <w:lang w:val="en-US"/>
-              </w:rPr>
-              <w:t xml:space="preserve"> method?</w:t>
+              <w:t>What must be passed to the calculateSum method?</w:t>
             </w:r>
           </w:p>
           <w:p>
@@ -1986,21 +1913,7 @@
               <w:rPr>
                 <w:lang w:val="en-US"/>
               </w:rPr>
-              <w:t xml:space="preserve">What is returned to main when the </w:t>
-            </w:r>
-            <w:proofErr w:type="spellStart"/>
-            <w:r>
-              <w:rPr>
-                <w:lang w:val="en-US"/>
-              </w:rPr>
-              <w:t>calculateSum</w:t>
-            </w:r>
-            <w:proofErr w:type="spellEnd"/>
-            <w:r>
-              <w:rPr>
-                <w:lang w:val="en-US"/>
-              </w:rPr>
-              <w:t xml:space="preserve"> method completes?</w:t>
+              <w:t>What is returned to main when the calculateSum method completes?</w:t>
             </w:r>
           </w:p>
           <w:p>
@@ -2055,6 +1968,7 @@
               <w:ind w:left="0"/>
             </w:pPr>
             <w:r>
+              <w:lastRenderedPageBreak/>
               <w:t>4. Write the code in Eclipse and test it. Use the debugger to see what the code is doing. Remember to commit and push.</w:t>
             </w:r>
           </w:p>
@@ -2248,21 +2162,7 @@
               <w:rPr>
                 <w:lang w:val="en-US"/>
               </w:rPr>
-              <w:t xml:space="preserve">When the </w:t>
-            </w:r>
-            <w:proofErr w:type="spellStart"/>
-            <w:r>
-              <w:rPr>
-                <w:lang w:val="en-US"/>
-              </w:rPr>
-              <w:t>calculateSum</w:t>
-            </w:r>
-            <w:proofErr w:type="spellEnd"/>
-            <w:r>
-              <w:rPr>
-                <w:lang w:val="en-US"/>
-              </w:rPr>
-              <w:t xml:space="preserve"> method is called, what happens in memory? </w:t>
+              <w:t xml:space="preserve">When the calculateSum method is called, what happens in memory? </w:t>
             </w:r>
           </w:p>
           <w:p>
@@ -2291,21 +2191,7 @@
               <w:rPr>
                 <w:lang w:val="en-US"/>
               </w:rPr>
-              <w:t xml:space="preserve">What are the local variables in the </w:t>
-            </w:r>
-            <w:proofErr w:type="spellStart"/>
-            <w:r>
-              <w:rPr>
-                <w:lang w:val="en-US"/>
-              </w:rPr>
-              <w:t>calculateSum</w:t>
-            </w:r>
-            <w:proofErr w:type="spellEnd"/>
-            <w:r>
-              <w:rPr>
-                <w:lang w:val="en-US"/>
-              </w:rPr>
-              <w:t xml:space="preserve"> method?</w:t>
+              <w:t>What are the local variables in the calculateSum method?</w:t>
             </w:r>
           </w:p>
           <w:p>
@@ -2382,21 +2268,7 @@
               <w:rPr>
                 <w:lang w:val="en-US"/>
               </w:rPr>
-              <w:t xml:space="preserve">Why would changing the </w:t>
-            </w:r>
-            <w:proofErr w:type="spellStart"/>
-            <w:r>
-              <w:rPr>
-                <w:lang w:val="en-US"/>
-              </w:rPr>
-              <w:t>currentMax</w:t>
-            </w:r>
-            <w:proofErr w:type="spellEnd"/>
-            <w:r>
-              <w:rPr>
-                <w:lang w:val="en-US"/>
-              </w:rPr>
-              <w:t xml:space="preserve"> parameter value  inside the method not </w:t>
+              <w:t xml:space="preserve">Why would changing the currentMax parameter value  inside the method not </w:t>
             </w:r>
           </w:p>
           <w:p>
@@ -2461,21 +2333,7 @@
               <w:rPr>
                 <w:lang w:val="en-US"/>
               </w:rPr>
-              <w:t xml:space="preserve">When the </w:t>
-            </w:r>
-            <w:proofErr w:type="spellStart"/>
-            <w:r>
-              <w:rPr>
-                <w:lang w:val="en-US"/>
-              </w:rPr>
-              <w:t>calculateSum</w:t>
-            </w:r>
-            <w:proofErr w:type="spellEnd"/>
-            <w:r>
-              <w:rPr>
-                <w:lang w:val="en-US"/>
-              </w:rPr>
-              <w:t xml:space="preserve"> method finishes, what happens to its local variables?</w:t>
+              <w:t>When the calculateSum method finishes, what happens to its local variables?</w:t>
             </w:r>
           </w:p>
           <w:p>
@@ -2511,6 +2369,7 @@
               <w:ind w:left="0"/>
             </w:pPr>
             <w:r>
+              <w:lastRenderedPageBreak/>
               <w:t>When the main method finishes, what happens to its local variables?</w:t>
             </w:r>
           </w:p>
@@ -2558,6 +2417,7 @@
               <w:rPr>
                 <w:lang w:val="en-US"/>
               </w:rPr>
+              <w:lastRenderedPageBreak/>
               <w:t>Draw the stages of what happens when calling this method from main.</w:t>
             </w:r>
           </w:p>
@@ -2770,9 +2630,10 @@
       <w:pPr>
         <w:pStyle w:val="Heading2"/>
       </w:pPr>
-      <w:bookmarkStart w:name="_heading=h.obozhxy0jpif" w:colFirst="0" w:colLast="0" w:id="4"/>
+      <w:bookmarkStart w:id="4" w:name="_heading=h.obozhxy0jpif" w:colFirst="0" w:colLast="0"/>
       <w:bookmarkEnd w:id="4"/>
       <w:r>
+        <w:lastRenderedPageBreak/>
         <w:t>2.2 Software Development Life Cycle</w:t>
       </w:r>
     </w:p>
@@ -2790,7 +2651,7 @@
         </w:rPr>
         <w:t xml:space="preserve">Follow </w:t>
       </w:r>
-      <w:hyperlink w:anchor="slide=id.g38ec2b9932b_0_47" r:id="rId13">
+      <w:hyperlink r:id="rId13" w:anchor="slide=id.g38ec2b9932b_0_47">
         <w:r>
           <w:rPr>
             <w:b/>
@@ -2897,7 +2758,7 @@
       <w:pPr>
         <w:pStyle w:val="Heading3"/>
       </w:pPr>
-      <w:bookmarkStart w:name="_heading=h.olce4p7bwd9z" w:colFirst="0" w:colLast="0" w:id="5"/>
+      <w:bookmarkStart w:id="5" w:name="_heading=h.olce4p7bwd9z" w:colFirst="0" w:colLast="0"/>
       <w:bookmarkEnd w:id="5"/>
       <w:r>
         <w:t>Requirements: User Stories and Acceptance Criteria</w:t>
@@ -2939,34 +2800,20 @@
         <w:tblW w:w="8640" w:type="dxa"/>
         <w:tblInd w:w="720" w:type="dxa"/>
         <w:tblBorders>
-          <w:top w:val="single" w:color="000000" w:sz="8" w:space="0"/>
-          <w:left w:val="single" w:color="000000" w:sz="8" w:space="0"/>
-          <w:bottom w:val="single" w:color="000000" w:sz="8" w:space="0"/>
-          <w:right w:val="single" w:color="000000" w:sz="8" w:space="0"/>
-          <w:insideH w:val="single" w:color="000000" w:sz="8" w:space="0"/>
-          <w:insideV w:val="single" w:color="000000" w:sz="8" w:space="0"/>
+          <w:top w:val="single" w:sz="8" w:space="0" w:color="000000"/>
+          <w:left w:val="single" w:sz="8" w:space="0" w:color="000000"/>
+          <w:bottom w:val="single" w:sz="8" w:space="0" w:color="000000"/>
+          <w:right w:val="single" w:sz="8" w:space="0" w:color="000000"/>
+          <w:insideH w:val="single" w:sz="8" w:space="0" w:color="000000"/>
+          <w:insideV w:val="single" w:sz="8" w:space="0" w:color="000000"/>
         </w:tblBorders>
         <w:tblLayout w:type="fixed"/>
-        <w:tblCellMar>
-          <w:top w:w="0" w:type="dxa"/>
-          <w:left w:w="0" w:type="dxa"/>
-          <w:bottom w:w="0" w:type="dxa"/>
-          <w:right w:w="0" w:type="dxa"/>
-        </w:tblCellMar>
         <w:tblLook w:val="0600" w:firstRow="0" w:lastRow="0" w:firstColumn="0" w:lastColumn="0" w:noHBand="1" w:noVBand="1"/>
       </w:tblPr>
       <w:tblGrid>
         <w:gridCol w:w="8640"/>
       </w:tblGrid>
       <w:tr>
-        <w:tblPrEx>
-          <w:tblCellMar>
-            <w:top w:w="0" w:type="dxa"/>
-            <w:left w:w="0" w:type="dxa"/>
-            <w:bottom w:w="0" w:type="dxa"/>
-            <w:right w:w="0" w:type="dxa"/>
-          </w:tblCellMar>
-        </w:tblPrEx>
         <w:tc>
           <w:tcPr>
             <w:tcW w:w="8640" w:type="dxa"/>
@@ -2982,9 +2829,6 @@
               <w:tag w:val="goog_rdk_3"/>
               <w:id w:val="969356221"/>
               <w:lock w:val="contentLocked"/>
-              <w:placeholder>
-                <w:docPart w:val="DefaultPlaceholder_1081868574"/>
-              </w:placeholder>
             </w:sdtPr>
             <w:sdtContent>
               <w:p>
@@ -3062,34 +2906,18 @@
     <w:p>
       <w:pPr>
         <w:rPr>
-          <w:b w:val="1"/>
-          <w:bCs w:val="1"/>
+          <w:b/>
+          <w:bCs/>
           <w:lang w:val="en-US"/>
         </w:rPr>
       </w:pPr>
       <w:r>
         <w:rPr>
-          <w:b w:val="1"/>
-          <w:bCs w:val="1"/>
+          <w:b/>
+          <w:bCs/>
           <w:lang w:val="en-US"/>
         </w:rPr>
-        <w:t xml:space="preserve">User Story 2: </w:t>
-      </w:r>
-      <w:r>
-        <w:rPr>
-          <w:b w:val="1"/>
-          <w:bCs w:val="1"/>
-          <w:lang w:val="en-US"/>
-        </w:rPr>
-        <w:t>Validate</w:t>
-      </w:r>
-      <w:r>
-        <w:rPr>
-          <w:b w:val="1"/>
-          <w:bCs w:val="1"/>
-          <w:lang w:val="en-US"/>
-        </w:rPr>
-        <w:t xml:space="preserve"> Athlete height and weight</w:t>
+        <w:t>User Story 2: Validate Athlete height and weight</w:t>
       </w:r>
     </w:p>
     <w:p>
@@ -3103,25 +2931,12 @@
           <w:ilvl w:val="0"/>
           <w:numId w:val="2"/>
         </w:numPr>
-        <w:rPr/>
       </w:pPr>
       <w:r>
         <w:rPr>
           <w:lang w:val="en-US"/>
         </w:rPr>
-        <w:t xml:space="preserve">Weight and height can </w:t>
-      </w:r>
-      <w:r>
-        <w:rPr>
-          <w:lang w:val="en-US"/>
-        </w:rPr>
-        <w:t>contain</w:t>
-      </w:r>
-      <w:r>
-        <w:rPr>
-          <w:lang w:val="en-US"/>
-        </w:rPr>
-        <w:t xml:space="preserve"> decimal values</w:t>
+        <w:t>Weight and height can contain decimal values</w:t>
       </w:r>
     </w:p>
     <w:p>
@@ -3166,13 +2981,7 @@
         <w:rPr>
           <w:lang w:val="en-US"/>
         </w:rPr>
-        <w:t xml:space="preserve">As a trainer, I want the program to calculate each athlete’s </w:t>
-      </w:r>
-      <w:r>
-        <w:rPr>
-          <w:lang w:val="en-US"/>
-        </w:rPr>
-        <w:t>BMI .</w:t>
+        <w:t>As a trainer, I want the program to calculate each athlete’s BMI .</w:t>
       </w:r>
     </w:p>
     <w:p>
@@ -3204,6 +3013,7 @@
     </w:p>
     <w:p>
       <w:r>
+        <w:lastRenderedPageBreak/>
         <w:t>As a trainer, I want the program to display each athlete’s BMI so that I can review individual results.</w:t>
       </w:r>
     </w:p>
@@ -3229,25 +3039,12 @@
           <w:ilvl w:val="0"/>
           <w:numId w:val="1"/>
         </w:numPr>
-        <w:rPr/>
       </w:pPr>
       <w:r>
         <w:rPr>
           <w:lang w:val="en-US"/>
         </w:rPr>
-        <w:t xml:space="preserve">If the BMI </w:t>
-      </w:r>
-      <w:r>
-        <w:rPr>
-          <w:lang w:val="en-US"/>
-        </w:rPr>
-        <w:t>indicates</w:t>
-      </w:r>
-      <w:r>
-        <w:rPr>
-          <w:lang w:val="en-US"/>
-        </w:rPr>
-        <w:t xml:space="preserve"> underweight (BMI &lt;18.5) display message “Needs Review”</w:t>
+        <w:t>If the BMI indicates underweight (BMI &lt;18.5) display message “Needs Review”</w:t>
       </w:r>
     </w:p>
     <w:p>
@@ -3287,37 +3084,12 @@
           <w:ilvl w:val="0"/>
           <w:numId w:val="1"/>
         </w:numPr>
-        <w:rPr/>
       </w:pPr>
       <w:r>
         <w:rPr>
           <w:lang w:val="en-US"/>
         </w:rPr>
-        <w:t>Check that valid data has been entered: ‘y</w:t>
-      </w:r>
-      <w:r>
-        <w:rPr>
-          <w:lang w:val="en-US"/>
-        </w:rPr>
-        <w:t>’,</w:t>
-      </w:r>
-      <w:r>
-        <w:rPr>
-          <w:lang w:val="en-US"/>
-        </w:rPr>
-        <w:t xml:space="preserve"> ‘Y</w:t>
-      </w:r>
-      <w:r>
-        <w:rPr>
-          <w:lang w:val="en-US"/>
-        </w:rPr>
-        <w:t>’,</w:t>
-      </w:r>
-      <w:r>
-        <w:rPr>
-          <w:lang w:val="en-US"/>
-        </w:rPr>
-        <w:t xml:space="preserve"> ‘N’ or ‘n’ </w:t>
+        <w:t xml:space="preserve">Check that valid data has been entered: ‘y’, ‘Y’, ‘N’ or ‘n’ </w:t>
       </w:r>
     </w:p>
     <w:p>
@@ -3348,25 +3120,12 @@
           <w:ilvl w:val="1"/>
           <w:numId w:val="1"/>
         </w:numPr>
-        <w:rPr/>
       </w:pPr>
       <w:r>
         <w:rPr>
           <w:lang w:val="en-US"/>
         </w:rPr>
-        <w:t xml:space="preserve">‘n’ or ‘N’ Display the number of athletes that entered and end the program. For </w:t>
-      </w:r>
-      <w:r>
-        <w:rPr>
-          <w:lang w:val="en-US"/>
-        </w:rPr>
-        <w:t>example</w:t>
-      </w:r>
-      <w:r>
-        <w:rPr>
-          <w:lang w:val="en-US"/>
-        </w:rPr>
-        <w:t xml:space="preserve"> “4 athlete calculations were completed.</w:t>
+        <w:t>‘n’ or ‘N’ Display the number of athletes that entered and end the program. For example “4 athlete calculations were completed.</w:t>
       </w:r>
     </w:p>
     <w:p>
@@ -3385,7 +3144,7 @@
       <w:pPr>
         <w:pStyle w:val="Heading3"/>
       </w:pPr>
-      <w:bookmarkStart w:name="_heading=h.puhb0own9wdp" w:colFirst="0" w:colLast="0" w:id="6"/>
+      <w:bookmarkStart w:id="6" w:name="_heading=h.puhb0own9wdp" w:colFirst="0" w:colLast="0"/>
       <w:bookmarkEnd w:id="6"/>
       <w:r>
         <w:t>Part 1: Break Into Tasks</w:t>
@@ -3398,34 +3157,20 @@
         <w:tblW w:w="8640" w:type="dxa"/>
         <w:tblInd w:w="720" w:type="dxa"/>
         <w:tblBorders>
-          <w:top w:val="single" w:color="000000" w:sz="8" w:space="0"/>
-          <w:left w:val="single" w:color="000000" w:sz="8" w:space="0"/>
-          <w:bottom w:val="single" w:color="000000" w:sz="8" w:space="0"/>
-          <w:right w:val="single" w:color="000000" w:sz="8" w:space="0"/>
-          <w:insideH w:val="single" w:color="000000" w:sz="8" w:space="0"/>
-          <w:insideV w:val="single" w:color="000000" w:sz="8" w:space="0"/>
+          <w:top w:val="single" w:sz="8" w:space="0" w:color="000000"/>
+          <w:left w:val="single" w:sz="8" w:space="0" w:color="000000"/>
+          <w:bottom w:val="single" w:sz="8" w:space="0" w:color="000000"/>
+          <w:right w:val="single" w:sz="8" w:space="0" w:color="000000"/>
+          <w:insideH w:val="single" w:sz="8" w:space="0" w:color="000000"/>
+          <w:insideV w:val="single" w:sz="8" w:space="0" w:color="000000"/>
         </w:tblBorders>
         <w:tblLayout w:type="fixed"/>
-        <w:tblCellMar>
-          <w:top w:w="0" w:type="dxa"/>
-          <w:left w:w="0" w:type="dxa"/>
-          <w:bottom w:w="0" w:type="dxa"/>
-          <w:right w:w="0" w:type="dxa"/>
-        </w:tblCellMar>
         <w:tblLook w:val="0600" w:firstRow="0" w:lastRow="0" w:firstColumn="0" w:lastColumn="0" w:noHBand="1" w:noVBand="1"/>
       </w:tblPr>
       <w:tblGrid>
         <w:gridCol w:w="8640"/>
       </w:tblGrid>
       <w:tr>
-        <w:tblPrEx>
-          <w:tblCellMar>
-            <w:top w:w="0" w:type="dxa"/>
-            <w:left w:w="0" w:type="dxa"/>
-            <w:bottom w:w="0" w:type="dxa"/>
-            <w:right w:w="0" w:type="dxa"/>
-          </w:tblCellMar>
-        </w:tblPrEx>
         <w:tc>
           <w:tcPr>
             <w:tcW w:w="8640" w:type="dxa"/>
@@ -3504,13 +3249,7 @@
               <w:rPr>
                 <w:lang w:val="en-US"/>
               </w:rPr>
-              <w:t xml:space="preserve">Calculate </w:t>
-            </w:r>
-            <w:r>
-              <w:rPr>
-                <w:lang w:val="en-US"/>
-              </w:rPr>
-              <w:t>bmi</w:t>
+              <w:t>Calculate bmi</w:t>
             </w:r>
           </w:p>
           <w:p>
@@ -3549,14 +3288,6 @@
         </w:tc>
       </w:tr>
       <w:tr>
-        <w:tblPrEx>
-          <w:tblCellMar>
-            <w:top w:w="0" w:type="dxa"/>
-            <w:left w:w="0" w:type="dxa"/>
-            <w:bottom w:w="0" w:type="dxa"/>
-            <w:right w:w="0" w:type="dxa"/>
-          </w:tblCellMar>
-        </w:tblPrEx>
         <w:tc>
           <w:tcPr>
             <w:tcW w:w="8640" w:type="dxa"/>
@@ -3572,34 +3303,18 @@
             <w:pPr>
               <w:ind w:left="0"/>
               <w:rPr>
-                <w:b w:val="1"/>
-                <w:bCs w:val="1"/>
-                <w:lang w:val="en-US"/>
-              </w:rPr>
-            </w:pPr>
-            <w:r>
-              <w:rPr>
-                <w:b w:val="1"/>
-                <w:bCs w:val="1"/>
-                <w:lang w:val="en-US"/>
-              </w:rPr>
-              <w:t xml:space="preserve">What tasks </w:t>
-            </w:r>
-            <w:r>
-              <w:rPr>
-                <w:b w:val="1"/>
-                <w:bCs w:val="1"/>
-                <w:lang w:val="en-US"/>
-              </w:rPr>
-              <w:t>use</w:t>
-            </w:r>
-            <w:r>
-              <w:rPr>
-                <w:b w:val="1"/>
-                <w:bCs w:val="1"/>
-                <w:lang w:val="en-US"/>
-              </w:rPr>
-              <w:t xml:space="preserve"> the same algorithm and data type? </w:t>
+                <w:b/>
+                <w:bCs/>
+                <w:lang w:val="en-US"/>
+              </w:rPr>
+            </w:pPr>
+            <w:r>
+              <w:rPr>
+                <w:b/>
+                <w:bCs/>
+                <w:lang w:val="en-US"/>
+              </w:rPr>
+              <w:t xml:space="preserve">What tasks use the same algorithm and data type? </w:t>
             </w:r>
           </w:p>
           <w:p>
@@ -3616,19 +3331,7 @@
               <w:rPr>
                 <w:lang w:val="en-US"/>
               </w:rPr>
-              <w:t xml:space="preserve"> </w:t>
-            </w:r>
-            <w:r>
-              <w:rPr>
-                <w:lang w:val="en-US"/>
-              </w:rPr>
-              <w:t>bmi</w:t>
-            </w:r>
-            <w:r>
-              <w:rPr>
-                <w:lang w:val="en-US"/>
-              </w:rPr>
-              <w:t xml:space="preserve"> </w:t>
+              <w:t xml:space="preserve"> bmi </w:t>
             </w:r>
             <w:r>
               <w:rPr>
@@ -3674,14 +3377,6 @@
         </w:tc>
       </w:tr>
       <w:tr>
-        <w:tblPrEx>
-          <w:tblCellMar>
-            <w:top w:w="0" w:type="dxa"/>
-            <w:left w:w="0" w:type="dxa"/>
-            <w:bottom w:w="0" w:type="dxa"/>
-            <w:right w:w="0" w:type="dxa"/>
-          </w:tblCellMar>
-        </w:tblPrEx>
         <w:tc>
           <w:tcPr>
             <w:tcW w:w="8640" w:type="dxa"/>
@@ -3740,13 +3435,7 @@
               <w:rPr>
                 <w:lang w:val="en-US"/>
               </w:rPr>
-              <w:t>Bmi</w:t>
-            </w:r>
-            <w:r>
-              <w:rPr>
-                <w:lang w:val="en-US"/>
-              </w:rPr>
-              <w:t xml:space="preserve"> index as a </w:t>
+              <w:t xml:space="preserve">Bmi index as a </w:t>
             </w:r>
             <w:r>
               <w:rPr>
@@ -3776,7 +3465,7 @@
       <w:pPr>
         <w:pStyle w:val="Heading3"/>
       </w:pPr>
-      <w:bookmarkStart w:name="_heading=h.nvrcu4ktfe26" w:colFirst="0" w:colLast="0" w:id="7"/>
+      <w:bookmarkStart w:id="7" w:name="_heading=h.nvrcu4ktfe26" w:colFirst="0" w:colLast="0"/>
       <w:bookmarkEnd w:id="7"/>
       <w:r>
         <w:t>Part 2: Unit Test Cases, Design Algorithm, Implement, Debug</w:t>
@@ -3889,21 +3578,7 @@
           <w:shd w:val="clear" w:color="auto" w:fill="D9D2E9"/>
           <w:lang w:val="en-US"/>
         </w:rPr>
-        <w:t xml:space="preserve">Handwritten pseudocode for algorithms must be on paper, </w:t>
-      </w:r>
-      <w:r>
-        <w:rPr>
-          <w:shd w:val="clear" w:color="auto" w:fill="D9D2E9"/>
-          <w:lang w:val="en-US"/>
-        </w:rPr>
-        <w:t xml:space="preserve">white board</w:t>
-      </w:r>
-      <w:r>
-        <w:rPr>
-          <w:shd w:val="clear" w:color="auto" w:fill="D9D2E9"/>
-          <w:lang w:val="en-US"/>
-        </w:rPr>
-        <w:t xml:space="preserve"> or tablet for pseudocode to get credit. </w:t>
+        <w:t xml:space="preserve">Handwritten pseudocode for algorithms must be on paper, white board or tablet for pseudocode to get credit. </w:t>
       </w:r>
     </w:p>
     <w:p>
@@ -3912,37 +3587,12 @@
           <w:ilvl w:val="0"/>
           <w:numId w:val="3"/>
         </w:numPr>
-        <w:rPr/>
       </w:pPr>
       <w:r>
         <w:rPr>
           <w:lang w:val="en-US"/>
         </w:rPr>
-        <w:t xml:space="preserve">Implement code and test - Do not worry if you are not able to get all your code </w:t>
-      </w:r>
-      <w:r>
-        <w:rPr>
-          <w:lang w:val="en-US"/>
-        </w:rPr>
-        <w:t>working</w:t>
-      </w:r>
-      <w:r>
-        <w:rPr>
-          <w:lang w:val="en-US"/>
-        </w:rPr>
-        <w:t xml:space="preserve"> but you should have </w:t>
-      </w:r>
-      <w:r>
-        <w:rPr>
-          <w:lang w:val="en-US"/>
-        </w:rPr>
-        <w:t>all of</w:t>
-      </w:r>
-      <w:r>
-        <w:rPr>
-          <w:lang w:val="en-US"/>
-        </w:rPr>
-        <w:t xml:space="preserve"> your test cases and design of algorithms completed.</w:t>
+        <w:t>Implement code and test - Do not worry if you are not able to get all your code working but you should have all of your test cases and design of algorithms completed.</w:t>
       </w:r>
     </w:p>
     <w:p/>
@@ -3962,25 +3612,7 @@
           <w:shd w:val="clear" w:color="auto" w:fill="D9D2E9"/>
           <w:lang w:val="en-US"/>
         </w:rPr>
-        <w:t xml:space="preserve">You can use your work from </w:t>
-      </w:r>
-      <w:r>
-        <w:rPr>
-          <w:sz w:val="24"/>
-          <w:szCs w:val="24"/>
-          <w:shd w:val="clear" w:color="auto" w:fill="D9D2E9"/>
-          <w:lang w:val="en-US"/>
-        </w:rPr>
-        <w:t>previous</w:t>
-      </w:r>
-      <w:r>
-        <w:rPr>
-          <w:sz w:val="24"/>
-          <w:szCs w:val="24"/>
-          <w:shd w:val="clear" w:color="auto" w:fill="D9D2E9"/>
-          <w:lang w:val="en-US"/>
-        </w:rPr>
-        <w:t xml:space="preserve"> guided explorations if you did it correctly when completing the following.</w:t>
+        <w:t>You can use your work from previous guided explorations if you did it correctly when completing the following.</w:t>
       </w:r>
     </w:p>
     <w:p/>
@@ -4005,12 +3637,12 @@
         <w:tblW w:w="8640" w:type="dxa"/>
         <w:tblInd w:w="720" w:type="dxa"/>
         <w:tblBorders>
-          <w:top w:val="single" w:color="000000" w:sz="8" w:space="0"/>
-          <w:left w:val="single" w:color="000000" w:sz="8" w:space="0"/>
-          <w:bottom w:val="single" w:color="000000" w:sz="8" w:space="0"/>
-          <w:right w:val="single" w:color="000000" w:sz="8" w:space="0"/>
-          <w:insideH w:val="single" w:color="000000" w:sz="8" w:space="0"/>
-          <w:insideV w:val="single" w:color="000000" w:sz="8" w:space="0"/>
+          <w:top w:val="single" w:sz="8" w:space="0" w:color="000000"/>
+          <w:left w:val="single" w:sz="8" w:space="0" w:color="000000"/>
+          <w:bottom w:val="single" w:sz="8" w:space="0" w:color="000000"/>
+          <w:right w:val="single" w:sz="8" w:space="0" w:color="000000"/>
+          <w:insideH w:val="single" w:sz="8" w:space="0" w:color="000000"/>
+          <w:insideV w:val="single" w:sz="8" w:space="0" w:color="000000"/>
         </w:tblBorders>
         <w:tblLayout w:type="fixed"/>
         <w:tblLook w:val="0600" w:firstRow="0" w:lastRow="0" w:firstColumn="0" w:lastColumn="0" w:noHBand="1" w:noVBand="1"/>
@@ -4043,13 +3675,7 @@
               <w:rPr>
                 <w:lang w:val="en-US"/>
               </w:rPr>
-              <w:t xml:space="preserve">Method Name: </w:t>
-            </w:r>
-            <w:r>
-              <w:rPr>
-                <w:lang w:val="en-US"/>
-              </w:rPr>
-              <w:t>printSummary</w:t>
+              <w:t>Method Name: printSummary</w:t>
             </w:r>
           </w:p>
           <w:p>
@@ -4095,19 +3721,7 @@
               <w:rPr>
                 <w:lang w:val="en-US"/>
               </w:rPr>
-              <w:t xml:space="preserve">Method Signature: public static void </w:t>
-            </w:r>
-            <w:r>
-              <w:rPr>
-                <w:lang w:val="en-US"/>
-              </w:rPr>
-              <w:t>printSummary</w:t>
-            </w:r>
-            <w:r>
-              <w:rPr>
-                <w:lang w:val="en-US"/>
-              </w:rPr>
-              <w:t>()</w:t>
+              <w:t>Method Signature: public static void printSummary()</w:t>
             </w:r>
           </w:p>
           <w:p>
@@ -4140,19 +3754,7 @@
               <w:rPr>
                 <w:lang w:val="en-US"/>
               </w:rPr>
-              <w:t xml:space="preserve">Create a new project called </w:t>
-            </w:r>
-            <w:r>
-              <w:rPr>
-                <w:lang w:val="en-US"/>
-              </w:rPr>
-              <w:t>TrainerProject</w:t>
-            </w:r>
-            <w:r>
-              <w:rPr>
-                <w:lang w:val="en-US"/>
-              </w:rPr>
-              <w:t xml:space="preserve"> </w:t>
+              <w:t xml:space="preserve">Create a new project called TrainerProject </w:t>
             </w:r>
           </w:p>
           <w:p>
@@ -4214,19 +3816,7 @@
               <w:rPr>
                 <w:lang w:val="en-US"/>
               </w:rPr>
-              <w:t xml:space="preserve">Push and put a screenshot below of your code added to the </w:t>
-            </w:r>
-            <w:r>
-              <w:rPr>
-                <w:lang w:val="en-US"/>
-              </w:rPr>
-              <w:t>github</w:t>
-            </w:r>
-            <w:r>
-              <w:rPr>
-                <w:lang w:val="en-US"/>
-              </w:rPr>
-              <w:t xml:space="preserve"> remote server. Do this for every method you add.</w:t>
+              <w:t>Push and put a screenshot below of your code added to the github remote server. Do this for every method you add.</w:t>
             </w:r>
           </w:p>
           <w:p>
@@ -4242,6 +3832,7 @@
               <w:rPr>
                 <w:noProof/>
               </w:rPr>
+              <w:lastRenderedPageBreak/>
               <w:drawing>
                 <wp:inline distT="0" distB="0" distL="0" distR="0" wp14:anchorId="1E0BDF99" wp14:editId="103793A3">
                   <wp:extent cx="5359400" cy="2847340"/>
@@ -4296,12 +3887,12 @@
         <w:tblW w:w="8640" w:type="dxa"/>
         <w:tblInd w:w="720" w:type="dxa"/>
         <w:tblBorders>
-          <w:top w:val="single" w:color="000000" w:sz="8" w:space="0"/>
-          <w:left w:val="single" w:color="000000" w:sz="8" w:space="0"/>
-          <w:bottom w:val="single" w:color="000000" w:sz="8" w:space="0"/>
-          <w:right w:val="single" w:color="000000" w:sz="8" w:space="0"/>
-          <w:insideH w:val="single" w:color="000000" w:sz="8" w:space="0"/>
-          <w:insideV w:val="single" w:color="000000" w:sz="8" w:space="0"/>
+          <w:top w:val="single" w:sz="8" w:space="0" w:color="000000"/>
+          <w:left w:val="single" w:sz="8" w:space="0" w:color="000000"/>
+          <w:bottom w:val="single" w:sz="8" w:space="0" w:color="000000"/>
+          <w:right w:val="single" w:sz="8" w:space="0" w:color="000000"/>
+          <w:insideH w:val="single" w:sz="8" w:space="0" w:color="000000"/>
+          <w:insideV w:val="single" w:sz="8" w:space="0" w:color="000000"/>
         </w:tblBorders>
         <w:tblLayout w:type="fixed"/>
         <w:tblLook w:val="0600" w:firstRow="0" w:lastRow="0" w:firstColumn="0" w:lastColumn="0" w:noHBand="1" w:noVBand="1"/>
@@ -4345,16 +3936,16 @@
               <w:spacing w:line="240" w:lineRule="auto"/>
               <w:ind w:left="0"/>
               <w:rPr>
-                <w:b w:val="1"/>
-                <w:bCs w:val="1"/>
+                <w:b/>
+                <w:bCs/>
                 <w:shd w:val="clear" w:color="auto" w:fill="D9EAD3"/>
                 <w:lang w:val="en-US"/>
               </w:rPr>
             </w:pPr>
             <w:r>
               <w:rPr>
-                <w:b w:val="1"/>
-                <w:bCs w:val="1"/>
+                <w:b/>
+                <w:bCs/>
                 <w:shd w:val="clear" w:color="auto" w:fill="D9EAD3"/>
                 <w:lang w:val="en-US"/>
               </w:rPr>
@@ -4365,21 +3956,7 @@
                 <w:shd w:val="clear" w:color="auto" w:fill="D9EAD3"/>
                 <w:lang w:val="en-US"/>
               </w:rPr>
-              <w:t xml:space="preserve"> Prompt the user for value and </w:t>
-            </w:r>
-            <w:r>
-              <w:rPr>
-                <w:shd w:val="clear" w:color="auto" w:fill="D9EAD3"/>
-                <w:lang w:val="en-US"/>
-              </w:rPr>
-              <w:t xml:space="preserve">repeats</w:t>
-            </w:r>
-            <w:r>
-              <w:rPr>
-                <w:shd w:val="clear" w:color="auto" w:fill="D9EAD3"/>
-                <w:lang w:val="en-US"/>
-              </w:rPr>
-              <w:t xml:space="preserve"> until the user enters a positive integer.</w:t>
+              <w:t xml:space="preserve"> Prompt the user for value and repeats until the user enters a positive integer.</w:t>
             </w:r>
           </w:p>
           <w:p>
@@ -4403,12 +3980,12 @@
               <w:tblW w:w="8415" w:type="dxa"/>
               <w:tblInd w:w="0" w:type="dxa"/>
               <w:tblBorders>
-                <w:top w:val="single" w:color="000000" w:sz="8" w:space="0"/>
-                <w:left w:val="single" w:color="000000" w:sz="8" w:space="0"/>
-                <w:bottom w:val="single" w:color="000000" w:sz="8" w:space="0"/>
-                <w:right w:val="single" w:color="000000" w:sz="8" w:space="0"/>
-                <w:insideH w:val="single" w:color="000000" w:sz="8" w:space="0"/>
-                <w:insideV w:val="single" w:color="000000" w:sz="8" w:space="0"/>
+                <w:top w:val="single" w:sz="8" w:space="0" w:color="000000"/>
+                <w:left w:val="single" w:sz="8" w:space="0" w:color="000000"/>
+                <w:bottom w:val="single" w:sz="8" w:space="0" w:color="000000"/>
+                <w:right w:val="single" w:sz="8" w:space="0" w:color="000000"/>
+                <w:insideH w:val="single" w:sz="8" w:space="0" w:color="000000"/>
+                <w:insideV w:val="single" w:sz="8" w:space="0" w:color="000000"/>
               </w:tblBorders>
               <w:tblLayout w:type="fixed"/>
               <w:tblLook w:val="0600" w:firstRow="0" w:lastRow="0" w:firstColumn="0" w:lastColumn="0" w:noHBand="1" w:noVBand="1"/>
@@ -4534,7 +4111,10 @@
                     <w:t xml:space="preserve">If number </w:t>
                   </w:r>
                   <w:r>
-                    <w:t xml:space="preserve">&gt; 1 </w:t>
+                    <w:t xml:space="preserve">&gt; </w:t>
+                  </w:r>
+                  <w:r>
+                    <w:t>0</w:t>
                   </w:r>
                 </w:p>
               </w:tc>
@@ -4673,7 +4253,10 @@
                     <w:ind w:left="0"/>
                   </w:pPr>
                   <w:r>
-                    <w:t>If number is &gt;= 1</w:t>
+                    <w:t xml:space="preserve">If number is &gt;= </w:t>
+                  </w:r>
+                  <w:r>
+                    <w:t>0</w:t>
                   </w:r>
                 </w:p>
               </w:tc>
@@ -4741,19 +4324,7 @@
                     <w:rPr>
                       <w:lang w:val="en-US"/>
                     </w:rPr>
-                    <w:t xml:space="preserve">If </w:t>
-                  </w:r>
-                  <w:r>
-                    <w:rPr>
-                      <w:lang w:val="en-US"/>
-                    </w:rPr>
-                    <w:t>number !</w:t>
-                  </w:r>
-                  <w:r>
-                    <w:rPr>
-                      <w:lang w:val="en-US"/>
-                    </w:rPr>
-                    <w:t>= an number</w:t>
+                    <w:t>If number != an number</w:t>
                   </w:r>
                 </w:p>
               </w:tc>
@@ -4777,19 +4348,7 @@
                     <w:rPr>
                       <w:lang w:val="en-US"/>
                     </w:rPr>
-                    <w:t xml:space="preserve">Number is not valid </w:t>
-                  </w:r>
-                  <w:r>
-                    <w:rPr>
-                      <w:lang w:val="en-US"/>
-                    </w:rPr>
-                    <w:t>plese</w:t>
-                  </w:r>
-                  <w:r>
-                    <w:rPr>
-                      <w:lang w:val="en-US"/>
-                    </w:rPr>
-                    <w:t xml:space="preserve"> enter a new number</w:t>
+                    <w:t>Number is not valid plese enter a new number</w:t>
                   </w:r>
                 </w:p>
               </w:tc>
@@ -4812,42 +4371,19 @@
             </w:pPr>
             <w:r>
               <w:rPr>
-                <w:b w:val="1"/>
-                <w:bCs w:val="1"/>
-                <w:shd w:val="clear" w:color="auto" w:fill="D9EAD3"/>
-                <w:lang w:val="en-US"/>
-              </w:rPr>
-              <w:t xml:space="preserve">Method Name using verbs: </w:t>
-            </w:r>
-            <w:r>
-              <w:rPr>
-                <w:shd w:val="clear" w:color="auto" w:fill="D9EAD3"/>
-                <w:lang w:val="en-US"/>
-              </w:rPr>
-              <w:t>GetPositiveDouble</w:t>
-            </w:r>
-          </w:p>
-          <w:p>
-            <w:pPr>
-              <w:spacing w:line="240" w:lineRule="auto"/>
-              <w:ind w:left="0"/>
-              <w:rPr>
-                <w:shd w:val="clear" w:color="auto" w:fill="D9EAD3"/>
-              </w:rPr>
-            </w:pPr>
-            <w:r>
-              <w:rPr>
                 <w:b/>
                 <w:bCs/>
                 <w:shd w:val="clear" w:color="auto" w:fill="D9EAD3"/>
-              </w:rPr>
-              <w:t xml:space="preserve">Parameters </w:t>
+                <w:lang w:val="en-US"/>
+              </w:rPr>
+              <w:t xml:space="preserve">Method Name using verbs: </w:t>
             </w:r>
             <w:r>
               <w:rPr>
                 <w:shd w:val="clear" w:color="auto" w:fill="D9EAD3"/>
-              </w:rPr>
-              <w:t>Need Scanner object and String to display question prompt</w:t>
+                <w:lang w:val="en-US"/>
+              </w:rPr>
+              <w:t>GetPositiveDouble</w:t>
             </w:r>
           </w:p>
           <w:p>
@@ -4864,110 +4400,91 @@
                 <w:bCs/>
                 <w:shd w:val="clear" w:color="auto" w:fill="D9EAD3"/>
               </w:rPr>
-              <w:t xml:space="preserve">Return: </w:t>
+              <w:t xml:space="preserve">Parameters </w:t>
             </w:r>
             <w:r>
               <w:rPr>
                 <w:shd w:val="clear" w:color="auto" w:fill="D9EAD3"/>
               </w:rPr>
-              <w:t>valid positive double</w:t>
-            </w:r>
-          </w:p>
-          <w:p>
-            <w:pPr>
-              <w:spacing w:line="240" w:lineRule="auto"/>
-              <w:ind w:left="0"/>
-              <w:rPr>
-                <w:b w:val="1"/>
-                <w:bCs w:val="1"/>
+              <w:t>Need Scanner object and String to display question prompt</w:t>
+            </w:r>
+          </w:p>
+          <w:p>
+            <w:pPr>
+              <w:spacing w:line="240" w:lineRule="auto"/>
+              <w:ind w:left="0"/>
+              <w:rPr>
                 <w:shd w:val="clear" w:color="auto" w:fill="D9EAD3"/>
-                <w:lang w:val="en-US"/>
-              </w:rPr>
-            </w:pPr>
-            <w:r>
-              <w:rPr>
-                <w:b w:val="1"/>
-                <w:bCs w:val="1"/>
-                <w:shd w:val="clear" w:color="auto" w:fill="D9EAD3"/>
-                <w:lang w:val="en-US"/>
-              </w:rPr>
-              <w:t xml:space="preserve">Method Signature: </w:t>
-            </w:r>
-            <w:r>
-              <w:rPr>
-                <w:shd w:val="clear" w:color="auto" w:fill="D9EAD3"/>
-                <w:lang w:val="en-US"/>
-              </w:rPr>
-              <w:t xml:space="preserve">double </w:t>
-            </w:r>
-            <w:r>
-              <w:rPr>
-                <w:shd w:val="clear" w:color="auto" w:fill="D9EAD3"/>
-                <w:lang w:val="en-US"/>
-              </w:rPr>
-              <w:t>GetPositiveDouble</w:t>
-            </w:r>
-            <w:r>
-              <w:rPr>
-                <w:shd w:val="clear" w:color="auto" w:fill="D9EAD3"/>
-                <w:lang w:val="en-US"/>
-              </w:rPr>
-              <w:t xml:space="preserve">(Scanner </w:t>
-            </w:r>
-            <w:r>
-              <w:rPr>
-                <w:shd w:val="clear" w:color="auto" w:fill="D9EAD3"/>
-                <w:lang w:val="en-US"/>
-              </w:rPr>
-              <w:t>methodInput</w:t>
-            </w:r>
-            <w:r>
-              <w:rPr>
-                <w:shd w:val="clear" w:color="auto" w:fill="D9EAD3"/>
-                <w:lang w:val="en-US"/>
-              </w:rPr>
-              <w:t xml:space="preserve">, String </w:t>
-            </w:r>
-            <w:r>
-              <w:rPr>
-                <w:shd w:val="clear" w:color="auto" w:fill="D9EAD3"/>
-                <w:lang w:val="en-US"/>
-              </w:rPr>
-              <w:t>questionPrompt</w:t>
-            </w:r>
-            <w:r>
-              <w:rPr>
-                <w:shd w:val="clear" w:color="auto" w:fill="D9EAD3"/>
-                <w:lang w:val="en-US"/>
-              </w:rPr>
-              <w:t>)</w:t>
-            </w:r>
-          </w:p>
-          <w:p>
-            <w:pPr>
-              <w:spacing w:line="240" w:lineRule="auto"/>
-              <w:ind w:left="0"/>
-            </w:pPr>
-          </w:p>
-          <w:p>
-            <w:pPr>
-              <w:spacing w:line="240" w:lineRule="auto"/>
-              <w:ind w:left="0"/>
-            </w:pPr>
-          </w:p>
-          <w:p>
-            <w:pPr>
-              <w:spacing w:line="240" w:lineRule="auto"/>
-              <w:ind w:left="0"/>
+              </w:rPr>
+            </w:pPr>
+            <w:r>
               <w:rPr>
                 <w:b/>
                 <w:bCs/>
-              </w:rPr>
-            </w:pPr>
-            <w:r>
+                <w:shd w:val="clear" w:color="auto" w:fill="D9EAD3"/>
+              </w:rPr>
+              <w:t xml:space="preserve">Return: </w:t>
+            </w:r>
+            <w:r>
+              <w:rPr>
+                <w:shd w:val="clear" w:color="auto" w:fill="D9EAD3"/>
+              </w:rPr>
+              <w:t>valid positive double</w:t>
+            </w:r>
+          </w:p>
+          <w:p>
+            <w:pPr>
+              <w:spacing w:line="240" w:lineRule="auto"/>
+              <w:ind w:left="0"/>
               <w:rPr>
                 <w:b/>
                 <w:bCs/>
+                <w:shd w:val="clear" w:color="auto" w:fill="D9EAD3"/>
+                <w:lang w:val="en-US"/>
+              </w:rPr>
+            </w:pPr>
+            <w:r>
+              <w:rPr>
+                <w:b/>
+                <w:bCs/>
+                <w:shd w:val="clear" w:color="auto" w:fill="D9EAD3"/>
+                <w:lang w:val="en-US"/>
+              </w:rPr>
+              <w:t xml:space="preserve">Method Signature: </w:t>
+            </w:r>
+            <w:r>
+              <w:rPr>
+                <w:shd w:val="clear" w:color="auto" w:fill="D9EAD3"/>
+                <w:lang w:val="en-US"/>
+              </w:rPr>
+              <w:t>double GetPositiveDouble(Scanner methodInput, String questionPrompt)</w:t>
+            </w:r>
+          </w:p>
+          <w:p>
+            <w:pPr>
+              <w:spacing w:line="240" w:lineRule="auto"/>
+              <w:ind w:left="0"/>
+            </w:pPr>
+          </w:p>
+          <w:p>
+            <w:pPr>
+              <w:spacing w:line="240" w:lineRule="auto"/>
+              <w:ind w:left="0"/>
+            </w:pPr>
+          </w:p>
+          <w:p>
+            <w:pPr>
+              <w:spacing w:line="240" w:lineRule="auto"/>
+              <w:ind w:left="0"/>
+              <w:rPr>
+                <w:b/>
+                <w:bCs/>
+              </w:rPr>
+            </w:pPr>
+            <w:r>
+              <w:rPr>
+                <w:b/>
+                <w:bCs/>
               </w:rPr>
               <w:t>Paste handwritten pseudocode algorithm below</w:t>
             </w:r>
@@ -4978,6 +4495,7 @@
               <w:ind w:left="0"/>
             </w:pPr>
             <w:r>
+              <w:lastRenderedPageBreak/>
               <w:t xml:space="preserve"> </w:t>
             </w:r>
             <w:r>
@@ -4985,9 +4503,9 @@
                 <w:noProof/>
               </w:rPr>
               <w:drawing>
-                <wp:inline distT="0" distB="0" distL="0" distR="0" wp14:anchorId="2EC1CD5B" wp14:editId="43DBD338">
-                  <wp:extent cx="3128644" cy="2346553"/>
-                  <wp:effectExtent l="0" t="9208" r="6033" b="6032"/>
+                <wp:inline distT="0" distB="0" distL="0" distR="0" wp14:anchorId="2EC1CD5B" wp14:editId="11956BD7">
+                  <wp:extent cx="2653013" cy="1989819"/>
+                  <wp:effectExtent l="7620" t="0" r="3175" b="3175"/>
                   <wp:docPr id="1337132689" name="Picture 6"/>
                   <wp:cNvGraphicFramePr>
                     <a:graphicFrameLocks xmlns:a="http://schemas.openxmlformats.org/drawingml/2006/main" noChangeAspect="1"/>
@@ -5014,7 +4532,7 @@
                         <pic:spPr>
                           <a:xfrm rot="5400000">
                             <a:off x="0" y="0"/>
-                            <a:ext cx="3136062" cy="2352116"/>
+                            <a:ext cx="2675945" cy="2007019"/>
                           </a:xfrm>
                           <a:prstGeom prst="rect">
                             <a:avLst/>
@@ -5115,8 +4633,8 @@
             </w:pPr>
             <w:r>
               <w:rPr>
-                <w:b w:val="1"/>
-                <w:bCs w:val="1"/>
+                <w:b/>
+                <w:bCs/>
                 <w:lang w:val="en-US"/>
               </w:rPr>
               <w:t xml:space="preserve">Optional: </w:t>
@@ -5125,31 +4643,7 @@
               <w:rPr>
                 <w:lang w:val="en-US"/>
               </w:rPr>
-              <w:t xml:space="preserve">Add code that uses a scanner </w:t>
-            </w:r>
-            <w:r>
-              <w:rPr>
-                <w:lang w:val="en-US"/>
-              </w:rPr>
-              <w:t>hasNext</w:t>
-            </w:r>
-            <w:r>
-              <w:rPr>
-                <w:lang w:val="en-US"/>
-              </w:rPr>
-              <w:t xml:space="preserve"> method to make sure a run time error </w:t>
-            </w:r>
-            <w:r>
-              <w:rPr>
-                <w:lang w:val="en-US"/>
-              </w:rPr>
-              <w:t>doesn’t</w:t>
-            </w:r>
-            <w:r>
-              <w:rPr>
-                <w:lang w:val="en-US"/>
-              </w:rPr>
-              <w:t xml:space="preserve"> occur if the user enters the incorrect data type.</w:t>
+              <w:t>Add code that uses a scanner hasNext method to make sure a run time error doesn’t occur if the user enters the incorrect data type.</w:t>
             </w:r>
           </w:p>
         </w:tc>
@@ -5170,12 +4664,12 @@
         <w:tblW w:w="8640" w:type="dxa"/>
         <w:tblInd w:w="720" w:type="dxa"/>
         <w:tblBorders>
-          <w:top w:val="single" w:color="000000" w:sz="8" w:space="0"/>
-          <w:left w:val="single" w:color="000000" w:sz="8" w:space="0"/>
-          <w:bottom w:val="single" w:color="000000" w:sz="8" w:space="0"/>
-          <w:right w:val="single" w:color="000000" w:sz="8" w:space="0"/>
-          <w:insideH w:val="single" w:color="000000" w:sz="8" w:space="0"/>
-          <w:insideV w:val="single" w:color="000000" w:sz="8" w:space="0"/>
+          <w:top w:val="single" w:sz="8" w:space="0" w:color="000000"/>
+          <w:left w:val="single" w:sz="8" w:space="0" w:color="000000"/>
+          <w:bottom w:val="single" w:sz="8" w:space="0" w:color="000000"/>
+          <w:right w:val="single" w:sz="8" w:space="0" w:color="000000"/>
+          <w:insideH w:val="single" w:sz="8" w:space="0" w:color="000000"/>
+          <w:insideV w:val="single" w:sz="8" w:space="0" w:color="000000"/>
         </w:tblBorders>
         <w:tblLayout w:type="fixed"/>
         <w:tblLook w:val="0600" w:firstRow="0" w:lastRow="0" w:firstColumn="0" w:lastColumn="0" w:noHBand="1" w:noVBand="1"/>
@@ -5266,12 +4760,12 @@
               <w:tblW w:w="8415" w:type="dxa"/>
               <w:tblInd w:w="0" w:type="dxa"/>
               <w:tblBorders>
-                <w:top w:val="single" w:color="000000" w:sz="8" w:space="0"/>
-                <w:left w:val="single" w:color="000000" w:sz="8" w:space="0"/>
-                <w:bottom w:val="single" w:color="000000" w:sz="8" w:space="0"/>
-                <w:right w:val="single" w:color="000000" w:sz="8" w:space="0"/>
-                <w:insideH w:val="single" w:color="000000" w:sz="8" w:space="0"/>
-                <w:insideV w:val="single" w:color="000000" w:sz="8" w:space="0"/>
+                <w:top w:val="single" w:sz="8" w:space="0" w:color="000000"/>
+                <w:left w:val="single" w:sz="8" w:space="0" w:color="000000"/>
+                <w:bottom w:val="single" w:sz="8" w:space="0" w:color="000000"/>
+                <w:right w:val="single" w:sz="8" w:space="0" w:color="000000"/>
+                <w:insideH w:val="single" w:sz="8" w:space="0" w:color="000000"/>
+                <w:insideV w:val="single" w:sz="8" w:space="0" w:color="000000"/>
               </w:tblBorders>
               <w:tblLayout w:type="fixed"/>
               <w:tblLook w:val="0600" w:firstRow="0" w:lastRow="0" w:firstColumn="0" w:lastColumn="0" w:noHBand="1" w:noVBand="1"/>
@@ -5434,13 +4928,7 @@
                     <w:rPr>
                       <w:lang w:val="en-US"/>
                     </w:rPr>
-                    <w:t>Bmi</w:t>
-                  </w:r>
-                  <w:r>
-                    <w:rPr>
-                      <w:lang w:val="en-US"/>
-                    </w:rPr>
-                    <w:t xml:space="preserve"> = 703</w:t>
+                    <w:t>Bmi = 703</w:t>
                   </w:r>
                 </w:p>
               </w:tc>
@@ -5524,13 +5012,7 @@
                     <w:rPr>
                       <w:lang w:val="en-US"/>
                     </w:rPr>
-                    <w:t>Bmi</w:t>
-                  </w:r>
-                  <w:r>
-                    <w:rPr>
-                      <w:lang w:val="en-US"/>
-                    </w:rPr>
-                    <w:t xml:space="preserve"> = </w:t>
+                    <w:t xml:space="preserve">Bmi = </w:t>
                   </w:r>
                   <w:r>
                     <w:rPr>
@@ -5626,13 +5108,7 @@
                     <w:rPr>
                       <w:lang w:val="en-US"/>
                     </w:rPr>
-                    <w:t>Bmi</w:t>
-                  </w:r>
-                  <w:r>
-                    <w:rPr>
-                      <w:lang w:val="en-US"/>
-                    </w:rPr>
-                    <w:t xml:space="preserve"> = 18.69806094</w:t>
+                    <w:t>Bmi = 18.69806094</w:t>
                   </w:r>
                 </w:p>
               </w:tc>
@@ -5655,6 +5131,7 @@
                     <w:ind w:left="0"/>
                   </w:pPr>
                   <w:r>
+                    <w:lastRenderedPageBreak/>
                     <w:t xml:space="preserve">Hight = </w:t>
                   </w:r>
                   <w:r>
@@ -5719,13 +5196,7 @@
                     <w:rPr>
                       <w:lang w:val="en-US"/>
                     </w:rPr>
-                    <w:t>Bmi</w:t>
-                  </w:r>
-                  <w:r>
-                    <w:rPr>
-                      <w:lang w:val="en-US"/>
-                    </w:rPr>
-                    <w:t xml:space="preserve"> = 69.12</w:t>
+                    <w:t>Bmi = 69.12</w:t>
                   </w:r>
                 </w:p>
               </w:tc>
@@ -5748,8 +5219,8 @@
             </w:pPr>
             <w:r>
               <w:rPr>
-                <w:b w:val="1"/>
-                <w:bCs w:val="1"/>
+                <w:b/>
+                <w:bCs/>
                 <w:shd w:val="clear" w:color="auto" w:fill="D9EAD3"/>
                 <w:lang w:val="en-US"/>
               </w:rPr>
@@ -5787,19 +5258,7 @@
               <w:rPr>
                 <w:lang w:val="en-US"/>
               </w:rPr>
-              <w:t>hight</w:t>
-            </w:r>
-            <w:r>
-              <w:rPr>
-                <w:lang w:val="en-US"/>
-              </w:rPr>
-              <w:t xml:space="preserve"> and </w:t>
-            </w:r>
-            <w:r>
-              <w:rPr>
-                <w:lang w:val="en-US"/>
-              </w:rPr>
-              <w:t>waight</w:t>
+              <w:t>hight and waight</w:t>
             </w:r>
           </w:p>
           <w:p>
@@ -5811,7 +5270,10 @@
               <w:t>Returns:</w:t>
             </w:r>
             <w:r>
-              <w:t xml:space="preserve"> a string</w:t>
+              <w:t xml:space="preserve"> a </w:t>
+            </w:r>
+            <w:r>
+              <w:t>double</w:t>
             </w:r>
           </w:p>
           <w:p>
@@ -5841,7 +5303,19 @@
               <w:rPr>
                 <w:lang w:val="en-US"/>
               </w:rPr>
-              <w:t xml:space="preserve"> string </w:t>
+              <w:t xml:space="preserve"> </w:t>
+            </w:r>
+            <w:r>
+              <w:rPr>
+                <w:lang w:val="en-US"/>
+              </w:rPr>
+              <w:t>double</w:t>
+            </w:r>
+            <w:r>
+              <w:rPr>
+                <w:lang w:val="en-US"/>
+              </w:rPr>
+              <w:t xml:space="preserve"> </w:t>
             </w:r>
             <w:r>
               <w:rPr>
@@ -5853,25 +5327,13 @@
               <w:rPr>
                 <w:lang w:val="en-US"/>
               </w:rPr>
-              <w:t xml:space="preserve">(double </w:t>
-            </w:r>
-            <w:r>
-              <w:rPr>
-                <w:lang w:val="en-US"/>
-              </w:rPr>
-              <w:t>hight</w:t>
-            </w:r>
-            <w:r>
-              <w:rPr>
-                <w:lang w:val="en-US"/>
-              </w:rPr>
-              <w:t xml:space="preserve">, double </w:t>
-            </w:r>
-            <w:r>
-              <w:rPr>
-                <w:lang w:val="en-US"/>
-              </w:rPr>
-              <w:t>waight</w:t>
+              <w:t>(</w:t>
+            </w:r>
+            <w:r>
+              <w:rPr>
+                <w:lang w:val="en-US"/>
+              </w:rPr>
+              <w:t>Scanner input</w:t>
             </w:r>
             <w:r>
               <w:rPr>
@@ -5891,51 +5353,79 @@
               <w:spacing w:line="240" w:lineRule="auto"/>
               <w:ind w:left="0"/>
               <w:rPr>
-                <w:b w:val="1"/>
-                <w:bCs w:val="1"/>
+                <w:b/>
+                <w:bCs/>
                 <w:shd w:val="clear" w:color="auto" w:fill="D9EAD3"/>
                 <w:lang w:val="en-US"/>
               </w:rPr>
             </w:pPr>
             <w:r>
               <w:rPr>
-                <w:b w:val="1"/>
-                <w:bCs w:val="1"/>
+                <w:b/>
+                <w:bCs/>
                 <w:shd w:val="clear" w:color="auto" w:fill="D9EAD3"/>
                 <w:lang w:val="en-US"/>
               </w:rPr>
-              <w:t xml:space="preserve">No need to write </w:t>
-            </w:r>
-            <w:r>
-              <w:rPr>
-                <w:b w:val="1"/>
-                <w:bCs w:val="1"/>
-                <w:shd w:val="clear" w:color="auto" w:fill="D9EAD3"/>
-                <w:lang w:val="en-US"/>
-              </w:rPr>
-              <w:t>algorithm</w:t>
-            </w:r>
-            <w:r>
-              <w:rPr>
-                <w:b w:val="1"/>
-                <w:bCs w:val="1"/>
-                <w:shd w:val="clear" w:color="auto" w:fill="D9EAD3"/>
-                <w:lang w:val="en-US"/>
-              </w:rPr>
-              <w:t>.</w:t>
-            </w:r>
-          </w:p>
-          <w:p>
-            <w:pPr>
-              <w:spacing w:line="240" w:lineRule="auto"/>
-              <w:ind w:left="0"/>
-            </w:pPr>
-          </w:p>
-          <w:p>
-            <w:pPr>
-              <w:spacing w:line="240" w:lineRule="auto"/>
-              <w:ind w:left="0"/>
-            </w:pPr>
+              <w:t>No need to write algorithm.</w:t>
+            </w:r>
+          </w:p>
+          <w:p>
+            <w:pPr>
+              <w:spacing w:line="240" w:lineRule="auto"/>
+              <w:ind w:left="0"/>
+            </w:pPr>
+          </w:p>
+          <w:p>
+            <w:pPr>
+              <w:spacing w:line="240" w:lineRule="auto"/>
+              <w:ind w:left="0"/>
+            </w:pPr>
+            <w:r>
+              <w:rPr>
+                <w:noProof/>
+              </w:rPr>
+              <w:drawing>
+                <wp:inline distT="0" distB="0" distL="0" distR="0" wp14:anchorId="412FCB6E" wp14:editId="040FE952">
+                  <wp:extent cx="4800600" cy="2158564"/>
+                  <wp:effectExtent l="0" t="0" r="0" b="0"/>
+                  <wp:docPr id="2141048146" name="Picture 1"/>
+                  <wp:cNvGraphicFramePr>
+                    <a:graphicFrameLocks xmlns:a="http://schemas.openxmlformats.org/drawingml/2006/main" noChangeAspect="1"/>
+                  </wp:cNvGraphicFramePr>
+                  <a:graphic xmlns:a="http://schemas.openxmlformats.org/drawingml/2006/main">
+                    <a:graphicData uri="http://schemas.openxmlformats.org/drawingml/2006/picture">
+                      <pic:pic xmlns:pic="http://schemas.openxmlformats.org/drawingml/2006/picture">
+                        <pic:nvPicPr>
+                          <pic:cNvPr id="2141048146" name="Picture 2141048146"/>
+                          <pic:cNvPicPr/>
+                        </pic:nvPicPr>
+                        <pic:blipFill>
+                          <a:blip r:embed="rId17" cstate="print">
+                            <a:extLst>
+                              <a:ext uri="{28A0092B-C50C-407E-A947-70E740481C1C}">
+                                <a14:useLocalDpi xmlns:a14="http://schemas.microsoft.com/office/drawing/2010/main" val="0"/>
+                              </a:ext>
+                            </a:extLst>
+                          </a:blip>
+                          <a:stretch>
+                            <a:fillRect/>
+                          </a:stretch>
+                        </pic:blipFill>
+                        <pic:spPr>
+                          <a:xfrm>
+                            <a:off x="0" y="0"/>
+                            <a:ext cx="4816158" cy="2165560"/>
+                          </a:xfrm>
+                          <a:prstGeom prst="rect">
+                            <a:avLst/>
+                          </a:prstGeom>
+                        </pic:spPr>
+                      </pic:pic>
+                    </a:graphicData>
+                  </a:graphic>
+                </wp:inline>
+              </w:drawing>
+            </w:r>
           </w:p>
           <w:p>
             <w:pPr>
@@ -5965,12 +5455,12 @@
         <w:tblW w:w="8640" w:type="dxa"/>
         <w:tblInd w:w="720" w:type="dxa"/>
         <w:tblBorders>
-          <w:top w:val="single" w:color="000000" w:sz="8" w:space="0"/>
-          <w:left w:val="single" w:color="000000" w:sz="8" w:space="0"/>
-          <w:bottom w:val="single" w:color="000000" w:sz="8" w:space="0"/>
-          <w:right w:val="single" w:color="000000" w:sz="8" w:space="0"/>
-          <w:insideH w:val="single" w:color="000000" w:sz="8" w:space="0"/>
-          <w:insideV w:val="single" w:color="000000" w:sz="8" w:space="0"/>
+          <w:top w:val="single" w:sz="8" w:space="0" w:color="000000"/>
+          <w:left w:val="single" w:sz="8" w:space="0" w:color="000000"/>
+          <w:bottom w:val="single" w:sz="8" w:space="0" w:color="000000"/>
+          <w:right w:val="single" w:sz="8" w:space="0" w:color="000000"/>
+          <w:insideH w:val="single" w:sz="8" w:space="0" w:color="000000"/>
+          <w:insideV w:val="single" w:sz="8" w:space="0" w:color="000000"/>
         </w:tblBorders>
         <w:tblLayout w:type="fixed"/>
         <w:tblLook w:val="0600" w:firstRow="0" w:lastRow="0" w:firstColumn="0" w:lastColumn="0" w:noHBand="1" w:noVBand="1"/>
@@ -5990,676 +5480,879 @@
               <w:right w:w="100" w:type="dxa"/>
             </w:tcMar>
           </w:tcPr>
-          <w:sdt>
-            <w:sdtPr>
-              <w:tag w:val="goog_rdk_11"/>
-              <w:id w:val="1889663670"/>
-              <w:lock w:val="contentLocked"/>
-              <w:placeholder>
-                <w:docPart w:val="DefaultPlaceholder_1081868574"/>
-              </w:placeholder>
-            </w:sdtPr>
-            <w:sdtContent>
-              <w:p>
-                <w:pPr>
-                  <w:spacing w:line="240" w:lineRule="auto"/>
-                  <w:ind w:left="0"/>
-                  <w:rPr>
-                    <w:b/>
-                    <w:bCs/>
-                  </w:rPr>
-                </w:pPr>
-                <w:r>
-                  <w:rPr>
-                    <w:b/>
-                    <w:bCs/>
-                  </w:rPr>
-                  <w:t>User Story 4 Method: Get BMI Category</w:t>
-                </w:r>
-              </w:p>
-              <w:p>
-                <w:pPr>
-                  <w:spacing w:line="240" w:lineRule="auto"/>
-                  <w:ind w:left="0"/>
-                  <w:rPr>
-                    <w:shd w:val="clear" w:color="auto" w:fill="D9EAD3"/>
-                    <w:lang w:val="en-US"/>
-                  </w:rPr>
-                </w:pPr>
-                <w:r>
-                  <w:rPr>
-                    <w:b w:val="1"/>
-                    <w:bCs w:val="1"/>
-                    <w:shd w:val="clear" w:color="auto" w:fill="D9EAD3"/>
-                    <w:lang w:val="en-US"/>
-                  </w:rPr>
-                  <w:t xml:space="preserve">Description: </w:t>
-                </w:r>
-                <w:r>
-                  <w:rPr>
-                    <w:shd w:val="clear" w:color="auto" w:fill="D9EAD3"/>
-                    <w:lang w:val="en-US"/>
-                  </w:rPr>
-                  <w:t>Based on the BMI value determine the correct category value.</w:t>
-                </w:r>
-              </w:p>
-              <w:p>
-                <w:pPr>
-                  <w:spacing w:line="240" w:lineRule="auto"/>
-                  <w:ind w:left="0"/>
-                  <w:rPr>
-                    <w:shd w:val="clear" w:color="auto" w:fill="D9EAD3"/>
-                  </w:rPr>
-                </w:pPr>
-              </w:p>
-              <w:p>
-                <w:pPr>
-                  <w:spacing w:line="240" w:lineRule="auto"/>
-                  <w:ind w:left="0"/>
-                </w:pPr>
-                <w:r>
-                  <w:rPr>
-                    <w:lang w:val="en-US"/>
-                  </w:rPr>
-                  <w:t>Create  test cases and include edge cases</w:t>
-                </w:r>
-              </w:p>
-              <w:sdt>
-                <w:sdtPr>
-                  <w:tag w:val="goog_rdk_10"/>
-                  <w:id w:val="-7435633"/>
-                  <w:lock w:val="contentLocked"/>
-                  <w:placeholder>
-                    <w:docPart w:val="DefaultPlaceholder_1081868574"/>
-                  </w:placeholder>
-                </w:sdtPr>
-                <w:sdtContent>
-                  <w:tbl>
-                    <w:tblPr>
-                      <w:tblStyle w:val="afff1"/>
-                      <w:tblW w:w="8415" w:type="dxa"/>
-                      <w:tblInd w:w="0" w:type="dxa"/>
-                      <w:tblBorders>
-                        <w:top w:val="single" w:color="000000" w:sz="8" w:space="0"/>
-                        <w:left w:val="single" w:color="000000" w:sz="8" w:space="0"/>
-                        <w:bottom w:val="single" w:color="000000" w:sz="8" w:space="0"/>
-                        <w:right w:val="single" w:color="000000" w:sz="8" w:space="0"/>
-                        <w:insideH w:val="single" w:color="000000" w:sz="8" w:space="0"/>
-                        <w:insideV w:val="single" w:color="000000" w:sz="8" w:space="0"/>
-                      </w:tblBorders>
-                      <w:tblLayout w:type="fixed"/>
-                      <w:tblLook w:val="0600" w:firstRow="0" w:lastRow="0" w:firstColumn="0" w:lastColumn="0" w:noHBand="1" w:noVBand="1"/>
-                    </w:tblPr>
-                    <w:tblGrid>
-                      <w:gridCol w:w="2310"/>
-                      <w:gridCol w:w="2625"/>
-                      <w:gridCol w:w="3480"/>
-                    </w:tblGrid>
-                    <w:tr>
-                      <w:tc>
-                        <w:tcPr>
-                          <w:tcW w:w="2310" w:type="dxa"/>
-                          <w:tcMar>
-                            <w:top w:w="100" w:type="dxa"/>
-                            <w:left w:w="100" w:type="dxa"/>
-                            <w:bottom w:w="100" w:type="dxa"/>
-                            <w:right w:w="100" w:type="dxa"/>
-                          </w:tcMar>
-                        </w:tcPr>
-                        <w:p>
-                          <w:pPr>
-                            <w:widowControl w:val="0"/>
-                            <w:spacing w:line="240" w:lineRule="auto"/>
-                            <w:ind w:left="0"/>
-                          </w:pPr>
-                          <w:r>
-                            <w:t>Precondition</w:t>
-                          </w:r>
-                        </w:p>
-                      </w:tc>
-                      <w:tc>
-                        <w:tcPr>
-                          <w:tcW w:w="2625" w:type="dxa"/>
-                          <w:tcMar>
-                            <w:top w:w="100" w:type="dxa"/>
-                            <w:left w:w="100" w:type="dxa"/>
-                            <w:bottom w:w="100" w:type="dxa"/>
-                            <w:right w:w="100" w:type="dxa"/>
-                          </w:tcMar>
-                        </w:tcPr>
-                        <w:p>
-                          <w:pPr>
-                            <w:widowControl w:val="0"/>
-                            <w:spacing w:line="240" w:lineRule="auto"/>
-                            <w:ind w:left="0"/>
-                          </w:pPr>
-                          <w:r>
-                            <w:t>Algorithm Notes</w:t>
-                          </w:r>
-                        </w:p>
-                      </w:tc>
-                      <w:tc>
-                        <w:tcPr>
-                          <w:tcW w:w="3480" w:type="dxa"/>
-                          <w:tcMar>
-                            <w:top w:w="100" w:type="dxa"/>
-                            <w:left w:w="100" w:type="dxa"/>
-                            <w:bottom w:w="100" w:type="dxa"/>
-                            <w:right w:w="100" w:type="dxa"/>
-                          </w:tcMar>
-                        </w:tcPr>
-                        <w:p>
-                          <w:pPr>
-                            <w:widowControl w:val="0"/>
-                            <w:spacing w:line="240" w:lineRule="auto"/>
-                            <w:ind w:left="0"/>
-                          </w:pPr>
-                          <w:r>
-                            <w:t>Postcondition</w:t>
-                          </w:r>
-                        </w:p>
-                      </w:tc>
-                    </w:tr>
-                    <w:tr>
-                      <w:tc>
-                        <w:tcPr>
-                          <w:tcW w:w="2310" w:type="dxa"/>
-                          <w:tcMar>
-                            <w:top w:w="100" w:type="dxa"/>
-                            <w:left w:w="100" w:type="dxa"/>
-                            <w:bottom w:w="100" w:type="dxa"/>
-                            <w:right w:w="100" w:type="dxa"/>
-                          </w:tcMar>
-                        </w:tcPr>
-                        <w:p>
-                          <w:pPr>
-                            <w:widowControl w:val="0"/>
-                            <w:spacing w:line="240" w:lineRule="auto"/>
-                            <w:ind w:left="0"/>
-                          </w:pPr>
-                        </w:p>
-                      </w:tc>
-                      <w:tc>
-                        <w:tcPr>
-                          <w:tcW w:w="2625" w:type="dxa"/>
-                          <w:tcMar>
-                            <w:top w:w="100" w:type="dxa"/>
-                            <w:left w:w="100" w:type="dxa"/>
-                            <w:bottom w:w="100" w:type="dxa"/>
-                            <w:right w:w="100" w:type="dxa"/>
-                          </w:tcMar>
-                        </w:tcPr>
-                        <w:p>
-                          <w:pPr>
-                            <w:widowControl w:val="0"/>
-                            <w:spacing w:line="240" w:lineRule="auto"/>
-                            <w:ind w:left="0"/>
-                          </w:pPr>
-                        </w:p>
-                      </w:tc>
-                      <w:tc>
-                        <w:tcPr>
-                          <w:tcW w:w="3480" w:type="dxa"/>
-                          <w:tcMar>
-                            <w:top w:w="100" w:type="dxa"/>
-                            <w:left w:w="100" w:type="dxa"/>
-                            <w:bottom w:w="100" w:type="dxa"/>
-                            <w:right w:w="100" w:type="dxa"/>
-                          </w:tcMar>
-                        </w:tcPr>
-                        <w:p>
-                          <w:pPr>
-                            <w:widowControl w:val="0"/>
-                            <w:spacing w:line="240" w:lineRule="auto"/>
-                            <w:ind w:left="0"/>
-                          </w:pPr>
-                        </w:p>
-                      </w:tc>
-                    </w:tr>
-                    <w:tr>
-                      <w:tc>
-                        <w:tcPr>
-                          <w:tcW w:w="2310" w:type="dxa"/>
-                          <w:tcMar>
-                            <w:top w:w="100" w:type="dxa"/>
-                            <w:left w:w="100" w:type="dxa"/>
-                            <w:bottom w:w="100" w:type="dxa"/>
-                            <w:right w:w="100" w:type="dxa"/>
-                          </w:tcMar>
-                        </w:tcPr>
-                        <w:p>
-                          <w:pPr>
-                            <w:widowControl w:val="0"/>
-                            <w:spacing w:line="240" w:lineRule="auto"/>
-                            <w:ind w:left="0"/>
-                          </w:pPr>
-                        </w:p>
-                      </w:tc>
-                      <w:tc>
-                        <w:tcPr>
-                          <w:tcW w:w="2625" w:type="dxa"/>
-                          <w:tcMar>
-                            <w:top w:w="100" w:type="dxa"/>
-                            <w:left w:w="100" w:type="dxa"/>
-                            <w:bottom w:w="100" w:type="dxa"/>
-                            <w:right w:w="100" w:type="dxa"/>
-                          </w:tcMar>
-                        </w:tcPr>
-                        <w:p>
-                          <w:pPr>
-                            <w:widowControl w:val="0"/>
-                            <w:spacing w:line="240" w:lineRule="auto"/>
-                            <w:ind w:left="0"/>
-                          </w:pPr>
-                        </w:p>
-                      </w:tc>
-                      <w:tc>
-                        <w:tcPr>
-                          <w:tcW w:w="3480" w:type="dxa"/>
-                          <w:tcMar>
-                            <w:top w:w="100" w:type="dxa"/>
-                            <w:left w:w="100" w:type="dxa"/>
-                            <w:bottom w:w="100" w:type="dxa"/>
-                            <w:right w:w="100" w:type="dxa"/>
-                          </w:tcMar>
-                        </w:tcPr>
-                        <w:p>
-                          <w:pPr>
-                            <w:widowControl w:val="0"/>
-                            <w:spacing w:line="240" w:lineRule="auto"/>
-                            <w:ind w:left="0"/>
-                          </w:pPr>
-                        </w:p>
-                      </w:tc>
-                    </w:tr>
-                    <w:tr>
-                      <w:tc>
-                        <w:tcPr>
-                          <w:tcW w:w="2310" w:type="dxa"/>
-                          <w:tcMar>
-                            <w:top w:w="100" w:type="dxa"/>
-                            <w:left w:w="100" w:type="dxa"/>
-                            <w:bottom w:w="100" w:type="dxa"/>
-                            <w:right w:w="100" w:type="dxa"/>
-                          </w:tcMar>
-                        </w:tcPr>
-                        <w:p>
-                          <w:pPr>
-                            <w:widowControl w:val="0"/>
-                            <w:spacing w:line="240" w:lineRule="auto"/>
-                            <w:ind w:left="0"/>
-                          </w:pPr>
-                        </w:p>
-                      </w:tc>
-                      <w:tc>
-                        <w:tcPr>
-                          <w:tcW w:w="2625" w:type="dxa"/>
-                          <w:tcMar>
-                            <w:top w:w="100" w:type="dxa"/>
-                            <w:left w:w="100" w:type="dxa"/>
-                            <w:bottom w:w="100" w:type="dxa"/>
-                            <w:right w:w="100" w:type="dxa"/>
-                          </w:tcMar>
-                        </w:tcPr>
-                        <w:p>
-                          <w:pPr>
-                            <w:widowControl w:val="0"/>
-                            <w:spacing w:line="240" w:lineRule="auto"/>
-                            <w:ind w:left="0"/>
-                          </w:pPr>
-                        </w:p>
-                      </w:tc>
-                      <w:tc>
-                        <w:tcPr>
-                          <w:tcW w:w="3480" w:type="dxa"/>
-                          <w:tcMar>
-                            <w:top w:w="100" w:type="dxa"/>
-                            <w:left w:w="100" w:type="dxa"/>
-                            <w:bottom w:w="100" w:type="dxa"/>
-                            <w:right w:w="100" w:type="dxa"/>
-                          </w:tcMar>
-                        </w:tcPr>
-                        <w:p>
-                          <w:pPr>
-                            <w:widowControl w:val="0"/>
-                            <w:spacing w:line="240" w:lineRule="auto"/>
-                            <w:ind w:left="0"/>
-                          </w:pPr>
-                        </w:p>
-                      </w:tc>
-                    </w:tr>
-                    <w:tr>
-                      <w:tc>
-                        <w:tcPr>
-                          <w:tcW w:w="2310" w:type="dxa"/>
-                          <w:tcMar>
-                            <w:top w:w="100" w:type="dxa"/>
-                            <w:left w:w="100" w:type="dxa"/>
-                            <w:bottom w:w="100" w:type="dxa"/>
-                            <w:right w:w="100" w:type="dxa"/>
-                          </w:tcMar>
-                        </w:tcPr>
-                        <w:p>
-                          <w:pPr>
-                            <w:widowControl w:val="0"/>
-                            <w:spacing w:line="240" w:lineRule="auto"/>
-                            <w:ind w:left="0"/>
-                          </w:pPr>
-                        </w:p>
-                      </w:tc>
-                      <w:tc>
-                        <w:tcPr>
-                          <w:tcW w:w="2625" w:type="dxa"/>
-                          <w:tcMar>
-                            <w:top w:w="100" w:type="dxa"/>
-                            <w:left w:w="100" w:type="dxa"/>
-                            <w:bottom w:w="100" w:type="dxa"/>
-                            <w:right w:w="100" w:type="dxa"/>
-                          </w:tcMar>
-                        </w:tcPr>
-                        <w:p>
-                          <w:pPr>
-                            <w:widowControl w:val="0"/>
-                            <w:spacing w:line="240" w:lineRule="auto"/>
-                            <w:ind w:left="0"/>
-                          </w:pPr>
-                        </w:p>
-                      </w:tc>
-                      <w:tc>
-                        <w:tcPr>
-                          <w:tcW w:w="3480" w:type="dxa"/>
-                          <w:tcMar>
-                            <w:top w:w="100" w:type="dxa"/>
-                            <w:left w:w="100" w:type="dxa"/>
-                            <w:bottom w:w="100" w:type="dxa"/>
-                            <w:right w:w="100" w:type="dxa"/>
-                          </w:tcMar>
-                        </w:tcPr>
-                        <w:p>
-                          <w:pPr>
-                            <w:widowControl w:val="0"/>
-                            <w:spacing w:line="240" w:lineRule="auto"/>
-                            <w:ind w:left="0"/>
-                          </w:pPr>
-                        </w:p>
-                      </w:tc>
-                    </w:tr>
-                    <w:tr>
-                      <w:tc>
-                        <w:tcPr>
-                          <w:tcW w:w="2310" w:type="dxa"/>
-                          <w:tcMar>
-                            <w:top w:w="100" w:type="dxa"/>
-                            <w:left w:w="100" w:type="dxa"/>
-                            <w:bottom w:w="100" w:type="dxa"/>
-                            <w:right w:w="100" w:type="dxa"/>
-                          </w:tcMar>
-                        </w:tcPr>
-                        <w:p>
-                          <w:pPr>
-                            <w:widowControl w:val="0"/>
-                            <w:spacing w:line="240" w:lineRule="auto"/>
-                            <w:ind w:left="0"/>
-                          </w:pPr>
-                        </w:p>
-                      </w:tc>
-                      <w:tc>
-                        <w:tcPr>
-                          <w:tcW w:w="2625" w:type="dxa"/>
-                          <w:tcMar>
-                            <w:top w:w="100" w:type="dxa"/>
-                            <w:left w:w="100" w:type="dxa"/>
-                            <w:bottom w:w="100" w:type="dxa"/>
-                            <w:right w:w="100" w:type="dxa"/>
-                          </w:tcMar>
-                        </w:tcPr>
-                        <w:p>
-                          <w:pPr>
-                            <w:widowControl w:val="0"/>
-                            <w:spacing w:line="240" w:lineRule="auto"/>
-                            <w:ind w:left="0"/>
-                          </w:pPr>
-                        </w:p>
-                      </w:tc>
-                      <w:tc>
-                        <w:tcPr>
-                          <w:tcW w:w="3480" w:type="dxa"/>
-                          <w:tcMar>
-                            <w:top w:w="100" w:type="dxa"/>
-                            <w:left w:w="100" w:type="dxa"/>
-                            <w:bottom w:w="100" w:type="dxa"/>
-                            <w:right w:w="100" w:type="dxa"/>
-                          </w:tcMar>
-                        </w:tcPr>
-                        <w:p>
-                          <w:pPr>
-                            <w:widowControl w:val="0"/>
-                            <w:spacing w:line="240" w:lineRule="auto"/>
-                            <w:ind w:left="0"/>
-                          </w:pPr>
-                        </w:p>
-                      </w:tc>
-                    </w:tr>
-                    <w:tr>
-                      <w:tc>
-                        <w:tcPr>
-                          <w:tcW w:w="2310" w:type="dxa"/>
-                          <w:tcMar>
-                            <w:top w:w="100" w:type="dxa"/>
-                            <w:left w:w="100" w:type="dxa"/>
-                            <w:bottom w:w="100" w:type="dxa"/>
-                            <w:right w:w="100" w:type="dxa"/>
-                          </w:tcMar>
-                        </w:tcPr>
-                        <w:p>
-                          <w:pPr>
-                            <w:widowControl w:val="0"/>
-                            <w:spacing w:line="240" w:lineRule="auto"/>
-                            <w:ind w:left="0"/>
-                          </w:pPr>
-                        </w:p>
-                      </w:tc>
-                      <w:tc>
-                        <w:tcPr>
-                          <w:tcW w:w="2625" w:type="dxa"/>
-                          <w:tcMar>
-                            <w:top w:w="100" w:type="dxa"/>
-                            <w:left w:w="100" w:type="dxa"/>
-                            <w:bottom w:w="100" w:type="dxa"/>
-                            <w:right w:w="100" w:type="dxa"/>
-                          </w:tcMar>
-                        </w:tcPr>
-                        <w:p>
-                          <w:pPr>
-                            <w:widowControl w:val="0"/>
-                            <w:spacing w:line="240" w:lineRule="auto"/>
-                            <w:ind w:left="0"/>
-                          </w:pPr>
-                        </w:p>
-                      </w:tc>
-                      <w:tc>
-                        <w:tcPr>
-                          <w:tcW w:w="3480" w:type="dxa"/>
-                          <w:tcMar>
-                            <w:top w:w="100" w:type="dxa"/>
-                            <w:left w:w="100" w:type="dxa"/>
-                            <w:bottom w:w="100" w:type="dxa"/>
-                            <w:right w:w="100" w:type="dxa"/>
-                          </w:tcMar>
-                        </w:tcPr>
-                        <w:p>
-                          <w:pPr>
-                            <w:widowControl w:val="0"/>
-                            <w:spacing w:line="240" w:lineRule="auto"/>
-                            <w:ind w:left="0"/>
-                          </w:pPr>
-                        </w:p>
-                      </w:tc>
-                    </w:tr>
-                  </w:tbl>
-                </w:sdtContent>
-              </w:sdt>
-              <w:p>
-                <w:pPr>
-                  <w:spacing w:line="240" w:lineRule="auto"/>
-                  <w:ind w:left="0"/>
-                </w:pPr>
-              </w:p>
-              <w:p>
-                <w:pPr>
-                  <w:spacing w:line="240" w:lineRule="auto"/>
-                  <w:ind w:left="0"/>
-                  <w:rPr>
-                    <w:shd w:val="clear" w:color="auto" w:fill="D9EAD3"/>
-                    <w:lang w:val="en-US"/>
-                  </w:rPr>
-                </w:pPr>
-                <w:r>
-                  <w:rPr>
-                    <w:b w:val="1"/>
-                    <w:bCs w:val="1"/>
-                    <w:shd w:val="clear" w:color="auto" w:fill="D9EAD3"/>
-                    <w:lang w:val="en-US"/>
-                  </w:rPr>
-                  <w:t xml:space="preserve">Method Name (use verbs): </w:t>
-                </w:r>
-                <w:r>
-                  <w:rPr>
-                    <w:shd w:val="clear" w:color="auto" w:fill="D9EAD3"/>
-                    <w:lang w:val="en-US"/>
-                  </w:rPr>
-                  <w:t>getBMICategory</w:t>
-                </w:r>
-              </w:p>
-              <w:p>
-                <w:pPr>
-                  <w:spacing w:line="240" w:lineRule="auto"/>
-                  <w:ind w:left="0"/>
-                  <w:rPr>
-                    <w:shd w:val="clear" w:color="auto" w:fill="D9EAD3"/>
-                    <w:lang w:val="en-US"/>
-                  </w:rPr>
-                </w:pPr>
-                <w:r>
-                  <w:rPr>
-                    <w:b w:val="1"/>
-                    <w:bCs w:val="1"/>
-                    <w:shd w:val="clear" w:color="auto" w:fill="D9EAD3"/>
-                    <w:lang w:val="en-US"/>
-                  </w:rPr>
-                  <w:t xml:space="preserve">Parameters (What does the method need): </w:t>
-                </w:r>
-                <w:r>
-                  <w:rPr>
-                    <w:shd w:val="clear" w:color="auto" w:fill="D9EAD3"/>
-                    <w:lang w:val="en-US"/>
-                  </w:rPr>
-                  <w:t>double bmi</w:t>
-                </w:r>
-              </w:p>
-              <w:p>
-                <w:pPr>
-                  <w:spacing w:line="240" w:lineRule="auto"/>
-                  <w:ind w:left="0"/>
-                </w:pPr>
-                <w:r>
-                  <w:rPr>
-                    <w:b/>
-                    <w:bCs/>
-                    <w:shd w:val="clear" w:color="auto" w:fill="D9EAD3"/>
-                  </w:rPr>
-                  <w:t>Return (What does the method return):</w:t>
-                </w:r>
-                <w:r>
-                  <w:rPr>
-                    <w:shd w:val="clear" w:color="auto" w:fill="D9EAD3"/>
-                  </w:rPr>
-                  <w:t xml:space="preserve"> String</w:t>
-                </w:r>
-              </w:p>
-              <w:p>
-                <w:pPr>
-                  <w:spacing w:line="240" w:lineRule="auto"/>
-                  <w:ind w:left="0"/>
-                  <w:rPr>
-                    <w:shd w:val="clear" w:color="auto" w:fill="D9EAD3"/>
-                    <w:lang w:val="en-US"/>
-                  </w:rPr>
-                </w:pPr>
-                <w:r>
-                  <w:rPr>
-                    <w:b w:val="1"/>
-                    <w:bCs w:val="1"/>
-                    <w:shd w:val="clear" w:color="auto" w:fill="D9EAD3"/>
-                    <w:lang w:val="en-US"/>
-                  </w:rPr>
-                  <w:t xml:space="preserve">Method Signature (return type, method name, parameters): </w:t>
-                </w:r>
-                <w:r>
-                  <w:rPr>
-                    <w:shd w:val="clear" w:color="auto" w:fill="D9EAD3"/>
-                    <w:lang w:val="en-US"/>
-                  </w:rPr>
-                  <w:t>String getBMICategory (double currentBMI)</w:t>
-                </w:r>
-              </w:p>
-              <w:p>
-                <w:pPr>
-                  <w:spacing w:line="240" w:lineRule="auto"/>
-                  <w:ind w:left="0"/>
-                </w:pPr>
-              </w:p>
-              <w:p>
-                <w:pPr>
-                  <w:spacing w:line="240" w:lineRule="auto"/>
-                  <w:ind w:left="0"/>
-                  <w:rPr>
-                    <w:b/>
-                    <w:bCs/>
-                  </w:rPr>
-                </w:pPr>
-                <w:r>
-                  <w:rPr>
-                    <w:b/>
-                    <w:bCs/>
-                  </w:rPr>
-                  <w:t>Paste handwritten pseudocode algorithm below</w:t>
-                </w:r>
-              </w:p>
-              <w:p>
-                <w:pPr>
-                  <w:spacing w:line="240" w:lineRule="auto"/>
-                  <w:ind w:left="0"/>
-                  <w:rPr>
-                    <w:b/>
-                    <w:bCs/>
-                  </w:rPr>
-                </w:pPr>
-              </w:p>
-              <w:p>
-                <w:pPr>
-                  <w:spacing w:line="240" w:lineRule="auto"/>
-                  <w:ind w:left="0"/>
-                </w:pPr>
-              </w:p>
-              <w:p>
-                <w:pPr>
-                  <w:spacing w:line="240" w:lineRule="auto"/>
-                  <w:ind w:left="0"/>
-                </w:pPr>
-                <w:r>
-                  <w:rPr>
-                    <w:b/>
-                    <w:bCs/>
-                  </w:rPr>
-                  <w:t xml:space="preserve">Implement method code, call from main and test. </w:t>
-                </w:r>
-                <w:r>
-                  <w:t>Remember to commit and push.</w:t>
-                </w:r>
-              </w:p>
-            </w:sdtContent>
-          </w:sdt>
+          <w:p>
+            <w:pPr>
+              <w:spacing w:line="240" w:lineRule="auto"/>
+              <w:ind w:left="0"/>
+              <w:rPr>
+                <w:b/>
+                <w:bCs/>
+              </w:rPr>
+            </w:pPr>
+            <w:r>
+              <w:rPr>
+                <w:b/>
+                <w:bCs/>
+              </w:rPr>
+              <w:t>User Story 4 Method: Get BMI Category</w:t>
+            </w:r>
+          </w:p>
+          <w:p>
+            <w:pPr>
+              <w:spacing w:line="240" w:lineRule="auto"/>
+              <w:ind w:left="0"/>
+              <w:rPr>
+                <w:shd w:val="clear" w:color="auto" w:fill="D9EAD3"/>
+                <w:lang w:val="en-US"/>
+              </w:rPr>
+            </w:pPr>
+            <w:r>
+              <w:rPr>
+                <w:b/>
+                <w:bCs/>
+                <w:shd w:val="clear" w:color="auto" w:fill="D9EAD3"/>
+                <w:lang w:val="en-US"/>
+              </w:rPr>
+              <w:t xml:space="preserve">Description: </w:t>
+            </w:r>
+            <w:r>
+              <w:rPr>
+                <w:shd w:val="clear" w:color="auto" w:fill="D9EAD3"/>
+                <w:lang w:val="en-US"/>
+              </w:rPr>
+              <w:t>Based on the BMI value determine the correct category value.</w:t>
+            </w:r>
+          </w:p>
+          <w:p>
+            <w:pPr>
+              <w:spacing w:line="240" w:lineRule="auto"/>
+              <w:ind w:left="0"/>
+              <w:rPr>
+                <w:shd w:val="clear" w:color="auto" w:fill="D9EAD3"/>
+              </w:rPr>
+            </w:pPr>
+          </w:p>
+          <w:p>
+            <w:pPr>
+              <w:spacing w:line="240" w:lineRule="auto"/>
+              <w:ind w:left="0"/>
+            </w:pPr>
+            <w:r>
+              <w:rPr>
+                <w:lang w:val="en-US"/>
+              </w:rPr>
+              <w:t>Create  test cases and include edge cases</w:t>
+            </w:r>
+          </w:p>
+          <w:tbl>
+            <w:tblPr>
+              <w:tblStyle w:val="afff1"/>
+              <w:tblW w:w="8415" w:type="dxa"/>
+              <w:tblInd w:w="0" w:type="dxa"/>
+              <w:tblBorders>
+                <w:top w:val="single" w:sz="8" w:space="0" w:color="000000"/>
+                <w:left w:val="single" w:sz="8" w:space="0" w:color="000000"/>
+                <w:bottom w:val="single" w:sz="8" w:space="0" w:color="000000"/>
+                <w:right w:val="single" w:sz="8" w:space="0" w:color="000000"/>
+                <w:insideH w:val="single" w:sz="8" w:space="0" w:color="000000"/>
+                <w:insideV w:val="single" w:sz="8" w:space="0" w:color="000000"/>
+              </w:tblBorders>
+              <w:tblLayout w:type="fixed"/>
+              <w:tblLook w:val="0600" w:firstRow="0" w:lastRow="0" w:firstColumn="0" w:lastColumn="0" w:noHBand="1" w:noVBand="1"/>
+            </w:tblPr>
+            <w:tblGrid>
+              <w:gridCol w:w="2310"/>
+              <w:gridCol w:w="2625"/>
+              <w:gridCol w:w="3480"/>
+            </w:tblGrid>
+            <w:tr>
+              <w:tc>
+                <w:tcPr>
+                  <w:tcW w:w="2310" w:type="dxa"/>
+                  <w:tcMar>
+                    <w:top w:w="100" w:type="dxa"/>
+                    <w:left w:w="100" w:type="dxa"/>
+                    <w:bottom w:w="100" w:type="dxa"/>
+                    <w:right w:w="100" w:type="dxa"/>
+                  </w:tcMar>
+                </w:tcPr>
+                <w:p>
+                  <w:pPr>
+                    <w:widowControl w:val="0"/>
+                    <w:spacing w:line="240" w:lineRule="auto"/>
+                    <w:ind w:left="0"/>
+                  </w:pPr>
+                  <w:r>
+                    <w:t>Precondition</w:t>
+                  </w:r>
+                </w:p>
+              </w:tc>
+              <w:tc>
+                <w:tcPr>
+                  <w:tcW w:w="2625" w:type="dxa"/>
+                  <w:tcMar>
+                    <w:top w:w="100" w:type="dxa"/>
+                    <w:left w:w="100" w:type="dxa"/>
+                    <w:bottom w:w="100" w:type="dxa"/>
+                    <w:right w:w="100" w:type="dxa"/>
+                  </w:tcMar>
+                </w:tcPr>
+                <w:p>
+                  <w:pPr>
+                    <w:widowControl w:val="0"/>
+                    <w:spacing w:line="240" w:lineRule="auto"/>
+                    <w:ind w:left="0"/>
+                  </w:pPr>
+                  <w:r>
+                    <w:t>Algorithm Notes</w:t>
+                  </w:r>
+                </w:p>
+              </w:tc>
+              <w:tc>
+                <w:tcPr>
+                  <w:tcW w:w="3480" w:type="dxa"/>
+                  <w:tcMar>
+                    <w:top w:w="100" w:type="dxa"/>
+                    <w:left w:w="100" w:type="dxa"/>
+                    <w:bottom w:w="100" w:type="dxa"/>
+                    <w:right w:w="100" w:type="dxa"/>
+                  </w:tcMar>
+                </w:tcPr>
+                <w:p>
+                  <w:pPr>
+                    <w:widowControl w:val="0"/>
+                    <w:spacing w:line="240" w:lineRule="auto"/>
+                    <w:ind w:left="0"/>
+                  </w:pPr>
+                  <w:r>
+                    <w:t>Postcondition</w:t>
+                  </w:r>
+                </w:p>
+              </w:tc>
+            </w:tr>
+            <w:tr>
+              <w:tc>
+                <w:tcPr>
+                  <w:tcW w:w="2310" w:type="dxa"/>
+                  <w:tcMar>
+                    <w:top w:w="100" w:type="dxa"/>
+                    <w:left w:w="100" w:type="dxa"/>
+                    <w:bottom w:w="100" w:type="dxa"/>
+                    <w:right w:w="100" w:type="dxa"/>
+                  </w:tcMar>
+                </w:tcPr>
+                <w:p>
+                  <w:pPr>
+                    <w:widowControl w:val="0"/>
+                    <w:spacing w:line="240" w:lineRule="auto"/>
+                    <w:ind w:left="0"/>
+                  </w:pPr>
+                  <w:r>
+                    <w:t>Bmi =18.4</w:t>
+                  </w:r>
+                </w:p>
+              </w:tc>
+              <w:tc>
+                <w:tcPr>
+                  <w:tcW w:w="2625" w:type="dxa"/>
+                  <w:tcMar>
+                    <w:top w:w="100" w:type="dxa"/>
+                    <w:left w:w="100" w:type="dxa"/>
+                    <w:bottom w:w="100" w:type="dxa"/>
+                    <w:right w:w="100" w:type="dxa"/>
+                  </w:tcMar>
+                </w:tcPr>
+                <w:p>
+                  <w:pPr>
+                    <w:widowControl w:val="0"/>
+                    <w:spacing w:line="240" w:lineRule="auto"/>
+                    <w:ind w:left="0"/>
+                  </w:pPr>
+                  <w:r>
+                    <w:t>If bmi &lt; 18.5</w:t>
+                  </w:r>
+                </w:p>
+              </w:tc>
+              <w:tc>
+                <w:tcPr>
+                  <w:tcW w:w="3480" w:type="dxa"/>
+                  <w:tcMar>
+                    <w:top w:w="100" w:type="dxa"/>
+                    <w:left w:w="100" w:type="dxa"/>
+                    <w:bottom w:w="100" w:type="dxa"/>
+                    <w:right w:w="100" w:type="dxa"/>
+                  </w:tcMar>
+                </w:tcPr>
+                <w:p>
+                  <w:pPr>
+                    <w:widowControl w:val="0"/>
+                    <w:spacing w:line="240" w:lineRule="auto"/>
+                    <w:ind w:left="0"/>
+                  </w:pPr>
+                  <w:r>
+                    <w:t>You are under waight</w:t>
+                  </w:r>
+                </w:p>
+              </w:tc>
+            </w:tr>
+            <w:tr>
+              <w:tc>
+                <w:tcPr>
+                  <w:tcW w:w="2310" w:type="dxa"/>
+                  <w:tcMar>
+                    <w:top w:w="100" w:type="dxa"/>
+                    <w:left w:w="100" w:type="dxa"/>
+                    <w:bottom w:w="100" w:type="dxa"/>
+                    <w:right w:w="100" w:type="dxa"/>
+                  </w:tcMar>
+                </w:tcPr>
+                <w:p>
+                  <w:pPr>
+                    <w:widowControl w:val="0"/>
+                    <w:spacing w:line="240" w:lineRule="auto"/>
+                    <w:ind w:left="0"/>
+                  </w:pPr>
+                  <w:r>
+                    <w:t>Bmi = 19</w:t>
+                  </w:r>
+                </w:p>
+              </w:tc>
+              <w:tc>
+                <w:tcPr>
+                  <w:tcW w:w="2625" w:type="dxa"/>
+                  <w:tcMar>
+                    <w:top w:w="100" w:type="dxa"/>
+                    <w:left w:w="100" w:type="dxa"/>
+                    <w:bottom w:w="100" w:type="dxa"/>
+                    <w:right w:w="100" w:type="dxa"/>
+                  </w:tcMar>
+                </w:tcPr>
+                <w:p>
+                  <w:pPr>
+                    <w:widowControl w:val="0"/>
+                    <w:spacing w:line="240" w:lineRule="auto"/>
+                    <w:ind w:left="0"/>
+                  </w:pPr>
+                  <w:r>
+                    <w:t>If</w:t>
+                  </w:r>
+                </w:p>
+                <w:p>
+                  <w:pPr>
+                    <w:widowControl w:val="0"/>
+                    <w:spacing w:line="240" w:lineRule="auto"/>
+                    <w:ind w:left="0"/>
+                  </w:pPr>
+                  <w:r>
+                    <w:t>bmi &gt;= 18.5 $$ bmi &lt;</w:t>
+                  </w:r>
+                  <w:r>
+                    <w:t>25</w:t>
+                  </w:r>
+                </w:p>
+              </w:tc>
+              <w:tc>
+                <w:tcPr>
+                  <w:tcW w:w="3480" w:type="dxa"/>
+                  <w:tcMar>
+                    <w:top w:w="100" w:type="dxa"/>
+                    <w:left w:w="100" w:type="dxa"/>
+                    <w:bottom w:w="100" w:type="dxa"/>
+                    <w:right w:w="100" w:type="dxa"/>
+                  </w:tcMar>
+                </w:tcPr>
+                <w:p>
+                  <w:pPr>
+                    <w:widowControl w:val="0"/>
+                    <w:spacing w:line="240" w:lineRule="auto"/>
+                    <w:ind w:left="0"/>
+                  </w:pPr>
+                  <w:r>
+                    <w:t>Your bmi is normal</w:t>
+                  </w:r>
+                </w:p>
+              </w:tc>
+            </w:tr>
+            <w:tr>
+              <w:tc>
+                <w:tcPr>
+                  <w:tcW w:w="2310" w:type="dxa"/>
+                  <w:tcMar>
+                    <w:top w:w="100" w:type="dxa"/>
+                    <w:left w:w="100" w:type="dxa"/>
+                    <w:bottom w:w="100" w:type="dxa"/>
+                    <w:right w:w="100" w:type="dxa"/>
+                  </w:tcMar>
+                </w:tcPr>
+                <w:p>
+                  <w:pPr>
+                    <w:widowControl w:val="0"/>
+                    <w:spacing w:line="240" w:lineRule="auto"/>
+                    <w:ind w:left="0"/>
+                  </w:pPr>
+                  <w:r>
+                    <w:t>Bmi = 24.99</w:t>
+                  </w:r>
+                </w:p>
+              </w:tc>
+              <w:tc>
+                <w:tcPr>
+                  <w:tcW w:w="2625" w:type="dxa"/>
+                  <w:tcMar>
+                    <w:top w:w="100" w:type="dxa"/>
+                    <w:left w:w="100" w:type="dxa"/>
+                    <w:bottom w:w="100" w:type="dxa"/>
+                    <w:right w:w="100" w:type="dxa"/>
+                  </w:tcMar>
+                </w:tcPr>
+                <w:p>
+                  <w:pPr>
+                    <w:widowControl w:val="0"/>
+                    <w:spacing w:line="240" w:lineRule="auto"/>
+                    <w:ind w:left="0"/>
+                  </w:pPr>
+                  <w:r>
+                    <w:t>If</w:t>
+                  </w:r>
+                </w:p>
+                <w:p>
+                  <w:pPr>
+                    <w:widowControl w:val="0"/>
+                    <w:spacing w:line="240" w:lineRule="auto"/>
+                    <w:ind w:left="0"/>
+                  </w:pPr>
+                  <w:r>
+                    <w:t>bmi &gt;= 18.5 $$ bmi &lt;25</w:t>
+                  </w:r>
+                </w:p>
+              </w:tc>
+              <w:tc>
+                <w:tcPr>
+                  <w:tcW w:w="3480" w:type="dxa"/>
+                  <w:tcMar>
+                    <w:top w:w="100" w:type="dxa"/>
+                    <w:left w:w="100" w:type="dxa"/>
+                    <w:bottom w:w="100" w:type="dxa"/>
+                    <w:right w:w="100" w:type="dxa"/>
+                  </w:tcMar>
+                </w:tcPr>
+                <w:p>
+                  <w:pPr>
+                    <w:widowControl w:val="0"/>
+                    <w:spacing w:line="240" w:lineRule="auto"/>
+                    <w:ind w:left="0"/>
+                  </w:pPr>
+                  <w:r>
+                    <w:t>Your bmi is normal</w:t>
+                  </w:r>
+                </w:p>
+              </w:tc>
+            </w:tr>
+            <w:tr>
+              <w:tc>
+                <w:tcPr>
+                  <w:tcW w:w="2310" w:type="dxa"/>
+                  <w:tcMar>
+                    <w:top w:w="100" w:type="dxa"/>
+                    <w:left w:w="100" w:type="dxa"/>
+                    <w:bottom w:w="100" w:type="dxa"/>
+                    <w:right w:w="100" w:type="dxa"/>
+                  </w:tcMar>
+                </w:tcPr>
+                <w:p>
+                  <w:pPr>
+                    <w:widowControl w:val="0"/>
+                    <w:spacing w:line="240" w:lineRule="auto"/>
+                    <w:ind w:left="0"/>
+                  </w:pPr>
+                  <w:r>
+                    <w:t>Bmi = 25</w:t>
+                  </w:r>
+                </w:p>
+              </w:tc>
+              <w:tc>
+                <w:tcPr>
+                  <w:tcW w:w="2625" w:type="dxa"/>
+                  <w:tcMar>
+                    <w:top w:w="100" w:type="dxa"/>
+                    <w:left w:w="100" w:type="dxa"/>
+                    <w:bottom w:w="100" w:type="dxa"/>
+                    <w:right w:w="100" w:type="dxa"/>
+                  </w:tcMar>
+                </w:tcPr>
+                <w:p>
+                  <w:pPr>
+                    <w:widowControl w:val="0"/>
+                    <w:spacing w:line="240" w:lineRule="auto"/>
+                    <w:ind w:left="0"/>
+                  </w:pPr>
+                  <w:r>
+                    <w:t>If</w:t>
+                  </w:r>
+                </w:p>
+                <w:p>
+                  <w:pPr>
+                    <w:widowControl w:val="0"/>
+                    <w:spacing w:line="240" w:lineRule="auto"/>
+                    <w:ind w:left="0"/>
+                  </w:pPr>
+                  <w:r>
+                    <w:t xml:space="preserve">bmi &gt;= </w:t>
+                  </w:r>
+                  <w:r>
+                    <w:t>25</w:t>
+                  </w:r>
+                  <w:r>
+                    <w:t xml:space="preserve"> $$ bmi &lt;</w:t>
+                  </w:r>
+                  <w:r>
+                    <w:t>30</w:t>
+                  </w:r>
+                </w:p>
+              </w:tc>
+              <w:tc>
+                <w:tcPr>
+                  <w:tcW w:w="3480" w:type="dxa"/>
+                  <w:tcMar>
+                    <w:top w:w="100" w:type="dxa"/>
+                    <w:left w:w="100" w:type="dxa"/>
+                    <w:bottom w:w="100" w:type="dxa"/>
+                    <w:right w:w="100" w:type="dxa"/>
+                  </w:tcMar>
+                </w:tcPr>
+                <w:p>
+                  <w:pPr>
+                    <w:widowControl w:val="0"/>
+                    <w:spacing w:line="240" w:lineRule="auto"/>
+                    <w:ind w:left="0"/>
+                  </w:pPr>
+                  <w:r>
+                    <w:t xml:space="preserve">You are over waight </w:t>
+                  </w:r>
+                </w:p>
+              </w:tc>
+            </w:tr>
+            <w:tr>
+              <w:tc>
+                <w:tcPr>
+                  <w:tcW w:w="2310" w:type="dxa"/>
+                  <w:tcMar>
+                    <w:top w:w="100" w:type="dxa"/>
+                    <w:left w:w="100" w:type="dxa"/>
+                    <w:bottom w:w="100" w:type="dxa"/>
+                    <w:right w:w="100" w:type="dxa"/>
+                  </w:tcMar>
+                </w:tcPr>
+                <w:p>
+                  <w:pPr>
+                    <w:widowControl w:val="0"/>
+                    <w:spacing w:line="240" w:lineRule="auto"/>
+                    <w:ind w:left="0"/>
+                  </w:pPr>
+                  <w:r>
+                    <w:t>Bmi = 29.99</w:t>
+                  </w:r>
+                </w:p>
+              </w:tc>
+              <w:tc>
+                <w:tcPr>
+                  <w:tcW w:w="2625" w:type="dxa"/>
+                  <w:tcMar>
+                    <w:top w:w="100" w:type="dxa"/>
+                    <w:left w:w="100" w:type="dxa"/>
+                    <w:bottom w:w="100" w:type="dxa"/>
+                    <w:right w:w="100" w:type="dxa"/>
+                  </w:tcMar>
+                </w:tcPr>
+                <w:p>
+                  <w:pPr>
+                    <w:widowControl w:val="0"/>
+                    <w:spacing w:line="240" w:lineRule="auto"/>
+                    <w:ind w:left="0"/>
+                  </w:pPr>
+                  <w:r>
+                    <w:t>If</w:t>
+                  </w:r>
+                </w:p>
+                <w:p>
+                  <w:pPr>
+                    <w:widowControl w:val="0"/>
+                    <w:spacing w:line="240" w:lineRule="auto"/>
+                    <w:ind w:left="0"/>
+                  </w:pPr>
+                  <w:r>
+                    <w:t xml:space="preserve">bmi &gt;= </w:t>
+                  </w:r>
+                  <w:r>
+                    <w:t>25</w:t>
+                  </w:r>
+                  <w:r>
+                    <w:t xml:space="preserve"> $$ bmi &lt;</w:t>
+                  </w:r>
+                  <w:r>
+                    <w:t>30</w:t>
+                  </w:r>
+                </w:p>
+              </w:tc>
+              <w:tc>
+                <w:tcPr>
+                  <w:tcW w:w="3480" w:type="dxa"/>
+                  <w:tcMar>
+                    <w:top w:w="100" w:type="dxa"/>
+                    <w:left w:w="100" w:type="dxa"/>
+                    <w:bottom w:w="100" w:type="dxa"/>
+                    <w:right w:w="100" w:type="dxa"/>
+                  </w:tcMar>
+                </w:tcPr>
+                <w:p>
+                  <w:pPr>
+                    <w:widowControl w:val="0"/>
+                    <w:spacing w:line="240" w:lineRule="auto"/>
+                    <w:ind w:left="0"/>
+                  </w:pPr>
+                  <w:r>
+                    <w:t>You are over waight</w:t>
+                  </w:r>
+                </w:p>
+              </w:tc>
+            </w:tr>
+            <w:tr>
+              <w:tc>
+                <w:tcPr>
+                  <w:tcW w:w="2310" w:type="dxa"/>
+                  <w:tcMar>
+                    <w:top w:w="100" w:type="dxa"/>
+                    <w:left w:w="100" w:type="dxa"/>
+                    <w:bottom w:w="100" w:type="dxa"/>
+                    <w:right w:w="100" w:type="dxa"/>
+                  </w:tcMar>
+                </w:tcPr>
+                <w:p>
+                  <w:pPr>
+                    <w:widowControl w:val="0"/>
+                    <w:spacing w:line="240" w:lineRule="auto"/>
+                    <w:ind w:left="0"/>
+                  </w:pPr>
+                  <w:r>
+                    <w:t>Bmi = 30</w:t>
+                  </w:r>
+                </w:p>
+              </w:tc>
+              <w:tc>
+                <w:tcPr>
+                  <w:tcW w:w="2625" w:type="dxa"/>
+                  <w:tcMar>
+                    <w:top w:w="100" w:type="dxa"/>
+                    <w:left w:w="100" w:type="dxa"/>
+                    <w:bottom w:w="100" w:type="dxa"/>
+                    <w:right w:w="100" w:type="dxa"/>
+                  </w:tcMar>
+                </w:tcPr>
+                <w:p>
+                  <w:pPr>
+                    <w:widowControl w:val="0"/>
+                    <w:spacing w:line="240" w:lineRule="auto"/>
+                    <w:ind w:left="0"/>
+                  </w:pPr>
+                  <w:r>
+                    <w:t xml:space="preserve">If </w:t>
+                  </w:r>
+                </w:p>
+                <w:p>
+                  <w:pPr>
+                    <w:widowControl w:val="0"/>
+                    <w:spacing w:line="240" w:lineRule="auto"/>
+                    <w:ind w:left="0"/>
+                  </w:pPr>
+                  <w:r>
+                    <w:t xml:space="preserve">Bmi </w:t>
+                  </w:r>
+                  <w:r>
+                    <w:t>&gt;= 30</w:t>
+                  </w:r>
+                </w:p>
+              </w:tc>
+              <w:tc>
+                <w:tcPr>
+                  <w:tcW w:w="3480" w:type="dxa"/>
+                  <w:tcMar>
+                    <w:top w:w="100" w:type="dxa"/>
+                    <w:left w:w="100" w:type="dxa"/>
+                    <w:bottom w:w="100" w:type="dxa"/>
+                    <w:right w:w="100" w:type="dxa"/>
+                  </w:tcMar>
+                </w:tcPr>
+                <w:p>
+                  <w:pPr>
+                    <w:widowControl w:val="0"/>
+                    <w:spacing w:line="240" w:lineRule="auto"/>
+                    <w:ind w:left="0"/>
+                  </w:pPr>
+                  <w:r>
+                    <w:t>You are obese</w:t>
+                  </w:r>
+                </w:p>
+              </w:tc>
+            </w:tr>
+          </w:tbl>
+          <w:p>
+            <w:pPr>
+              <w:spacing w:line="240" w:lineRule="auto"/>
+              <w:ind w:left="0"/>
+            </w:pPr>
+          </w:p>
+          <w:p>
+            <w:pPr>
+              <w:spacing w:line="240" w:lineRule="auto"/>
+              <w:ind w:left="0"/>
+              <w:rPr>
+                <w:shd w:val="clear" w:color="auto" w:fill="D9EAD3"/>
+                <w:lang w:val="en-US"/>
+              </w:rPr>
+            </w:pPr>
+            <w:r>
+              <w:rPr>
+                <w:b/>
+                <w:bCs/>
+                <w:shd w:val="clear" w:color="auto" w:fill="D9EAD3"/>
+                <w:lang w:val="en-US"/>
+              </w:rPr>
+              <w:lastRenderedPageBreak/>
+              <w:t xml:space="preserve">Method Name (use verbs): </w:t>
+            </w:r>
+            <w:r>
+              <w:rPr>
+                <w:shd w:val="clear" w:color="auto" w:fill="D9EAD3"/>
+                <w:lang w:val="en-US"/>
+              </w:rPr>
+              <w:t>getBMICategory</w:t>
+            </w:r>
+          </w:p>
+          <w:p>
+            <w:pPr>
+              <w:spacing w:line="240" w:lineRule="auto"/>
+              <w:ind w:left="0"/>
+              <w:rPr>
+                <w:shd w:val="clear" w:color="auto" w:fill="D9EAD3"/>
+                <w:lang w:val="en-US"/>
+              </w:rPr>
+            </w:pPr>
+            <w:r>
+              <w:rPr>
+                <w:b/>
+                <w:bCs/>
+                <w:shd w:val="clear" w:color="auto" w:fill="D9EAD3"/>
+                <w:lang w:val="en-US"/>
+              </w:rPr>
+              <w:t xml:space="preserve">Parameters (What does the method need): </w:t>
+            </w:r>
+            <w:r>
+              <w:rPr>
+                <w:shd w:val="clear" w:color="auto" w:fill="D9EAD3"/>
+                <w:lang w:val="en-US"/>
+              </w:rPr>
+              <w:t>double bmi</w:t>
+            </w:r>
+          </w:p>
+          <w:p>
+            <w:pPr>
+              <w:spacing w:line="240" w:lineRule="auto"/>
+              <w:ind w:left="0"/>
+            </w:pPr>
+            <w:r>
+              <w:rPr>
+                <w:b/>
+                <w:bCs/>
+                <w:shd w:val="clear" w:color="auto" w:fill="D9EAD3"/>
+              </w:rPr>
+              <w:t>Return (What does the method return):</w:t>
+            </w:r>
+            <w:r>
+              <w:rPr>
+                <w:shd w:val="clear" w:color="auto" w:fill="D9EAD3"/>
+              </w:rPr>
+              <w:t xml:space="preserve"> String</w:t>
+            </w:r>
+          </w:p>
+          <w:p>
+            <w:pPr>
+              <w:spacing w:line="240" w:lineRule="auto"/>
+              <w:ind w:left="0"/>
+              <w:rPr>
+                <w:shd w:val="clear" w:color="auto" w:fill="D9EAD3"/>
+                <w:lang w:val="en-US"/>
+              </w:rPr>
+            </w:pPr>
+            <w:r>
+              <w:rPr>
+                <w:b/>
+                <w:bCs/>
+                <w:shd w:val="clear" w:color="auto" w:fill="D9EAD3"/>
+                <w:lang w:val="en-US"/>
+              </w:rPr>
+              <w:t xml:space="preserve">Method Signature (return type, method name, parameters): </w:t>
+            </w:r>
+            <w:r>
+              <w:rPr>
+                <w:shd w:val="clear" w:color="auto" w:fill="D9EAD3"/>
+                <w:lang w:val="en-US"/>
+              </w:rPr>
+              <w:t>String getBMICategory (double currentBMI)</w:t>
+            </w:r>
+          </w:p>
+          <w:p>
+            <w:pPr>
+              <w:spacing w:line="240" w:lineRule="auto"/>
+              <w:ind w:left="0"/>
+            </w:pPr>
+          </w:p>
+          <w:p>
+            <w:pPr>
+              <w:spacing w:line="240" w:lineRule="auto"/>
+              <w:ind w:left="0"/>
+              <w:rPr>
+                <w:b/>
+                <w:bCs/>
+              </w:rPr>
+            </w:pPr>
+            <w:r>
+              <w:rPr>
+                <w:b/>
+                <w:bCs/>
+              </w:rPr>
+              <w:t>Paste handwritten pseudocode algorithm below</w:t>
+            </w:r>
+          </w:p>
+          <w:p>
+            <w:pPr>
+              <w:spacing w:line="240" w:lineRule="auto"/>
+              <w:ind w:left="0"/>
+              <w:rPr>
+                <w:b/>
+                <w:bCs/>
+              </w:rPr>
+            </w:pPr>
+          </w:p>
+          <w:p>
+            <w:pPr>
+              <w:spacing w:line="240" w:lineRule="auto"/>
+              <w:ind w:left="0"/>
+            </w:pPr>
+            <w:r>
+              <w:rPr>
+                <w:noProof/>
+              </w:rPr>
+              <w:drawing>
+                <wp:inline distT="0" distB="0" distL="0" distR="0" wp14:anchorId="043BE5DF" wp14:editId="34508F47">
+                  <wp:extent cx="2219690" cy="1664817"/>
+                  <wp:effectExtent l="0" t="8255" r="1270" b="1270"/>
+                  <wp:docPr id="975914143" name="Picture 2"/>
+                  <wp:cNvGraphicFramePr>
+                    <a:graphicFrameLocks xmlns:a="http://schemas.openxmlformats.org/drawingml/2006/main" noChangeAspect="1"/>
+                  </wp:cNvGraphicFramePr>
+                  <a:graphic xmlns:a="http://schemas.openxmlformats.org/drawingml/2006/main">
+                    <a:graphicData uri="http://schemas.openxmlformats.org/drawingml/2006/picture">
+                      <pic:pic xmlns:pic="http://schemas.openxmlformats.org/drawingml/2006/picture">
+                        <pic:nvPicPr>
+                          <pic:cNvPr id="975914143" name="Picture 975914143"/>
+                          <pic:cNvPicPr/>
+                        </pic:nvPicPr>
+                        <pic:blipFill>
+                          <a:blip r:embed="rId18" cstate="print">
+                            <a:extLst>
+                              <a:ext uri="{28A0092B-C50C-407E-A947-70E740481C1C}">
+                                <a14:useLocalDpi xmlns:a14="http://schemas.microsoft.com/office/drawing/2010/main" val="0"/>
+                              </a:ext>
+                            </a:extLst>
+                          </a:blip>
+                          <a:stretch>
+                            <a:fillRect/>
+                          </a:stretch>
+                        </pic:blipFill>
+                        <pic:spPr>
+                          <a:xfrm rot="5400000">
+                            <a:off x="0" y="0"/>
+                            <a:ext cx="2236400" cy="1677350"/>
+                          </a:xfrm>
+                          <a:prstGeom prst="rect">
+                            <a:avLst/>
+                          </a:prstGeom>
+                        </pic:spPr>
+                      </pic:pic>
+                    </a:graphicData>
+                  </a:graphic>
+                </wp:inline>
+              </w:drawing>
+            </w:r>
+          </w:p>
+          <w:p>
+            <w:pPr>
+              <w:spacing w:line="240" w:lineRule="auto"/>
+              <w:ind w:left="0"/>
+            </w:pPr>
+            <w:r>
+              <w:rPr>
+                <w:b/>
+                <w:bCs/>
+              </w:rPr>
+              <w:t xml:space="preserve">Implement method code, call from main and test. </w:t>
+            </w:r>
+            <w:r>
+              <w:t>Remember to commit and push.</w:t>
+            </w:r>
+          </w:p>
+          <w:p>
+            <w:pPr>
+              <w:spacing w:line="240" w:lineRule="auto"/>
+              <w:ind w:left="0"/>
+            </w:pPr>
+            <w:r>
+              <w:rPr>
+                <w:noProof/>
+              </w:rPr>
+              <w:drawing>
+                <wp:inline distT="0" distB="0" distL="0" distR="0" wp14:anchorId="30AD12A2" wp14:editId="1558A982">
+                  <wp:extent cx="5359400" cy="2270760"/>
+                  <wp:effectExtent l="0" t="0" r="0" b="0"/>
+                  <wp:docPr id="1822831441" name="Picture 3"/>
+                  <wp:cNvGraphicFramePr>
+                    <a:graphicFrameLocks xmlns:a="http://schemas.openxmlformats.org/drawingml/2006/main" noChangeAspect="1"/>
+                  </wp:cNvGraphicFramePr>
+                  <a:graphic xmlns:a="http://schemas.openxmlformats.org/drawingml/2006/main">
+                    <a:graphicData uri="http://schemas.openxmlformats.org/drawingml/2006/picture">
+                      <pic:pic xmlns:pic="http://schemas.openxmlformats.org/drawingml/2006/picture">
+                        <pic:nvPicPr>
+                          <pic:cNvPr id="1822831441" name="Picture 1822831441"/>
+                          <pic:cNvPicPr/>
+                        </pic:nvPicPr>
+                        <pic:blipFill>
+                          <a:blip r:embed="rId19" cstate="print">
+                            <a:extLst>
+                              <a:ext uri="{28A0092B-C50C-407E-A947-70E740481C1C}">
+                                <a14:useLocalDpi xmlns:a14="http://schemas.microsoft.com/office/drawing/2010/main" val="0"/>
+                              </a:ext>
+                            </a:extLst>
+                          </a:blip>
+                          <a:stretch>
+                            <a:fillRect/>
+                          </a:stretch>
+                        </pic:blipFill>
+                        <pic:spPr>
+                          <a:xfrm>
+                            <a:off x="0" y="0"/>
+                            <a:ext cx="5359400" cy="2270760"/>
+                          </a:xfrm>
+                          <a:prstGeom prst="rect">
+                            <a:avLst/>
+                          </a:prstGeom>
+                        </pic:spPr>
+                      </pic:pic>
+                    </a:graphicData>
+                  </a:graphic>
+                </wp:inline>
+              </w:drawing>
+            </w:r>
+          </w:p>
         </w:tc>
       </w:tr>
     </w:tbl>
@@ -6671,12 +6364,12 @@
         <w:tblW w:w="8640" w:type="dxa"/>
         <w:tblInd w:w="720" w:type="dxa"/>
         <w:tblBorders>
-          <w:top w:val="single" w:color="000000" w:sz="8" w:space="0"/>
-          <w:left w:val="single" w:color="000000" w:sz="8" w:space="0"/>
-          <w:bottom w:val="single" w:color="000000" w:sz="8" w:space="0"/>
-          <w:right w:val="single" w:color="000000" w:sz="8" w:space="0"/>
-          <w:insideH w:val="single" w:color="000000" w:sz="8" w:space="0"/>
-          <w:insideV w:val="single" w:color="000000" w:sz="8" w:space="0"/>
+          <w:top w:val="single" w:sz="8" w:space="0" w:color="000000"/>
+          <w:left w:val="single" w:sz="8" w:space="0" w:color="000000"/>
+          <w:bottom w:val="single" w:sz="8" w:space="0" w:color="000000"/>
+          <w:right w:val="single" w:sz="8" w:space="0" w:color="000000"/>
+          <w:insideH w:val="single" w:sz="8" w:space="0" w:color="000000"/>
+          <w:insideV w:val="single" w:sz="8" w:space="0" w:color="000000"/>
         </w:tblBorders>
         <w:tblLayout w:type="fixed"/>
         <w:tblLook w:val="0600" w:firstRow="0" w:lastRow="0" w:firstColumn="0" w:lastColumn="0" w:noHBand="1" w:noVBand="1"/>
@@ -6696,492 +6389,581 @@
               <w:right w:w="100" w:type="dxa"/>
             </w:tcMar>
           </w:tcPr>
-          <w:sdt>
-            <w:sdtPr>
-              <w:tag w:val="goog_rdk_13"/>
-              <w:id w:val="1130246982"/>
-              <w:lock w:val="contentLocked"/>
-              <w:placeholder>
-                <w:docPart w:val="DefaultPlaceholder_1081868574"/>
-              </w:placeholder>
-            </w:sdtPr>
-            <w:sdtContent>
-              <w:p>
-                <w:pPr>
-                  <w:ind w:left="0"/>
-                </w:pPr>
-                <w:r>
-                  <w:rPr>
-                    <w:b w:val="1"/>
-                    <w:bCs w:val="1"/>
-                    <w:lang w:val="en-US"/>
-                  </w:rPr>
-                  <w:t>User Story 5 Method: AskToContinue</w:t>
-                </w:r>
-              </w:p>
-              <w:p>
-                <w:pPr>
-                  <w:spacing w:line="240" w:lineRule="auto"/>
-                  <w:ind w:left="0"/>
-                  <w:rPr>
-                    <w:shd w:val="clear" w:color="auto" w:fill="D9EAD3"/>
-                    <w:lang w:val="en-US"/>
-                  </w:rPr>
-                </w:pPr>
-                <w:r>
-                  <w:rPr>
-                    <w:shd w:val="clear" w:color="auto" w:fill="D9EAD3"/>
-                    <w:lang w:val="en-US"/>
-                  </w:rPr>
-                  <w:t>Ask the user if they want to continue ‘y’ or ‘n’.. Read the first character. When the user doesn’t ‘Y’, ‘y’, ‘N’ or ‘n’  repeat the question.  Return true for 'y' or 'Y' and false for ‘n’ or ‘N’.</w:t>
-                </w:r>
-              </w:p>
-              <w:p>
-                <w:pPr>
-                  <w:spacing w:line="240" w:lineRule="auto"/>
-                  <w:ind w:left="0"/>
-                </w:pPr>
-              </w:p>
-              <w:p>
-                <w:pPr>
-                  <w:spacing w:line="240" w:lineRule="auto"/>
-                  <w:ind w:left="0"/>
-                </w:pPr>
-                <w:r>
-                  <w:t xml:space="preserve">Create 4 test cases </w:t>
-                </w:r>
-              </w:p>
-              <w:sdt>
-                <w:sdtPr>
-                  <w:tag w:val="goog_rdk_12"/>
-                  <w:id w:val="-1279697210"/>
-                  <w:lock w:val="contentLocked"/>
-                  <w:placeholder>
-                    <w:docPart w:val="DefaultPlaceholder_1081868574"/>
-                  </w:placeholder>
-                </w:sdtPr>
-                <w:sdtContent>
-                  <w:tbl>
-                    <w:tblPr>
-                      <w:tblStyle w:val="afff3"/>
-                      <w:tblW w:w="8415" w:type="dxa"/>
-                      <w:tblInd w:w="0" w:type="dxa"/>
-                      <w:tblBorders>
-                        <w:top w:val="single" w:color="000000" w:sz="8" w:space="0"/>
-                        <w:left w:val="single" w:color="000000" w:sz="8" w:space="0"/>
-                        <w:bottom w:val="single" w:color="000000" w:sz="8" w:space="0"/>
-                        <w:right w:val="single" w:color="000000" w:sz="8" w:space="0"/>
-                        <w:insideH w:val="single" w:color="000000" w:sz="8" w:space="0"/>
-                        <w:insideV w:val="single" w:color="000000" w:sz="8" w:space="0"/>
-                      </w:tblBorders>
-                      <w:tblLayout w:type="fixed"/>
-                      <w:tblLook w:val="0600" w:firstRow="0" w:lastRow="0" w:firstColumn="0" w:lastColumn="0" w:noHBand="1" w:noVBand="1"/>
-                    </w:tblPr>
-                    <w:tblGrid>
-                      <w:gridCol w:w="2310"/>
-                      <w:gridCol w:w="2805"/>
-                      <w:gridCol w:w="3300"/>
-                    </w:tblGrid>
-                    <w:tr>
-                      <w:tc>
-                        <w:tcPr>
-                          <w:tcW w:w="2310" w:type="dxa"/>
-                          <w:tcMar>
-                            <w:top w:w="100" w:type="dxa"/>
-                            <w:left w:w="100" w:type="dxa"/>
-                            <w:bottom w:w="100" w:type="dxa"/>
-                            <w:right w:w="100" w:type="dxa"/>
-                          </w:tcMar>
-                        </w:tcPr>
-                        <w:p>
-                          <w:pPr>
-                            <w:widowControl w:val="0"/>
-                            <w:spacing w:line="240" w:lineRule="auto"/>
-                            <w:ind w:left="0"/>
-                          </w:pPr>
-                          <w:r>
-                            <w:t>Precondition</w:t>
-                          </w:r>
-                        </w:p>
-                      </w:tc>
-                      <w:tc>
-                        <w:tcPr>
-                          <w:tcW w:w="2805" w:type="dxa"/>
-                          <w:tcMar>
-                            <w:top w:w="100" w:type="dxa"/>
-                            <w:left w:w="100" w:type="dxa"/>
-                            <w:bottom w:w="100" w:type="dxa"/>
-                            <w:right w:w="100" w:type="dxa"/>
-                          </w:tcMar>
-                        </w:tcPr>
-                        <w:p>
-                          <w:pPr>
-                            <w:widowControl w:val="0"/>
-                            <w:spacing w:line="240" w:lineRule="auto"/>
-                            <w:ind w:left="0"/>
-                          </w:pPr>
-                          <w:r>
-                            <w:t>Algorithm Notes</w:t>
-                          </w:r>
-                        </w:p>
-                      </w:tc>
-                      <w:tc>
-                        <w:tcPr>
-                          <w:tcW w:w="3300" w:type="dxa"/>
-                          <w:tcMar>
-                            <w:top w:w="100" w:type="dxa"/>
-                            <w:left w:w="100" w:type="dxa"/>
-                            <w:bottom w:w="100" w:type="dxa"/>
-                            <w:right w:w="100" w:type="dxa"/>
-                          </w:tcMar>
-                        </w:tcPr>
-                        <w:p>
-                          <w:pPr>
-                            <w:widowControl w:val="0"/>
-                            <w:spacing w:line="240" w:lineRule="auto"/>
-                            <w:ind w:left="0"/>
-                          </w:pPr>
-                          <w:r>
-                            <w:t>Postcondition</w:t>
-                          </w:r>
-                        </w:p>
-                      </w:tc>
-                    </w:tr>
-                    <w:tr>
-                      <w:tc>
-                        <w:tcPr>
-                          <w:tcW w:w="2310" w:type="dxa"/>
-                          <w:tcMar>
-                            <w:top w:w="100" w:type="dxa"/>
-                            <w:left w:w="100" w:type="dxa"/>
-                            <w:bottom w:w="100" w:type="dxa"/>
-                            <w:right w:w="100" w:type="dxa"/>
-                          </w:tcMar>
-                        </w:tcPr>
-                        <w:p>
-                          <w:pPr>
-                            <w:widowControl w:val="0"/>
-                            <w:spacing w:line="240" w:lineRule="auto"/>
-                            <w:ind w:left="0"/>
-                          </w:pPr>
-                        </w:p>
-                      </w:tc>
-                      <w:tc>
-                        <w:tcPr>
-                          <w:tcW w:w="2805" w:type="dxa"/>
-                          <w:tcMar>
-                            <w:top w:w="100" w:type="dxa"/>
-                            <w:left w:w="100" w:type="dxa"/>
-                            <w:bottom w:w="100" w:type="dxa"/>
-                            <w:right w:w="100" w:type="dxa"/>
-                          </w:tcMar>
-                        </w:tcPr>
-                        <w:p>
-                          <w:pPr>
-                            <w:widowControl w:val="0"/>
-                            <w:spacing w:line="240" w:lineRule="auto"/>
-                            <w:ind w:left="0"/>
-                          </w:pPr>
-                        </w:p>
-                      </w:tc>
-                      <w:tc>
-                        <w:tcPr>
-                          <w:tcW w:w="3300" w:type="dxa"/>
-                          <w:tcMar>
-                            <w:top w:w="100" w:type="dxa"/>
-                            <w:left w:w="100" w:type="dxa"/>
-                            <w:bottom w:w="100" w:type="dxa"/>
-                            <w:right w:w="100" w:type="dxa"/>
-                          </w:tcMar>
-                        </w:tcPr>
-                        <w:p>
-                          <w:pPr>
-                            <w:widowControl w:val="0"/>
-                            <w:spacing w:line="240" w:lineRule="auto"/>
-                            <w:ind w:left="0"/>
-                          </w:pPr>
-                        </w:p>
-                      </w:tc>
-                    </w:tr>
-                    <w:tr>
-                      <w:tc>
-                        <w:tcPr>
-                          <w:tcW w:w="2310" w:type="dxa"/>
-                          <w:tcMar>
-                            <w:top w:w="100" w:type="dxa"/>
-                            <w:left w:w="100" w:type="dxa"/>
-                            <w:bottom w:w="100" w:type="dxa"/>
-                            <w:right w:w="100" w:type="dxa"/>
-                          </w:tcMar>
-                        </w:tcPr>
-                        <w:p>
-                          <w:pPr>
-                            <w:widowControl w:val="0"/>
-                            <w:spacing w:line="240" w:lineRule="auto"/>
-                            <w:ind w:left="0"/>
-                          </w:pPr>
-                        </w:p>
-                      </w:tc>
-                      <w:tc>
-                        <w:tcPr>
-                          <w:tcW w:w="2805" w:type="dxa"/>
-                          <w:tcMar>
-                            <w:top w:w="100" w:type="dxa"/>
-                            <w:left w:w="100" w:type="dxa"/>
-                            <w:bottom w:w="100" w:type="dxa"/>
-                            <w:right w:w="100" w:type="dxa"/>
-                          </w:tcMar>
-                        </w:tcPr>
-                        <w:p>
-                          <w:pPr>
-                            <w:widowControl w:val="0"/>
-                            <w:spacing w:line="240" w:lineRule="auto"/>
-                            <w:ind w:left="0"/>
-                          </w:pPr>
-                        </w:p>
-                      </w:tc>
-                      <w:tc>
-                        <w:tcPr>
-                          <w:tcW w:w="3300" w:type="dxa"/>
-                          <w:tcMar>
-                            <w:top w:w="100" w:type="dxa"/>
-                            <w:left w:w="100" w:type="dxa"/>
-                            <w:bottom w:w="100" w:type="dxa"/>
-                            <w:right w:w="100" w:type="dxa"/>
-                          </w:tcMar>
-                        </w:tcPr>
-                        <w:p>
-                          <w:pPr>
-                            <w:widowControl w:val="0"/>
-                            <w:spacing w:line="240" w:lineRule="auto"/>
-                            <w:ind w:left="0"/>
-                          </w:pPr>
-                        </w:p>
-                      </w:tc>
-                    </w:tr>
-                    <w:tr>
-                      <w:tc>
-                        <w:tcPr>
-                          <w:tcW w:w="2310" w:type="dxa"/>
-                          <w:tcMar>
-                            <w:top w:w="100" w:type="dxa"/>
-                            <w:left w:w="100" w:type="dxa"/>
-                            <w:bottom w:w="100" w:type="dxa"/>
-                            <w:right w:w="100" w:type="dxa"/>
-                          </w:tcMar>
-                        </w:tcPr>
-                        <w:p>
-                          <w:pPr>
-                            <w:widowControl w:val="0"/>
-                            <w:spacing w:line="240" w:lineRule="auto"/>
-                            <w:ind w:left="0"/>
-                          </w:pPr>
-                        </w:p>
-                      </w:tc>
-                      <w:tc>
-                        <w:tcPr>
-                          <w:tcW w:w="2805" w:type="dxa"/>
-                          <w:tcMar>
-                            <w:top w:w="100" w:type="dxa"/>
-                            <w:left w:w="100" w:type="dxa"/>
-                            <w:bottom w:w="100" w:type="dxa"/>
-                            <w:right w:w="100" w:type="dxa"/>
-                          </w:tcMar>
-                        </w:tcPr>
-                        <w:p>
-                          <w:pPr>
-                            <w:widowControl w:val="0"/>
-                            <w:spacing w:line="240" w:lineRule="auto"/>
-                            <w:ind w:left="0"/>
-                          </w:pPr>
-                        </w:p>
-                      </w:tc>
-                      <w:tc>
-                        <w:tcPr>
-                          <w:tcW w:w="3300" w:type="dxa"/>
-                          <w:tcMar>
-                            <w:top w:w="100" w:type="dxa"/>
-                            <w:left w:w="100" w:type="dxa"/>
-                            <w:bottom w:w="100" w:type="dxa"/>
-                            <w:right w:w="100" w:type="dxa"/>
-                          </w:tcMar>
-                        </w:tcPr>
-                        <w:p>
-                          <w:pPr>
-                            <w:widowControl w:val="0"/>
-                            <w:spacing w:line="240" w:lineRule="auto"/>
-                            <w:ind w:left="0"/>
-                          </w:pPr>
-                        </w:p>
-                      </w:tc>
-                    </w:tr>
-                    <w:tr>
-                      <w:tc>
-                        <w:tcPr>
-                          <w:tcW w:w="2310" w:type="dxa"/>
-                          <w:tcMar>
-                            <w:top w:w="100" w:type="dxa"/>
-                            <w:left w:w="100" w:type="dxa"/>
-                            <w:bottom w:w="100" w:type="dxa"/>
-                            <w:right w:w="100" w:type="dxa"/>
-                          </w:tcMar>
-                        </w:tcPr>
-                        <w:p>
-                          <w:pPr>
-                            <w:widowControl w:val="0"/>
-                            <w:spacing w:line="240" w:lineRule="auto"/>
-                            <w:ind w:left="0"/>
-                          </w:pPr>
-                        </w:p>
-                      </w:tc>
-                      <w:tc>
-                        <w:tcPr>
-                          <w:tcW w:w="2805" w:type="dxa"/>
-                          <w:tcMar>
-                            <w:top w:w="100" w:type="dxa"/>
-                            <w:left w:w="100" w:type="dxa"/>
-                            <w:bottom w:w="100" w:type="dxa"/>
-                            <w:right w:w="100" w:type="dxa"/>
-                          </w:tcMar>
-                        </w:tcPr>
-                        <w:p>
-                          <w:pPr>
-                            <w:widowControl w:val="0"/>
-                            <w:spacing w:line="240" w:lineRule="auto"/>
-                            <w:ind w:left="0"/>
-                          </w:pPr>
-                        </w:p>
-                      </w:tc>
-                      <w:tc>
-                        <w:tcPr>
-                          <w:tcW w:w="3300" w:type="dxa"/>
-                          <w:tcMar>
-                            <w:top w:w="100" w:type="dxa"/>
-                            <w:left w:w="100" w:type="dxa"/>
-                            <w:bottom w:w="100" w:type="dxa"/>
-                            <w:right w:w="100" w:type="dxa"/>
-                          </w:tcMar>
-                        </w:tcPr>
-                        <w:p>
-                          <w:pPr>
-                            <w:widowControl w:val="0"/>
-                            <w:spacing w:line="240" w:lineRule="auto"/>
-                            <w:ind w:left="0"/>
-                          </w:pPr>
-                        </w:p>
-                      </w:tc>
-                    </w:tr>
-                  </w:tbl>
-                </w:sdtContent>
-              </w:sdt>
-              <w:p>
-                <w:pPr>
-                  <w:spacing w:line="240" w:lineRule="auto"/>
-                  <w:ind w:left="0"/>
-                </w:pPr>
-              </w:p>
-              <w:p>
-                <w:pPr>
-                  <w:spacing w:line="240" w:lineRule="auto"/>
-                  <w:ind w:left="0"/>
-                </w:pPr>
-                <w:r>
-                  <w:rPr>
-                    <w:b w:val="1"/>
-                    <w:bCs w:val="1"/>
-                    <w:lang w:val="en-US"/>
-                  </w:rPr>
-                  <w:t>Method Signature:</w:t>
-                </w:r>
-                <w:r>
-                  <w:rPr>
-                    <w:lang w:val="en-US"/>
-                  </w:rPr>
-                  <w:t xml:space="preserve"> boolean AskToContinue()</w:t>
-                </w:r>
-              </w:p>
-              <w:p>
-                <w:pPr>
-                  <w:spacing w:line="240" w:lineRule="auto"/>
-                  <w:ind w:left="0"/>
-                </w:pPr>
-                <w:r>
-                  <w:rPr>
-                    <w:lang w:val="en-US"/>
-                  </w:rPr>
-                  <w:t>Description: Ask the user if they want to continue. When the user doesn’t enter a ‘y’, ‘Y’</w:t>
-                </w:r>
-              </w:p>
-              <w:p>
-                <w:pPr>
-                  <w:spacing w:line="240" w:lineRule="auto"/>
-                  <w:ind w:left="0"/>
-                  <w:rPr>
-                    <w:b/>
-                    <w:bCs/>
-                  </w:rPr>
-                </w:pPr>
-              </w:p>
-              <w:p>
-                <w:pPr>
-                  <w:spacing w:line="240" w:lineRule="auto"/>
-                  <w:ind w:left="0"/>
-                </w:pPr>
-                <w:r>
-                  <w:rPr>
-                    <w:b/>
-                    <w:bCs/>
-                  </w:rPr>
-                  <w:t>Paste handwritten pseudocode algorithm below</w:t>
-                </w:r>
-              </w:p>
-              <w:p>
-                <w:pPr>
-                  <w:spacing w:line="240" w:lineRule="auto"/>
-                  <w:ind w:left="0"/>
-                </w:pPr>
-              </w:p>
-              <w:p>
-                <w:pPr>
-                  <w:spacing w:line="240" w:lineRule="auto"/>
-                  <w:ind w:left="0"/>
-                </w:pPr>
-              </w:p>
-              <w:p>
-                <w:pPr>
-                  <w:spacing w:line="240" w:lineRule="auto"/>
-                  <w:ind w:left="0"/>
-                </w:pPr>
-                <w:r>
-                  <w:rPr>
-                    <w:b/>
-                    <w:bCs/>
-                  </w:rPr>
-                  <w:t xml:space="preserve">Implement method code, call from main and test. </w:t>
-                </w:r>
-                <w:r>
-                  <w:t>Remember to commit and push.</w:t>
-                </w:r>
-              </w:p>
-              <w:p>
-                <w:pPr>
-                  <w:spacing w:line="240" w:lineRule="auto"/>
-                  <w:ind w:left="0"/>
-                  <w:rPr>
-                    <w:b/>
-                    <w:bCs/>
-                  </w:rPr>
-                </w:pPr>
-                <w:r>
-                  <w:rPr>
-                    <w:b/>
-                    <w:bCs/>
-                  </w:rPr>
-                  <w:t xml:space="preserve"> </w:t>
-                </w:r>
-              </w:p>
-            </w:sdtContent>
-          </w:sdt>
+          <w:p>
+            <w:pPr>
+              <w:ind w:left="0"/>
+            </w:pPr>
+            <w:r>
+              <w:rPr>
+                <w:b/>
+                <w:bCs/>
+                <w:lang w:val="en-US"/>
+              </w:rPr>
+              <w:t>User Story 5 Method: AskToContinue</w:t>
+            </w:r>
+          </w:p>
+          <w:p>
+            <w:pPr>
+              <w:spacing w:line="240" w:lineRule="auto"/>
+              <w:ind w:left="0"/>
+              <w:rPr>
+                <w:shd w:val="clear" w:color="auto" w:fill="D9EAD3"/>
+                <w:lang w:val="en-US"/>
+              </w:rPr>
+            </w:pPr>
+            <w:r>
+              <w:rPr>
+                <w:shd w:val="clear" w:color="auto" w:fill="D9EAD3"/>
+                <w:lang w:val="en-US"/>
+              </w:rPr>
+              <w:t>Ask the user if they want to continue ‘y’ or ‘n’.. Read the first character. When the user doesn’t ‘Y’, ‘y’, ‘N’ or ‘n’  repeat the question.  Return true for 'y' or 'Y' and false for ‘n’ or ‘N’.</w:t>
+            </w:r>
+          </w:p>
+          <w:p>
+            <w:pPr>
+              <w:spacing w:line="240" w:lineRule="auto"/>
+              <w:ind w:left="0"/>
+            </w:pPr>
+            <w:r>
+              <w:t xml:space="preserve">Create 4 test cases </w:t>
+            </w:r>
+          </w:p>
+          <w:tbl>
+            <w:tblPr>
+              <w:tblStyle w:val="afff3"/>
+              <w:tblW w:w="8415" w:type="dxa"/>
+              <w:tblInd w:w="0" w:type="dxa"/>
+              <w:tblBorders>
+                <w:top w:val="single" w:sz="8" w:space="0" w:color="000000"/>
+                <w:left w:val="single" w:sz="8" w:space="0" w:color="000000"/>
+                <w:bottom w:val="single" w:sz="8" w:space="0" w:color="000000"/>
+                <w:right w:val="single" w:sz="8" w:space="0" w:color="000000"/>
+                <w:insideH w:val="single" w:sz="8" w:space="0" w:color="000000"/>
+                <w:insideV w:val="single" w:sz="8" w:space="0" w:color="000000"/>
+              </w:tblBorders>
+              <w:tblLayout w:type="fixed"/>
+              <w:tblLook w:val="0600" w:firstRow="0" w:lastRow="0" w:firstColumn="0" w:lastColumn="0" w:noHBand="1" w:noVBand="1"/>
+            </w:tblPr>
+            <w:tblGrid>
+              <w:gridCol w:w="2310"/>
+              <w:gridCol w:w="2805"/>
+              <w:gridCol w:w="3300"/>
+            </w:tblGrid>
+            <w:tr>
+              <w:tc>
+                <w:tcPr>
+                  <w:tcW w:w="2310" w:type="dxa"/>
+                  <w:tcMar>
+                    <w:top w:w="100" w:type="dxa"/>
+                    <w:left w:w="100" w:type="dxa"/>
+                    <w:bottom w:w="100" w:type="dxa"/>
+                    <w:right w:w="100" w:type="dxa"/>
+                  </w:tcMar>
+                </w:tcPr>
+                <w:p>
+                  <w:pPr>
+                    <w:widowControl w:val="0"/>
+                    <w:spacing w:line="240" w:lineRule="auto"/>
+                    <w:ind w:left="0"/>
+                  </w:pPr>
+                  <w:r>
+                    <w:t>Precondition</w:t>
+                  </w:r>
+                </w:p>
+              </w:tc>
+              <w:tc>
+                <w:tcPr>
+                  <w:tcW w:w="2805" w:type="dxa"/>
+                  <w:tcMar>
+                    <w:top w:w="100" w:type="dxa"/>
+                    <w:left w:w="100" w:type="dxa"/>
+                    <w:bottom w:w="100" w:type="dxa"/>
+                    <w:right w:w="100" w:type="dxa"/>
+                  </w:tcMar>
+                </w:tcPr>
+                <w:p>
+                  <w:pPr>
+                    <w:widowControl w:val="0"/>
+                    <w:spacing w:line="240" w:lineRule="auto"/>
+                    <w:ind w:left="0"/>
+                  </w:pPr>
+                  <w:r>
+                    <w:t>Algorithm Notes</w:t>
+                  </w:r>
+                </w:p>
+              </w:tc>
+              <w:tc>
+                <w:tcPr>
+                  <w:tcW w:w="3300" w:type="dxa"/>
+                  <w:tcMar>
+                    <w:top w:w="100" w:type="dxa"/>
+                    <w:left w:w="100" w:type="dxa"/>
+                    <w:bottom w:w="100" w:type="dxa"/>
+                    <w:right w:w="100" w:type="dxa"/>
+                  </w:tcMar>
+                </w:tcPr>
+                <w:p>
+                  <w:pPr>
+                    <w:widowControl w:val="0"/>
+                    <w:spacing w:line="240" w:lineRule="auto"/>
+                    <w:ind w:left="0"/>
+                  </w:pPr>
+                  <w:r>
+                    <w:t>Postcondition</w:t>
+                  </w:r>
+                </w:p>
+              </w:tc>
+            </w:tr>
+            <w:tr>
+              <w:tc>
+                <w:tcPr>
+                  <w:tcW w:w="2310" w:type="dxa"/>
+                  <w:tcMar>
+                    <w:top w:w="100" w:type="dxa"/>
+                    <w:left w:w="100" w:type="dxa"/>
+                    <w:bottom w:w="100" w:type="dxa"/>
+                    <w:right w:w="100" w:type="dxa"/>
+                  </w:tcMar>
+                </w:tcPr>
+                <w:p>
+                  <w:pPr>
+                    <w:widowControl w:val="0"/>
+                    <w:spacing w:line="240" w:lineRule="auto"/>
+                    <w:ind w:left="0"/>
+                  </w:pPr>
+                  <w:r>
+                    <w:t xml:space="preserve"> User inputs Y</w:t>
+                  </w:r>
+                </w:p>
+              </w:tc>
+              <w:tc>
+                <w:tcPr>
+                  <w:tcW w:w="2805" w:type="dxa"/>
+                  <w:tcMar>
+                    <w:top w:w="100" w:type="dxa"/>
+                    <w:left w:w="100" w:type="dxa"/>
+                    <w:bottom w:w="100" w:type="dxa"/>
+                    <w:right w:w="100" w:type="dxa"/>
+                  </w:tcMar>
+                </w:tcPr>
+                <w:p>
+                  <w:pPr>
+                    <w:widowControl w:val="0"/>
+                    <w:spacing w:line="240" w:lineRule="auto"/>
+                    <w:ind w:left="0"/>
+                  </w:pPr>
+                  <w:r>
+                    <w:t>If input</w:t>
+                  </w:r>
+                  <w:r>
+                    <w:t xml:space="preserve"> = Y</w:t>
+                  </w:r>
+                </w:p>
+              </w:tc>
+              <w:tc>
+                <w:tcPr>
+                  <w:tcW w:w="3300" w:type="dxa"/>
+                  <w:tcMar>
+                    <w:top w:w="100" w:type="dxa"/>
+                    <w:left w:w="100" w:type="dxa"/>
+                    <w:bottom w:w="100" w:type="dxa"/>
+                    <w:right w:w="100" w:type="dxa"/>
+                  </w:tcMar>
+                </w:tcPr>
+                <w:p>
+                  <w:pPr>
+                    <w:widowControl w:val="0"/>
+                    <w:spacing w:line="240" w:lineRule="auto"/>
+                    <w:ind w:left="0"/>
+                  </w:pPr>
+                  <w:r>
+                    <w:t>Restart program</w:t>
+                  </w:r>
+                </w:p>
+              </w:tc>
+            </w:tr>
+            <w:tr>
+              <w:tc>
+                <w:tcPr>
+                  <w:tcW w:w="2310" w:type="dxa"/>
+                  <w:tcMar>
+                    <w:top w:w="100" w:type="dxa"/>
+                    <w:left w:w="100" w:type="dxa"/>
+                    <w:bottom w:w="100" w:type="dxa"/>
+                    <w:right w:w="100" w:type="dxa"/>
+                  </w:tcMar>
+                </w:tcPr>
+                <w:p>
+                  <w:pPr>
+                    <w:widowControl w:val="0"/>
+                    <w:spacing w:line="240" w:lineRule="auto"/>
+                    <w:ind w:left="0"/>
+                  </w:pPr>
+                  <w:r>
+                    <w:t>User inputs y</w:t>
+                  </w:r>
+                </w:p>
+              </w:tc>
+              <w:tc>
+                <w:tcPr>
+                  <w:tcW w:w="2805" w:type="dxa"/>
+                  <w:tcMar>
+                    <w:top w:w="100" w:type="dxa"/>
+                    <w:left w:w="100" w:type="dxa"/>
+                    <w:bottom w:w="100" w:type="dxa"/>
+                    <w:right w:w="100" w:type="dxa"/>
+                  </w:tcMar>
+                </w:tcPr>
+                <w:p>
+                  <w:pPr>
+                    <w:widowControl w:val="0"/>
+                    <w:spacing w:line="240" w:lineRule="auto"/>
+                    <w:ind w:left="0"/>
+                  </w:pPr>
+                  <w:r>
+                    <w:t>Make upper case</w:t>
+                  </w:r>
+                </w:p>
+                <w:p>
+                  <w:pPr>
+                    <w:widowControl w:val="0"/>
+                    <w:spacing w:line="240" w:lineRule="auto"/>
+                    <w:ind w:left="0"/>
+                  </w:pPr>
+                  <w:r>
+                    <w:t>If  input = Y</w:t>
+                  </w:r>
+                </w:p>
+              </w:tc>
+              <w:tc>
+                <w:tcPr>
+                  <w:tcW w:w="3300" w:type="dxa"/>
+                  <w:tcMar>
+                    <w:top w:w="100" w:type="dxa"/>
+                    <w:left w:w="100" w:type="dxa"/>
+                    <w:bottom w:w="100" w:type="dxa"/>
+                    <w:right w:w="100" w:type="dxa"/>
+                  </w:tcMar>
+                </w:tcPr>
+                <w:p>
+                  <w:pPr>
+                    <w:widowControl w:val="0"/>
+                    <w:spacing w:line="240" w:lineRule="auto"/>
+                    <w:ind w:left="0"/>
+                  </w:pPr>
+                  <w:r>
+                    <w:t>Restart program</w:t>
+                  </w:r>
+                </w:p>
+              </w:tc>
+            </w:tr>
+            <w:tr>
+              <w:tc>
+                <w:tcPr>
+                  <w:tcW w:w="2310" w:type="dxa"/>
+                  <w:tcMar>
+                    <w:top w:w="100" w:type="dxa"/>
+                    <w:left w:w="100" w:type="dxa"/>
+                    <w:bottom w:w="100" w:type="dxa"/>
+                    <w:right w:w="100" w:type="dxa"/>
+                  </w:tcMar>
+                </w:tcPr>
+                <w:p>
+                  <w:pPr>
+                    <w:widowControl w:val="0"/>
+                    <w:spacing w:line="240" w:lineRule="auto"/>
+                    <w:ind w:left="0"/>
+                  </w:pPr>
+                  <w:r>
+                    <w:lastRenderedPageBreak/>
+                    <w:t>User inputs n</w:t>
+                  </w:r>
+                  <w:r>
+                    <w:t xml:space="preserve"> or N</w:t>
+                  </w:r>
+                </w:p>
+              </w:tc>
+              <w:tc>
+                <w:tcPr>
+                  <w:tcW w:w="2805" w:type="dxa"/>
+                  <w:tcMar>
+                    <w:top w:w="100" w:type="dxa"/>
+                    <w:left w:w="100" w:type="dxa"/>
+                    <w:bottom w:w="100" w:type="dxa"/>
+                    <w:right w:w="100" w:type="dxa"/>
+                  </w:tcMar>
+                </w:tcPr>
+                <w:p>
+                  <w:pPr>
+                    <w:widowControl w:val="0"/>
+                    <w:spacing w:line="240" w:lineRule="auto"/>
+                    <w:ind w:left="0"/>
+                  </w:pPr>
+                  <w:r>
+                    <w:t xml:space="preserve">Make upper case </w:t>
+                  </w:r>
+                </w:p>
+                <w:p>
+                  <w:pPr>
+                    <w:widowControl w:val="0"/>
+                    <w:spacing w:line="240" w:lineRule="auto"/>
+                    <w:ind w:left="0"/>
+                  </w:pPr>
+                  <w:r>
+                    <w:t>If input = N</w:t>
+                  </w:r>
+                </w:p>
+              </w:tc>
+              <w:tc>
+                <w:tcPr>
+                  <w:tcW w:w="3300" w:type="dxa"/>
+                  <w:tcMar>
+                    <w:top w:w="100" w:type="dxa"/>
+                    <w:left w:w="100" w:type="dxa"/>
+                    <w:bottom w:w="100" w:type="dxa"/>
+                    <w:right w:w="100" w:type="dxa"/>
+                  </w:tcMar>
+                </w:tcPr>
+                <w:p>
+                  <w:pPr>
+                    <w:widowControl w:val="0"/>
+                    <w:spacing w:line="240" w:lineRule="auto"/>
+                    <w:ind w:left="0"/>
+                  </w:pPr>
+                  <w:r>
+                    <w:t>End program</w:t>
+                  </w:r>
+                </w:p>
+              </w:tc>
+            </w:tr>
+            <w:tr>
+              <w:tc>
+                <w:tcPr>
+                  <w:tcW w:w="2310" w:type="dxa"/>
+                  <w:tcMar>
+                    <w:top w:w="100" w:type="dxa"/>
+                    <w:left w:w="100" w:type="dxa"/>
+                    <w:bottom w:w="100" w:type="dxa"/>
+                    <w:right w:w="100" w:type="dxa"/>
+                  </w:tcMar>
+                </w:tcPr>
+                <w:p>
+                  <w:pPr>
+                    <w:widowControl w:val="0"/>
+                    <w:spacing w:line="240" w:lineRule="auto"/>
+                    <w:ind w:left="0"/>
+                  </w:pPr>
+                  <w:r>
+                    <w:t>User inputs anything else</w:t>
+                  </w:r>
+                </w:p>
+              </w:tc>
+              <w:tc>
+                <w:tcPr>
+                  <w:tcW w:w="2805" w:type="dxa"/>
+                  <w:tcMar>
+                    <w:top w:w="100" w:type="dxa"/>
+                    <w:left w:w="100" w:type="dxa"/>
+                    <w:bottom w:w="100" w:type="dxa"/>
+                    <w:right w:w="100" w:type="dxa"/>
+                  </w:tcMar>
+                </w:tcPr>
+                <w:p>
+                  <w:pPr>
+                    <w:widowControl w:val="0"/>
+                    <w:spacing w:line="240" w:lineRule="auto"/>
+                    <w:ind w:left="0"/>
+                  </w:pPr>
+                  <w:r>
+                    <w:t>Else ask</w:t>
+                  </w:r>
+                </w:p>
+                <w:p>
+                  <w:pPr>
+                    <w:widowControl w:val="0"/>
+                    <w:spacing w:line="240" w:lineRule="auto"/>
+                    <w:ind w:left="0"/>
+                  </w:pPr>
+                  <w:r>
+                    <w:t>agian</w:t>
+                  </w:r>
+                </w:p>
+              </w:tc>
+              <w:tc>
+                <w:tcPr>
+                  <w:tcW w:w="3300" w:type="dxa"/>
+                  <w:tcMar>
+                    <w:top w:w="100" w:type="dxa"/>
+                    <w:left w:w="100" w:type="dxa"/>
+                    <w:bottom w:w="100" w:type="dxa"/>
+                    <w:right w:w="100" w:type="dxa"/>
+                  </w:tcMar>
+                </w:tcPr>
+                <w:p>
+                  <w:pPr>
+                    <w:widowControl w:val="0"/>
+                    <w:spacing w:line="240" w:lineRule="auto"/>
+                    <w:ind w:left="0"/>
+                  </w:pPr>
+                  <w:r>
+                    <w:t>Ask agian</w:t>
+                  </w:r>
+                </w:p>
+              </w:tc>
+            </w:tr>
+          </w:tbl>
+          <w:p>
+            <w:pPr>
+              <w:spacing w:line="240" w:lineRule="auto"/>
+              <w:ind w:left="0"/>
+            </w:pPr>
+          </w:p>
+          <w:p>
+            <w:pPr>
+              <w:spacing w:line="240" w:lineRule="auto"/>
+              <w:ind w:left="0"/>
+            </w:pPr>
+            <w:r>
+              <w:rPr>
+                <w:b/>
+                <w:bCs/>
+                <w:lang w:val="en-US"/>
+              </w:rPr>
+              <w:t>Method Signature:</w:t>
+            </w:r>
+            <w:r>
+              <w:rPr>
+                <w:lang w:val="en-US"/>
+              </w:rPr>
+              <w:t xml:space="preserve"> boolean AskToContinue()</w:t>
+            </w:r>
+          </w:p>
+          <w:p>
+            <w:pPr>
+              <w:spacing w:line="240" w:lineRule="auto"/>
+              <w:ind w:left="0"/>
+            </w:pPr>
+            <w:r>
+              <w:rPr>
+                <w:lang w:val="en-US"/>
+              </w:rPr>
+              <w:t>Description: Ask the user if they want to continue. When the user doesn’t enter a ‘y’, ‘Y’</w:t>
+            </w:r>
+          </w:p>
+          <w:p>
+            <w:pPr>
+              <w:spacing w:line="240" w:lineRule="auto"/>
+              <w:ind w:left="0"/>
+              <w:rPr>
+                <w:b/>
+                <w:bCs/>
+              </w:rPr>
+            </w:pPr>
+          </w:p>
+          <w:p>
+            <w:pPr>
+              <w:spacing w:line="240" w:lineRule="auto"/>
+              <w:ind w:left="0"/>
+            </w:pPr>
+            <w:r>
+              <w:rPr>
+                <w:b/>
+                <w:bCs/>
+              </w:rPr>
+              <w:t>Paste handwritten pseudocode algorithm below</w:t>
+            </w:r>
+          </w:p>
+          <w:p>
+            <w:pPr>
+              <w:spacing w:line="240" w:lineRule="auto"/>
+              <w:ind w:left="0"/>
+            </w:pPr>
+          </w:p>
+          <w:p>
+            <w:pPr>
+              <w:spacing w:line="240" w:lineRule="auto"/>
+              <w:ind w:left="0"/>
+            </w:pPr>
+            <w:r>
+              <w:rPr>
+                <w:noProof/>
+              </w:rPr>
+              <w:drawing>
+                <wp:inline distT="0" distB="0" distL="0" distR="0" wp14:anchorId="69C4E3CA" wp14:editId="2DDF2B45">
+                  <wp:extent cx="5270440" cy="3952947"/>
+                  <wp:effectExtent l="0" t="8255" r="0" b="0"/>
+                  <wp:docPr id="812824528" name="Picture 4"/>
+                  <wp:cNvGraphicFramePr>
+                    <a:graphicFrameLocks xmlns:a="http://schemas.openxmlformats.org/drawingml/2006/main" noChangeAspect="1"/>
+                  </wp:cNvGraphicFramePr>
+                  <a:graphic xmlns:a="http://schemas.openxmlformats.org/drawingml/2006/main">
+                    <a:graphicData uri="http://schemas.openxmlformats.org/drawingml/2006/picture">
+                      <pic:pic xmlns:pic="http://schemas.openxmlformats.org/drawingml/2006/picture">
+                        <pic:nvPicPr>
+                          <pic:cNvPr id="812824528" name="Picture 812824528"/>
+                          <pic:cNvPicPr/>
+                        </pic:nvPicPr>
+                        <pic:blipFill>
+                          <a:blip r:embed="rId20" cstate="print">
+                            <a:extLst>
+                              <a:ext uri="{28A0092B-C50C-407E-A947-70E740481C1C}">
+                                <a14:useLocalDpi xmlns:a14="http://schemas.microsoft.com/office/drawing/2010/main" val="0"/>
+                              </a:ext>
+                            </a:extLst>
+                          </a:blip>
+                          <a:stretch>
+                            <a:fillRect/>
+                          </a:stretch>
+                        </pic:blipFill>
+                        <pic:spPr>
+                          <a:xfrm rot="5400000">
+                            <a:off x="0" y="0"/>
+                            <a:ext cx="5354039" cy="4015648"/>
+                          </a:xfrm>
+                          <a:prstGeom prst="rect">
+                            <a:avLst/>
+                          </a:prstGeom>
+                        </pic:spPr>
+                      </pic:pic>
+                    </a:graphicData>
+                  </a:graphic>
+                </wp:inline>
+              </w:drawing>
+            </w:r>
+          </w:p>
+          <w:p>
+            <w:pPr>
+              <w:spacing w:line="240" w:lineRule="auto"/>
+              <w:ind w:left="0"/>
+            </w:pPr>
+            <w:r>
+              <w:rPr>
+                <w:b/>
+                <w:bCs/>
+              </w:rPr>
+              <w:t xml:space="preserve">Implement method code, call from main and test. </w:t>
+            </w:r>
+            <w:r>
+              <w:t>Remember to commit and push.</w:t>
+            </w:r>
+          </w:p>
+          <w:p>
+            <w:pPr>
+              <w:spacing w:line="240" w:lineRule="auto"/>
+              <w:ind w:left="0"/>
+              <w:rPr>
+                <w:b/>
+                <w:bCs/>
+              </w:rPr>
+            </w:pPr>
+            <w:r>
+              <w:rPr>
+                <w:b/>
+                <w:bCs/>
+              </w:rPr>
+              <w:t xml:space="preserve"> </w:t>
+            </w:r>
+          </w:p>
         </w:tc>
       </w:tr>
     </w:tbl>
@@ -7189,172 +6971,225 @@
     <w:p/>
     <w:p/>
     <w:p/>
-    <w:sdt>
-      <w:sdtPr>
-        <w:tag w:val="goog_rdk_14"/>
-        <w:id w:val="1943109746"/>
-        <w:lock w:val="contentLocked"/>
-        <w:placeholder>
-          <w:docPart w:val="DefaultPlaceholder_1081868574"/>
-        </w:placeholder>
-      </w:sdtPr>
-      <w:sdtContent>
-        <w:tbl>
-          <w:tblPr>
-            <w:tblStyle w:val="afff4"/>
-            <w:tblW w:w="8640" w:type="dxa"/>
-            <w:tblInd w:w="720" w:type="dxa"/>
-            <w:tblBorders>
-              <w:top w:val="single" w:color="000000" w:sz="8" w:space="0"/>
-              <w:left w:val="single" w:color="000000" w:sz="8" w:space="0"/>
-              <w:bottom w:val="single" w:color="000000" w:sz="8" w:space="0"/>
-              <w:right w:val="single" w:color="000000" w:sz="8" w:space="0"/>
-              <w:insideH w:val="single" w:color="000000" w:sz="8" w:space="0"/>
-              <w:insideV w:val="single" w:color="000000" w:sz="8" w:space="0"/>
-            </w:tblBorders>
-            <w:tblLayout w:type="fixed"/>
-            <w:tblLook w:val="0600" w:firstRow="0" w:lastRow="0" w:firstColumn="0" w:lastColumn="0" w:noHBand="1" w:noVBand="1"/>
-          </w:tblPr>
-          <w:tblGrid>
-            <w:gridCol w:w="8640"/>
-          </w:tblGrid>
-          <w:tr>
-            <w:tc>
-              <w:tcPr>
-                <w:tcW w:w="8640" w:type="dxa"/>
-                <w:shd w:val="clear" w:color="auto" w:fill="FFF2CC"/>
-                <w:tcMar>
-                  <w:top w:w="100" w:type="dxa"/>
-                  <w:left w:w="100" w:type="dxa"/>
-                  <w:bottom w:w="100" w:type="dxa"/>
-                  <w:right w:w="100" w:type="dxa"/>
-                </w:tcMar>
-              </w:tcPr>
-              <w:p>
-                <w:pPr>
-                  <w:spacing w:line="240" w:lineRule="auto"/>
-                  <w:ind w:left="0"/>
-                </w:pPr>
-                <w:r>
-                  <w:t xml:space="preserve">Main Method Planning </w:t>
-                </w:r>
-              </w:p>
-              <w:p>
-                <w:pPr>
-                  <w:spacing w:line="240" w:lineRule="auto"/>
-                  <w:ind w:left="0"/>
-                </w:pPr>
-              </w:p>
-              <w:p>
-                <w:pPr>
-                  <w:spacing w:line="240" w:lineRule="auto"/>
-                  <w:ind w:left="0"/>
-                </w:pPr>
-                <w:r>
-                  <w:rPr>
-                    <w:lang w:val="en-US"/>
-                  </w:rPr>
-                  <w:t xml:space="preserve">Think about what is the order of calling methods. </w:t>
-                </w:r>
-              </w:p>
-              <w:p>
-                <w:pPr>
-                  <w:spacing w:line="240" w:lineRule="auto"/>
-                  <w:ind w:left="0"/>
-                </w:pPr>
-                <w:r>
-                  <w:t>What is repeated and when?</w:t>
-                </w:r>
-              </w:p>
-              <w:p>
-                <w:pPr>
-                  <w:spacing w:line="240" w:lineRule="auto"/>
-                  <w:ind w:left="0"/>
-                </w:pPr>
-              </w:p>
-              <w:p>
-                <w:pPr>
-                  <w:spacing w:line="240" w:lineRule="auto"/>
-                  <w:ind w:left="0"/>
-                </w:pPr>
-                <w:r>
-                  <w:rPr>
-                    <w:lang w:val="en-US"/>
-                  </w:rPr>
-                  <w:t>Does the loop at least run one time? Do you know how many times the loop will run?</w:t>
-                </w:r>
-              </w:p>
-              <w:p>
-                <w:pPr>
-                  <w:spacing w:line="240" w:lineRule="auto"/>
-                  <w:ind w:left="0"/>
-                </w:pPr>
-                <w:r>
-                  <w:rPr>
-                    <w:lang w:val="en-US"/>
-                  </w:rPr>
-                  <w:t xml:space="preserve">What type of loop would be best?  </w:t>
-                </w:r>
-              </w:p>
-              <w:p>
-                <w:pPr>
-                  <w:spacing w:line="240" w:lineRule="auto"/>
-                  <w:ind w:left="0"/>
-                </w:pPr>
-              </w:p>
-              <w:p>
-                <w:pPr>
-                  <w:spacing w:line="240" w:lineRule="auto"/>
-                  <w:ind w:left="0"/>
-                </w:pPr>
-                <w:r>
-                  <w:rPr>
-                    <w:lang w:val="en-US"/>
-                  </w:rPr>
-                  <w:t>Add this loop to the main method so the program will call the methods you created to work for one athlete.</w:t>
-                </w:r>
-              </w:p>
-              <w:p>
-                <w:pPr>
-                  <w:widowControl w:val="0"/>
-                  <w:spacing w:line="240" w:lineRule="auto"/>
-                  <w:ind w:left="0"/>
-                </w:pPr>
-              </w:p>
-            </w:tc>
-          </w:tr>
-          <w:tr>
-            <w:tc>
-              <w:tcPr>
-                <w:tcW w:w="8640" w:type="dxa"/>
-                <w:shd w:val="clear" w:color="auto" w:fill="FFF2CC"/>
-                <w:tcMar>
-                  <w:top w:w="100" w:type="dxa"/>
-                  <w:left w:w="100" w:type="dxa"/>
-                  <w:bottom w:w="100" w:type="dxa"/>
-                  <w:right w:w="100" w:type="dxa"/>
-                </w:tcMar>
-              </w:tcPr>
-              <w:p>
-                <w:pPr>
-                  <w:spacing w:line="240" w:lineRule="auto"/>
-                  <w:ind w:left="0"/>
-                </w:pPr>
-                <w:r>
-                  <w:t xml:space="preserve">Update your technical document to explain concepts and use examples from section 2.2. </w:t>
-                </w:r>
-              </w:p>
-            </w:tc>
-          </w:tr>
-        </w:tbl>
-      </w:sdtContent>
-    </w:sdt>
+    <w:tbl>
+      <w:tblPr>
+        <w:tblStyle w:val="afff4"/>
+        <w:tblW w:w="8640" w:type="dxa"/>
+        <w:tblInd w:w="720" w:type="dxa"/>
+        <w:tblBorders>
+          <w:top w:val="single" w:sz="8" w:space="0" w:color="000000"/>
+          <w:left w:val="single" w:sz="8" w:space="0" w:color="000000"/>
+          <w:bottom w:val="single" w:sz="8" w:space="0" w:color="000000"/>
+          <w:right w:val="single" w:sz="8" w:space="0" w:color="000000"/>
+          <w:insideH w:val="single" w:sz="8" w:space="0" w:color="000000"/>
+          <w:insideV w:val="single" w:sz="8" w:space="0" w:color="000000"/>
+        </w:tblBorders>
+        <w:tblLayout w:type="fixed"/>
+        <w:tblLook w:val="0600" w:firstRow="0" w:lastRow="0" w:firstColumn="0" w:lastColumn="0" w:noHBand="1" w:noVBand="1"/>
+      </w:tblPr>
+      <w:tblGrid>
+        <w:gridCol w:w="8640"/>
+      </w:tblGrid>
+      <w:tr>
+        <w:tc>
+          <w:tcPr>
+            <w:tcW w:w="8640" w:type="dxa"/>
+            <w:shd w:val="clear" w:color="auto" w:fill="FFF2CC"/>
+            <w:tcMar>
+              <w:top w:w="100" w:type="dxa"/>
+              <w:left w:w="100" w:type="dxa"/>
+              <w:bottom w:w="100" w:type="dxa"/>
+              <w:right w:w="100" w:type="dxa"/>
+            </w:tcMar>
+          </w:tcPr>
+          <w:p>
+            <w:pPr>
+              <w:spacing w:line="240" w:lineRule="auto"/>
+              <w:ind w:left="0"/>
+            </w:pPr>
+            <w:r>
+              <w:lastRenderedPageBreak/>
+              <w:t xml:space="preserve">Main Method Planning </w:t>
+            </w:r>
+          </w:p>
+          <w:p>
+            <w:pPr>
+              <w:spacing w:line="240" w:lineRule="auto"/>
+              <w:ind w:left="0"/>
+            </w:pPr>
+          </w:p>
+          <w:p>
+            <w:pPr>
+              <w:spacing w:line="240" w:lineRule="auto"/>
+              <w:ind w:left="0"/>
+            </w:pPr>
+            <w:r>
+              <w:rPr>
+                <w:lang w:val="en-US"/>
+              </w:rPr>
+              <w:t xml:space="preserve">Think about what is the order of calling methods. </w:t>
+            </w:r>
+          </w:p>
+          <w:p>
+            <w:pPr>
+              <w:spacing w:line="240" w:lineRule="auto"/>
+              <w:ind w:left="0"/>
+            </w:pPr>
+            <w:r>
+              <w:t>What is repeated and when?</w:t>
+            </w:r>
+          </w:p>
+          <w:p>
+            <w:pPr>
+              <w:spacing w:line="240" w:lineRule="auto"/>
+              <w:ind w:left="0"/>
+            </w:pPr>
+            <w:r>
+              <w:t>Calculatebmi, getpositivenum, bmicategory, printsummery, asktocontinue</w:t>
+            </w:r>
+          </w:p>
+          <w:p>
+            <w:pPr>
+              <w:spacing w:line="240" w:lineRule="auto"/>
+              <w:ind w:left="0"/>
+            </w:pPr>
+            <w:r>
+              <w:rPr>
+                <w:lang w:val="en-US"/>
+              </w:rPr>
+              <w:t>Does the loop at least run one time? Do you know how many times the loop will run?</w:t>
+            </w:r>
+            <w:r>
+              <w:rPr>
+                <w:lang w:val="en-US"/>
+              </w:rPr>
+              <w:t xml:space="preserve"> Yse it runs atleast and no you don’t know how long it will run</w:t>
+            </w:r>
+          </w:p>
+          <w:p>
+            <w:pPr>
+              <w:spacing w:line="240" w:lineRule="auto"/>
+              <w:ind w:left="0"/>
+            </w:pPr>
+            <w:r>
+              <w:rPr>
+                <w:lang w:val="en-US"/>
+              </w:rPr>
+              <w:t xml:space="preserve">What type of loop would be best?  </w:t>
+            </w:r>
+          </w:p>
+          <w:p>
+            <w:pPr>
+              <w:spacing w:line="240" w:lineRule="auto"/>
+              <w:ind w:left="0"/>
+            </w:pPr>
+            <w:r>
+              <w:t>A do while loop is best</w:t>
+            </w:r>
+          </w:p>
+          <w:p>
+            <w:pPr>
+              <w:spacing w:line="240" w:lineRule="auto"/>
+              <w:ind w:left="0"/>
+            </w:pPr>
+          </w:p>
+          <w:p>
+            <w:pPr>
+              <w:spacing w:line="240" w:lineRule="auto"/>
+              <w:ind w:left="0"/>
+            </w:pPr>
+            <w:r>
+              <w:rPr>
+                <w:lang w:val="en-US"/>
+              </w:rPr>
+              <w:t>Add this loop to the main method so the program will call the methods you created to work for one athlete.</w:t>
+            </w:r>
+          </w:p>
+          <w:p>
+            <w:pPr>
+              <w:widowControl w:val="0"/>
+              <w:spacing w:line="240" w:lineRule="auto"/>
+              <w:ind w:left="0"/>
+            </w:pPr>
+            <w:r>
+              <w:rPr>
+                <w:noProof/>
+              </w:rPr>
+              <w:drawing>
+                <wp:inline distT="0" distB="0" distL="0" distR="0" wp14:anchorId="01A55D8C" wp14:editId="713382FB">
+                  <wp:extent cx="2164080" cy="1120501"/>
+                  <wp:effectExtent l="0" t="0" r="7620" b="3810"/>
+                  <wp:docPr id="1081819587" name="Picture 5"/>
+                  <wp:cNvGraphicFramePr>
+                    <a:graphicFrameLocks xmlns:a="http://schemas.openxmlformats.org/drawingml/2006/main" noChangeAspect="1"/>
+                  </wp:cNvGraphicFramePr>
+                  <a:graphic xmlns:a="http://schemas.openxmlformats.org/drawingml/2006/main">
+                    <a:graphicData uri="http://schemas.openxmlformats.org/drawingml/2006/picture">
+                      <pic:pic xmlns:pic="http://schemas.openxmlformats.org/drawingml/2006/picture">
+                        <pic:nvPicPr>
+                          <pic:cNvPr id="1081819587" name="Picture 1081819587"/>
+                          <pic:cNvPicPr/>
+                        </pic:nvPicPr>
+                        <pic:blipFill>
+                          <a:blip r:embed="rId21" cstate="print">
+                            <a:extLst>
+                              <a:ext uri="{28A0092B-C50C-407E-A947-70E740481C1C}">
+                                <a14:useLocalDpi xmlns:a14="http://schemas.microsoft.com/office/drawing/2010/main" val="0"/>
+                              </a:ext>
+                            </a:extLst>
+                          </a:blip>
+                          <a:stretch>
+                            <a:fillRect/>
+                          </a:stretch>
+                        </pic:blipFill>
+                        <pic:spPr>
+                          <a:xfrm>
+                            <a:off x="0" y="0"/>
+                            <a:ext cx="2186087" cy="1131896"/>
+                          </a:xfrm>
+                          <a:prstGeom prst="rect">
+                            <a:avLst/>
+                          </a:prstGeom>
+                        </pic:spPr>
+                      </pic:pic>
+                    </a:graphicData>
+                  </a:graphic>
+                </wp:inline>
+              </w:drawing>
+            </w:r>
+          </w:p>
+        </w:tc>
+      </w:tr>
+      <w:tr>
+        <w:tc>
+          <w:tcPr>
+            <w:tcW w:w="8640" w:type="dxa"/>
+            <w:shd w:val="clear" w:color="auto" w:fill="FFF2CC"/>
+            <w:tcMar>
+              <w:top w:w="100" w:type="dxa"/>
+              <w:left w:w="100" w:type="dxa"/>
+              <w:bottom w:w="100" w:type="dxa"/>
+              <w:right w:w="100" w:type="dxa"/>
+            </w:tcMar>
+          </w:tcPr>
+          <w:p>
+            <w:pPr>
+              <w:spacing w:line="240" w:lineRule="auto"/>
+              <w:ind w:left="0"/>
+            </w:pPr>
+            <w:r>
+              <w:t xml:space="preserve">Update your technical document to explain concepts and use examples from section 2.2. </w:t>
+            </w:r>
+          </w:p>
+        </w:tc>
+      </w:tr>
+    </w:tbl>
     <w:p/>
     <w:p>
       <w:pPr>
         <w:pStyle w:val="Heading1"/>
       </w:pPr>
-      <w:bookmarkStart w:name="_heading=h.unzmybdbgbo" w:colFirst="0" w:colLast="0" w:id="8"/>
+      <w:bookmarkStart w:id="8" w:name="_heading=h.unzmybdbgbo" w:colFirst="0" w:colLast="0"/>
       <w:bookmarkEnd w:id="8"/>
       <w:r>
         <w:t>3 Learnings and Reflection</w:t>
@@ -7365,40 +7200,18 @@
         <w:rPr>
           <w:lang w:val="en-US"/>
         </w:rPr>
-        <w:t xml:space="preserve">For those that are </w:t>
+        <w:t xml:space="preserve">For those that are advanced you can skip this part and complete </w:t>
       </w:r>
-      <w:r>
-        <w:rPr>
-          <w:lang w:val="en-US"/>
-        </w:rPr>
-        <w:t>advanced</w:t>
-      </w:r>
-      <w:r>
-        <w:rPr>
-          <w:lang w:val="en-US"/>
-        </w:rPr>
-        <w:t xml:space="preserve"> you can skip this part and complete </w:t>
-      </w:r>
-      <w:r>
-        <w:fldChar w:fldCharType="begin"/>
-      </w:r>
-      <w:r>
-        <w:instrText xml:space="preserve">HYPERLINK  \l "_heading=h.42vtkf2reqf"</w:instrText>
-      </w:r>
-      <w:r>
-        <w:fldChar w:fldCharType="separate"/>
-      </w:r>
-      <w:r>
-        <w:rPr>
-          <w:color w:val="1155CC"/>
-          <w:u w:val="single"/>
-          <w:lang w:val="en-US"/>
-        </w:rPr>
-        <w:t>4 Advanced JUnit Exploration</w:t>
-      </w:r>
-      <w:r>
-        <w:fldChar w:fldCharType="end"/>
-      </w:r>
+      <w:hyperlink w:anchor="_heading=h.42vtkf2reqf" w:history="1">
+        <w:r>
+          <w:rPr>
+            <w:color w:val="1155CC"/>
+            <w:u w:val="single"/>
+            <w:lang w:val="en-US"/>
+          </w:rPr>
+          <w:t>4 Advanced JUnit Exploration</w:t>
+        </w:r>
+      </w:hyperlink>
       <w:r>
         <w:rPr>
           <w:lang w:val="en-US"/>
@@ -7407,291 +7220,359 @@
       </w:r>
     </w:p>
     <w:p/>
-    <w:sdt>
-      <w:sdtPr>
-        <w:tag w:val="goog_rdk_15"/>
-        <w:id w:val="-234039993"/>
-        <w:lock w:val="contentLocked"/>
-        <w:placeholder>
-          <w:docPart w:val="DefaultPlaceholder_1081868574"/>
-        </w:placeholder>
-      </w:sdtPr>
-      <w:sdtContent>
-        <w:tbl>
-          <w:tblPr>
-            <w:tblStyle w:val="afff5"/>
-            <w:tblW w:w="8640" w:type="dxa"/>
-            <w:tblInd w:w="720" w:type="dxa"/>
-            <w:tblBorders>
-              <w:top w:val="single" w:color="000000" w:sz="8" w:space="0"/>
-              <w:left w:val="single" w:color="000000" w:sz="8" w:space="0"/>
-              <w:bottom w:val="single" w:color="000000" w:sz="8" w:space="0"/>
-              <w:right w:val="single" w:color="000000" w:sz="8" w:space="0"/>
-              <w:insideH w:val="single" w:color="000000" w:sz="8" w:space="0"/>
-              <w:insideV w:val="single" w:color="000000" w:sz="8" w:space="0"/>
-            </w:tblBorders>
-            <w:tblLayout w:type="fixed"/>
-            <w:tblLook w:val="0600" w:firstRow="0" w:lastRow="0" w:firstColumn="0" w:lastColumn="0" w:noHBand="1" w:noVBand="1"/>
-          </w:tblPr>
-          <w:tblGrid>
-            <w:gridCol w:w="8640"/>
-          </w:tblGrid>
-          <w:tr>
-            <w:tc>
-              <w:tcPr>
-                <w:tcW w:w="8640" w:type="dxa"/>
-                <w:shd w:val="clear" w:color="auto" w:fill="FFF2CC"/>
-                <w:tcMar>
-                  <w:top w:w="100" w:type="dxa"/>
-                  <w:left w:w="100" w:type="dxa"/>
-                  <w:bottom w:w="100" w:type="dxa"/>
-                  <w:right w:w="100" w:type="dxa"/>
-                </w:tcMar>
-              </w:tcPr>
-              <w:p>
-                <w:pPr>
-                  <w:spacing w:line="240" w:lineRule="auto"/>
-                  <w:ind w:left="0"/>
-                </w:pPr>
-                <w:r>
-                  <w:rPr>
-                    <w:lang w:val="en-US"/>
-                  </w:rPr>
-                  <w:t>1. Why was a while loop appropriate for allowing multiple athlete entries instead of a for loop?</w:t>
-                </w:r>
-              </w:p>
-              <w:p>
-                <w:pPr>
-                  <w:spacing w:line="240" w:lineRule="auto"/>
-                  <w:ind w:left="0"/>
-                </w:pPr>
-              </w:p>
-              <w:p>
-                <w:pPr>
-                  <w:widowControl w:val="0"/>
-                  <w:spacing w:line="240" w:lineRule="auto"/>
-                  <w:ind w:left="0"/>
-                  <w:rPr>
-                    <w:rFonts w:ascii="Calibri" w:hAnsi="Calibri" w:eastAsia="Calibri" w:cs="Calibri"/>
-                  </w:rPr>
-                </w:pPr>
-              </w:p>
-            </w:tc>
-          </w:tr>
-          <w:tr>
-            <w:tc>
-              <w:tcPr>
-                <w:tcW w:w="8640" w:type="dxa"/>
-                <w:shd w:val="clear" w:color="auto" w:fill="FFF2CC"/>
-                <w:tcMar>
-                  <w:top w:w="100" w:type="dxa"/>
-                  <w:left w:w="100" w:type="dxa"/>
-                  <w:bottom w:w="100" w:type="dxa"/>
-                  <w:right w:w="100" w:type="dxa"/>
-                </w:tcMar>
-              </w:tcPr>
-              <w:p>
-                <w:pPr>
-                  <w:spacing w:line="240" w:lineRule="auto"/>
-                  <w:ind w:left="0"/>
-                </w:pPr>
-                <w:r>
-                  <w:rPr>
-                    <w:lang w:val="en-US"/>
-                  </w:rPr>
-                  <w:t>2.  Why is input validation important before performing calculations like BMI?</w:t>
-                </w:r>
-              </w:p>
-              <w:p>
-                <w:pPr>
-                  <w:spacing w:line="240" w:lineRule="auto"/>
-                  <w:ind w:left="0"/>
-                </w:pPr>
-              </w:p>
-              <w:p>
-                <w:pPr>
-                  <w:spacing w:line="240" w:lineRule="auto"/>
-                  <w:ind w:left="0"/>
-                </w:pPr>
-              </w:p>
-            </w:tc>
-          </w:tr>
-          <w:tr>
-            <w:tc>
-              <w:tcPr>
-                <w:tcW w:w="8640" w:type="dxa"/>
-                <w:shd w:val="clear" w:color="auto" w:fill="FFF2CC"/>
-                <w:tcMar>
-                  <w:top w:w="100" w:type="dxa"/>
-                  <w:left w:w="100" w:type="dxa"/>
-                  <w:bottom w:w="100" w:type="dxa"/>
-                  <w:right w:w="100" w:type="dxa"/>
-                </w:tcMar>
-              </w:tcPr>
-              <w:p>
-                <w:pPr>
-                  <w:spacing w:line="240" w:lineRule="auto"/>
-                  <w:ind w:left="0"/>
-                </w:pPr>
-                <w:r>
-                  <w:t>3. How did breaking the program into tasks make the implementation easier?</w:t>
-                </w:r>
-              </w:p>
-              <w:p>
-                <w:pPr>
-                  <w:spacing w:line="240" w:lineRule="auto"/>
-                  <w:ind w:left="0"/>
-                </w:pPr>
-              </w:p>
-              <w:p>
-                <w:pPr>
-                  <w:spacing w:line="240" w:lineRule="auto"/>
-                  <w:ind w:left="0"/>
-                </w:pPr>
-              </w:p>
-            </w:tc>
-          </w:tr>
-          <w:tr>
-            <w:tc>
-              <w:tcPr>
-                <w:tcW w:w="8640" w:type="dxa"/>
-                <w:shd w:val="clear" w:color="auto" w:fill="FFF2CC"/>
-                <w:tcMar>
-                  <w:top w:w="100" w:type="dxa"/>
-                  <w:left w:w="100" w:type="dxa"/>
-                  <w:bottom w:w="100" w:type="dxa"/>
-                  <w:right w:w="100" w:type="dxa"/>
-                </w:tcMar>
-              </w:tcPr>
-              <w:p>
-                <w:pPr>
-                  <w:spacing w:line="240" w:lineRule="auto"/>
-                  <w:ind w:left="0"/>
-                </w:pPr>
-                <w:r>
-                  <w:t>4. SRP and DRY</w:t>
-                </w:r>
-              </w:p>
-              <w:p>
-                <w:pPr>
-                  <w:spacing w:line="240" w:lineRule="auto"/>
-                  <w:ind w:left="0"/>
-                </w:pPr>
-                <w:r>
-                  <w:rPr>
-                    <w:lang w:val="en-US"/>
-                  </w:rPr>
-                  <w:t>Explain SRP and include a good example that demonstrates this from 2.2.</w:t>
-                </w:r>
-              </w:p>
-              <w:p>
-                <w:pPr>
-                  <w:spacing w:line="240" w:lineRule="auto"/>
-                  <w:ind w:left="0"/>
-                </w:pPr>
-              </w:p>
-              <w:p>
-                <w:pPr>
-                  <w:spacing w:line="240" w:lineRule="auto"/>
-                  <w:ind w:left="0"/>
-                </w:pPr>
-              </w:p>
-              <w:p>
-                <w:pPr>
-                  <w:spacing w:line="240" w:lineRule="auto"/>
-                  <w:ind w:left="0"/>
-                </w:pPr>
-              </w:p>
-              <w:p>
-                <w:pPr>
-                  <w:spacing w:line="240" w:lineRule="auto"/>
-                  <w:ind w:left="0"/>
-                </w:pPr>
-                <w:r>
-                  <w:rPr>
-                    <w:lang w:val="en-US"/>
-                  </w:rPr>
-                  <w:t>Explain DRY and include a good example that demonstrates this from 2.2.</w:t>
-                </w:r>
-              </w:p>
-              <w:p>
-                <w:pPr>
-                  <w:spacing w:line="240" w:lineRule="auto"/>
-                  <w:ind w:left="0"/>
-                </w:pPr>
-              </w:p>
-            </w:tc>
-          </w:tr>
-          <w:tr>
-            <w:tc>
-              <w:tcPr>
-                <w:tcW w:w="8640" w:type="dxa"/>
-                <w:shd w:val="clear" w:color="auto" w:fill="FFF2CC"/>
-                <w:tcMar>
-                  <w:top w:w="100" w:type="dxa"/>
-                  <w:left w:w="100" w:type="dxa"/>
-                  <w:bottom w:w="100" w:type="dxa"/>
-                  <w:right w:w="100" w:type="dxa"/>
-                </w:tcMar>
-              </w:tcPr>
-              <w:p>
-                <w:pPr>
-                  <w:spacing w:line="240" w:lineRule="auto"/>
-                  <w:ind w:left="0"/>
-                </w:pPr>
-                <w:r>
-                  <w:t>5. Did any of your test cases reveal a logic error in your algorithm?</w:t>
-                </w:r>
-              </w:p>
-              <w:p>
-                <w:pPr>
-                  <w:spacing w:line="240" w:lineRule="auto"/>
-                  <w:ind w:left="0"/>
-                </w:pPr>
-                <w:r>
-                  <w:t>If so, explain.</w:t>
-                </w:r>
-              </w:p>
-              <w:p>
-                <w:pPr>
-                  <w:spacing w:line="240" w:lineRule="auto"/>
-                  <w:ind w:left="0"/>
-                </w:pPr>
-              </w:p>
-              <w:p>
-                <w:pPr>
-                  <w:spacing w:line="240" w:lineRule="auto"/>
-                  <w:ind w:left="0"/>
-                </w:pPr>
-                <w:r>
-                  <w:rPr>
-                    <w:lang w:val="en-US"/>
-                  </w:rPr>
-                  <w:t>What bug did you encounter while implementing this assignment?</w:t>
-                </w:r>
-              </w:p>
-              <w:p>
-                <w:pPr>
-                  <w:spacing w:line="240" w:lineRule="auto"/>
-                  <w:ind w:left="0"/>
-                </w:pPr>
-                <w:r>
-                  <w:rPr>
-                    <w:lang w:val="en-US"/>
-                  </w:rPr>
-                  <w:t>How did you identify and fix it?</w:t>
-                </w:r>
-              </w:p>
-            </w:tc>
-          </w:tr>
-        </w:tbl>
-      </w:sdtContent>
-    </w:sdt>
+    <w:tbl>
+      <w:tblPr>
+        <w:tblStyle w:val="afff5"/>
+        <w:tblW w:w="8640" w:type="dxa"/>
+        <w:tblInd w:w="720" w:type="dxa"/>
+        <w:tblBorders>
+          <w:top w:val="single" w:sz="8" w:space="0" w:color="000000"/>
+          <w:left w:val="single" w:sz="8" w:space="0" w:color="000000"/>
+          <w:bottom w:val="single" w:sz="8" w:space="0" w:color="000000"/>
+          <w:right w:val="single" w:sz="8" w:space="0" w:color="000000"/>
+          <w:insideH w:val="single" w:sz="8" w:space="0" w:color="000000"/>
+          <w:insideV w:val="single" w:sz="8" w:space="0" w:color="000000"/>
+        </w:tblBorders>
+        <w:tblLayout w:type="fixed"/>
+        <w:tblLook w:val="0600" w:firstRow="0" w:lastRow="0" w:firstColumn="0" w:lastColumn="0" w:noHBand="1" w:noVBand="1"/>
+      </w:tblPr>
+      <w:tblGrid>
+        <w:gridCol w:w="8640"/>
+      </w:tblGrid>
+      <w:tr>
+        <w:tc>
+          <w:tcPr>
+            <w:tcW w:w="8640" w:type="dxa"/>
+            <w:shd w:val="clear" w:color="auto" w:fill="FFF2CC"/>
+            <w:tcMar>
+              <w:top w:w="100" w:type="dxa"/>
+              <w:left w:w="100" w:type="dxa"/>
+              <w:bottom w:w="100" w:type="dxa"/>
+              <w:right w:w="100" w:type="dxa"/>
+            </w:tcMar>
+          </w:tcPr>
+          <w:p>
+            <w:pPr>
+              <w:spacing w:line="240" w:lineRule="auto"/>
+              <w:ind w:left="0"/>
+            </w:pPr>
+            <w:r>
+              <w:rPr>
+                <w:lang w:val="en-US"/>
+              </w:rPr>
+              <w:t>1. Why was a while loop appropriate for allowing multiple athlete entries instead of a for loop?</w:t>
+            </w:r>
+          </w:p>
+          <w:p>
+            <w:pPr>
+              <w:spacing w:line="240" w:lineRule="auto"/>
+              <w:ind w:left="0"/>
+            </w:pPr>
+          </w:p>
+          <w:p>
+            <w:pPr>
+              <w:widowControl w:val="0"/>
+              <w:spacing w:line="240" w:lineRule="auto"/>
+              <w:ind w:left="0"/>
+              <w:rPr>
+                <w:rFonts w:ascii="Calibri" w:eastAsia="Calibri" w:hAnsi="Calibri" w:cs="Calibri"/>
+              </w:rPr>
+            </w:pPr>
+            <w:r>
+              <w:rPr>
+                <w:rFonts w:ascii="Calibri" w:eastAsia="Calibri" w:hAnsi="Calibri" w:cs="Calibri"/>
+              </w:rPr>
+              <w:t>Becouse you don’t know how meany times it will run</w:t>
+            </w:r>
+          </w:p>
+        </w:tc>
+      </w:tr>
+      <w:tr>
+        <w:tc>
+          <w:tcPr>
+            <w:tcW w:w="8640" w:type="dxa"/>
+            <w:shd w:val="clear" w:color="auto" w:fill="FFF2CC"/>
+            <w:tcMar>
+              <w:top w:w="100" w:type="dxa"/>
+              <w:left w:w="100" w:type="dxa"/>
+              <w:bottom w:w="100" w:type="dxa"/>
+              <w:right w:w="100" w:type="dxa"/>
+            </w:tcMar>
+          </w:tcPr>
+          <w:p>
+            <w:pPr>
+              <w:spacing w:line="240" w:lineRule="auto"/>
+              <w:ind w:left="0"/>
+            </w:pPr>
+            <w:r>
+              <w:rPr>
+                <w:lang w:val="en-US"/>
+              </w:rPr>
+              <w:t>2.  Why is input validation important before performing calculations like BMI?</w:t>
+            </w:r>
+          </w:p>
+          <w:p>
+            <w:pPr>
+              <w:spacing w:line="240" w:lineRule="auto"/>
+              <w:ind w:left="0"/>
+            </w:pPr>
+          </w:p>
+          <w:p>
+            <w:pPr>
+              <w:spacing w:line="240" w:lineRule="auto"/>
+              <w:ind w:left="0"/>
+            </w:pPr>
+            <w:r>
+              <w:t>To make sure you are getting useable data</w:t>
+            </w:r>
+          </w:p>
+        </w:tc>
+      </w:tr>
+      <w:tr>
+        <w:tc>
+          <w:tcPr>
+            <w:tcW w:w="8640" w:type="dxa"/>
+            <w:shd w:val="clear" w:color="auto" w:fill="FFF2CC"/>
+            <w:tcMar>
+              <w:top w:w="100" w:type="dxa"/>
+              <w:left w:w="100" w:type="dxa"/>
+              <w:bottom w:w="100" w:type="dxa"/>
+              <w:right w:w="100" w:type="dxa"/>
+            </w:tcMar>
+          </w:tcPr>
+          <w:p>
+            <w:pPr>
+              <w:spacing w:line="240" w:lineRule="auto"/>
+              <w:ind w:left="0"/>
+            </w:pPr>
+            <w:r>
+              <w:t>3. How did breaking the program into tasks make the implementation easier?</w:t>
+            </w:r>
+          </w:p>
+          <w:p>
+            <w:pPr>
+              <w:spacing w:line="240" w:lineRule="auto"/>
+              <w:ind w:left="0"/>
+            </w:pPr>
+          </w:p>
+          <w:p>
+            <w:pPr>
+              <w:spacing w:line="240" w:lineRule="auto"/>
+              <w:ind w:left="0"/>
+            </w:pPr>
+            <w:r>
+              <w:t>It alowed me to forcouse on the smaller parts and then use them to make others</w:t>
+            </w:r>
+          </w:p>
+        </w:tc>
+      </w:tr>
+      <w:tr>
+        <w:tc>
+          <w:tcPr>
+            <w:tcW w:w="8640" w:type="dxa"/>
+            <w:shd w:val="clear" w:color="auto" w:fill="FFF2CC"/>
+            <w:tcMar>
+              <w:top w:w="100" w:type="dxa"/>
+              <w:left w:w="100" w:type="dxa"/>
+              <w:bottom w:w="100" w:type="dxa"/>
+              <w:right w:w="100" w:type="dxa"/>
+            </w:tcMar>
+          </w:tcPr>
+          <w:p>
+            <w:pPr>
+              <w:spacing w:line="240" w:lineRule="auto"/>
+              <w:ind w:left="0"/>
+            </w:pPr>
+            <w:r>
+              <w:t>4. SRP and DRY</w:t>
+            </w:r>
+          </w:p>
+          <w:p>
+            <w:pPr>
+              <w:spacing w:line="240" w:lineRule="auto"/>
+              <w:ind w:left="0"/>
+            </w:pPr>
+            <w:r>
+              <w:rPr>
+                <w:lang w:val="en-US"/>
+              </w:rPr>
+              <w:t>Explain SRP and include a good example that demonstrates this from 2.2.</w:t>
+            </w:r>
+          </w:p>
+          <w:p>
+            <w:pPr>
+              <w:spacing w:line="240" w:lineRule="auto"/>
+              <w:ind w:left="0"/>
+            </w:pPr>
+            <w:r>
+              <w:t xml:space="preserve">Sar means don’t repeat code if you don’t have to </w:t>
+            </w:r>
+          </w:p>
+          <w:p>
+            <w:pPr>
+              <w:spacing w:line="240" w:lineRule="auto"/>
+              <w:ind w:left="0"/>
+            </w:pPr>
+            <w:r>
+              <w:t>A good example would be us breaking up the code into smaller parts to focouse on one thing at a time</w:t>
+            </w:r>
+          </w:p>
+          <w:p>
+            <w:pPr>
+              <w:spacing w:line="240" w:lineRule="auto"/>
+              <w:ind w:left="0"/>
+            </w:pPr>
+          </w:p>
+          <w:p>
+            <w:pPr>
+              <w:spacing w:line="240" w:lineRule="auto"/>
+              <w:ind w:left="0"/>
+            </w:pPr>
+          </w:p>
+          <w:p>
+            <w:pPr>
+              <w:spacing w:line="240" w:lineRule="auto"/>
+              <w:ind w:left="0"/>
+            </w:pPr>
+            <w:r>
+              <w:rPr>
+                <w:lang w:val="en-US"/>
+              </w:rPr>
+              <w:lastRenderedPageBreak/>
+              <w:t>Explain DRY and include a good example that demonstrates this from 2.2.</w:t>
+            </w:r>
+          </w:p>
+          <w:p>
+            <w:pPr>
+              <w:spacing w:line="240" w:lineRule="auto"/>
+              <w:ind w:left="0"/>
+            </w:pPr>
+            <w:r>
+              <w:t xml:space="preserve">A good example of dry is when </w:t>
+            </w:r>
+            <w:r>
+              <w:t>we</w:t>
+            </w:r>
+            <w:r>
+              <w:t xml:space="preserve"> use</w:t>
+            </w:r>
+            <w:r>
+              <w:t xml:space="preserve"> loop</w:t>
+            </w:r>
+            <w:r>
+              <w:t>s</w:t>
+            </w:r>
+            <w:r>
+              <w:t xml:space="preserve"> like with the valadate number</w:t>
+            </w:r>
+            <w:r>
+              <w:t xml:space="preserve"> so we don’t repete code</w:t>
+            </w:r>
+          </w:p>
+        </w:tc>
+      </w:tr>
+      <w:tr>
+        <w:tc>
+          <w:tcPr>
+            <w:tcW w:w="8640" w:type="dxa"/>
+            <w:shd w:val="clear" w:color="auto" w:fill="FFF2CC"/>
+            <w:tcMar>
+              <w:top w:w="100" w:type="dxa"/>
+              <w:left w:w="100" w:type="dxa"/>
+              <w:bottom w:w="100" w:type="dxa"/>
+              <w:right w:w="100" w:type="dxa"/>
+            </w:tcMar>
+          </w:tcPr>
+          <w:p>
+            <w:pPr>
+              <w:spacing w:line="240" w:lineRule="auto"/>
+              <w:ind w:left="0"/>
+            </w:pPr>
+            <w:r>
+              <w:lastRenderedPageBreak/>
+              <w:t>5. Did any of your test cases reveal a logic error in your algorithm?</w:t>
+            </w:r>
+          </w:p>
+          <w:p>
+            <w:pPr>
+              <w:spacing w:line="240" w:lineRule="auto"/>
+              <w:ind w:left="0"/>
+            </w:pPr>
+            <w:r>
+              <w:t>If so, explain.</w:t>
+            </w:r>
+          </w:p>
+          <w:p>
+            <w:pPr>
+              <w:spacing w:line="240" w:lineRule="auto"/>
+              <w:ind w:left="0"/>
+            </w:pPr>
+            <w:r>
+              <w:t>No thay did not</w:t>
+            </w:r>
+          </w:p>
+          <w:p>
+            <w:pPr>
+              <w:spacing w:line="240" w:lineRule="auto"/>
+              <w:ind w:left="0"/>
+              <w:rPr>
+                <w:lang w:val="en-US"/>
+              </w:rPr>
+            </w:pPr>
+            <w:r>
+              <w:rPr>
+                <w:lang w:val="en-US"/>
+              </w:rPr>
+              <w:t>What bug did you encounter while implementing this assignment?</w:t>
+            </w:r>
+          </w:p>
+          <w:p>
+            <w:pPr>
+              <w:spacing w:line="240" w:lineRule="auto"/>
+              <w:ind w:left="0"/>
+            </w:pPr>
+            <w:r>
+              <w:rPr>
+                <w:lang w:val="en-US"/>
+              </w:rPr>
+              <w:t xml:space="preserve">I kepped repeting one of the methoeds </w:t>
+            </w:r>
+          </w:p>
+          <w:p>
+            <w:pPr>
+              <w:spacing w:line="240" w:lineRule="auto"/>
+              <w:ind w:left="0"/>
+              <w:rPr>
+                <w:lang w:val="en-US"/>
+              </w:rPr>
+            </w:pPr>
+            <w:r>
+              <w:rPr>
+                <w:lang w:val="en-US"/>
+              </w:rPr>
+              <w:t>How did you identify and fix it?</w:t>
+            </w:r>
+          </w:p>
+          <w:p>
+            <w:pPr>
+              <w:spacing w:line="240" w:lineRule="auto"/>
+              <w:ind w:left="0"/>
+            </w:pPr>
+            <w:r>
+              <w:rPr>
+                <w:lang w:val="en-US"/>
+              </w:rPr>
+              <w:t>I put the value the methoed in a varuble to hold on to</w:t>
+            </w:r>
+          </w:p>
+        </w:tc>
+      </w:tr>
+    </w:tbl>
     <w:p/>
     <w:p/>
     <w:p/>
     <w:sectPr>
-      <w:pgSz w:w="12240" w:h="15840" w:orient="portrait"/>
+      <w:pgSz w:w="12240" w:h="15840"/>
       <w:pgMar w:top="720" w:right="1440" w:bottom="720" w:left="1440" w:header="720" w:footer="720" w:gutter="0"/>
       <w:pgNumType w:start="1"/>
       <w:cols w:space="720"/>
@@ -8982,11 +8863,11 @@
 </file>
 
 <file path=word/styles.xml><?xml version="1.0" encoding="utf-8"?>
-<w:styles xmlns:wp14="http://schemas.microsoft.com/office/word/2010/wordprocessingDrawing" xmlns:mc="http://schemas.openxmlformats.org/markup-compatibility/2006" xmlns:r="http://schemas.openxmlformats.org/officeDocument/2006/relationships" xmlns:w="http://schemas.openxmlformats.org/wordprocessingml/2006/main" xmlns:w14="http://schemas.microsoft.com/office/word/2010/wordml" xmlns:w15="http://schemas.microsoft.com/office/word/2012/wordml" xmlns:w16cex="http://schemas.microsoft.com/office/word/2018/wordml/cex" xmlns:w16cid="http://schemas.microsoft.com/office/word/2016/wordml/cid" xmlns:w16="http://schemas.microsoft.com/office/word/2018/wordml" xmlns:w16du="http://schemas.microsoft.com/office/word/2023/wordml/word16du" xmlns:w16sdtdh="http://schemas.microsoft.com/office/word/2020/wordml/sdtdatahash" xmlns:w16sdtfl="http://schemas.microsoft.com/office/word/2024/wordml/sdtformatlock" xmlns:w16se="http://schemas.microsoft.com/office/word/2015/wordml/symex" mc:Ignorable="w14 w15 w16se w16cid w16 w16cex w16sdtdh w16sdtfl w16du wp14">
+<w:styles xmlns:mc="http://schemas.openxmlformats.org/markup-compatibility/2006" xmlns:r="http://schemas.openxmlformats.org/officeDocument/2006/relationships" xmlns:w="http://schemas.openxmlformats.org/wordprocessingml/2006/main" xmlns:w14="http://schemas.microsoft.com/office/word/2010/wordml" xmlns:w15="http://schemas.microsoft.com/office/word/2012/wordml" xmlns:w16cex="http://schemas.microsoft.com/office/word/2018/wordml/cex" xmlns:w16cid="http://schemas.microsoft.com/office/word/2016/wordml/cid" xmlns:w16="http://schemas.microsoft.com/office/word/2018/wordml" xmlns:w16du="http://schemas.microsoft.com/office/word/2023/wordml/word16du" xmlns:w16sdtdh="http://schemas.microsoft.com/office/word/2020/wordml/sdtdatahash" xmlns:w16sdtfl="http://schemas.microsoft.com/office/word/2024/wordml/sdtformatlock" xmlns:w16se="http://schemas.microsoft.com/office/word/2015/wordml/symex" mc:Ignorable="w14 w15 w16se w16cid w16 w16cex w16sdtdh w16sdtfl w16du">
   <w:docDefaults>
     <w:rPrDefault>
       <w:rPr>
-        <w:rFonts w:ascii="Lexend" w:hAnsi="Lexend" w:eastAsia="Lexend" w:cs="Lexend"/>
+        <w:rFonts w:ascii="Lexend" w:eastAsia="Lexend" w:hAnsi="Lexend" w:cs="Lexend"/>
         <w:sz w:val="22"/>
         <w:szCs w:val="22"/>
         <w:lang w:val="en" w:eastAsia="en-US" w:bidi="ar-SA"/>
@@ -9002,14 +8883,14 @@
   <w:latentStyles w:defLockedState="0" w:defUIPriority="99" w:defSemiHidden="0" w:defUnhideWhenUsed="0" w:defQFormat="0" w:count="376">
     <w:lsdException w:name="Normal" w:uiPriority="0" w:qFormat="1"/>
     <w:lsdException w:name="heading 1" w:uiPriority="9" w:qFormat="1"/>
-    <w:lsdException w:name="heading 2" w:uiPriority="9" w:semiHidden="1" w:unhideWhenUsed="1" w:qFormat="1"/>
-    <w:lsdException w:name="heading 3" w:uiPriority="9" w:semiHidden="1" w:unhideWhenUsed="1" w:qFormat="1"/>
-    <w:lsdException w:name="heading 4" w:uiPriority="9" w:semiHidden="1" w:unhideWhenUsed="1" w:qFormat="1"/>
-    <w:lsdException w:name="heading 5" w:uiPriority="9" w:semiHidden="1" w:unhideWhenUsed="1" w:qFormat="1"/>
-    <w:lsdException w:name="heading 6" w:uiPriority="9" w:semiHidden="1" w:unhideWhenUsed="1" w:qFormat="1"/>
-    <w:lsdException w:name="heading 7" w:uiPriority="9" w:semiHidden="1" w:unhideWhenUsed="1" w:qFormat="1"/>
-    <w:lsdException w:name="heading 8" w:uiPriority="9" w:semiHidden="1" w:unhideWhenUsed="1" w:qFormat="1"/>
-    <w:lsdException w:name="heading 9" w:uiPriority="9" w:semiHidden="1" w:unhideWhenUsed="1" w:qFormat="1"/>
+    <w:lsdException w:name="heading 2" w:semiHidden="1" w:uiPriority="9" w:unhideWhenUsed="1" w:qFormat="1"/>
+    <w:lsdException w:name="heading 3" w:semiHidden="1" w:uiPriority="9" w:unhideWhenUsed="1" w:qFormat="1"/>
+    <w:lsdException w:name="heading 4" w:semiHidden="1" w:uiPriority="9" w:unhideWhenUsed="1" w:qFormat="1"/>
+    <w:lsdException w:name="heading 5" w:semiHidden="1" w:uiPriority="9" w:unhideWhenUsed="1" w:qFormat="1"/>
+    <w:lsdException w:name="heading 6" w:semiHidden="1" w:uiPriority="9" w:unhideWhenUsed="1" w:qFormat="1"/>
+    <w:lsdException w:name="heading 7" w:semiHidden="1" w:uiPriority="9" w:unhideWhenUsed="1" w:qFormat="1"/>
+    <w:lsdException w:name="heading 8" w:semiHidden="1" w:uiPriority="9" w:unhideWhenUsed="1" w:qFormat="1"/>
+    <w:lsdException w:name="heading 9" w:semiHidden="1" w:uiPriority="9" w:unhideWhenUsed="1" w:qFormat="1"/>
     <w:lsdException w:name="index 1" w:semiHidden="1" w:unhideWhenUsed="1"/>
     <w:lsdException w:name="index 2" w:semiHidden="1" w:unhideWhenUsed="1"/>
     <w:lsdException w:name="index 3" w:semiHidden="1" w:unhideWhenUsed="1"/>
@@ -9019,22 +8900,22 @@
     <w:lsdException w:name="index 7" w:semiHidden="1" w:unhideWhenUsed="1"/>
     <w:lsdException w:name="index 8" w:semiHidden="1" w:unhideWhenUsed="1"/>
     <w:lsdException w:name="index 9" w:semiHidden="1" w:unhideWhenUsed="1"/>
-    <w:lsdException w:name="toc 1" w:uiPriority="39" w:semiHidden="1" w:unhideWhenUsed="1"/>
-    <w:lsdException w:name="toc 2" w:uiPriority="39" w:semiHidden="1" w:unhideWhenUsed="1"/>
-    <w:lsdException w:name="toc 3" w:uiPriority="39" w:semiHidden="1" w:unhideWhenUsed="1"/>
-    <w:lsdException w:name="toc 4" w:uiPriority="39" w:semiHidden="1" w:unhideWhenUsed="1"/>
-    <w:lsdException w:name="toc 5" w:uiPriority="39" w:semiHidden="1" w:unhideWhenUsed="1"/>
-    <w:lsdException w:name="toc 6" w:uiPriority="39" w:semiHidden="1" w:unhideWhenUsed="1"/>
-    <w:lsdException w:name="toc 7" w:uiPriority="39" w:semiHidden="1" w:unhideWhenUsed="1"/>
-    <w:lsdException w:name="toc 8" w:uiPriority="39" w:semiHidden="1" w:unhideWhenUsed="1"/>
-    <w:lsdException w:name="toc 9" w:uiPriority="39" w:semiHidden="1" w:unhideWhenUsed="1"/>
+    <w:lsdException w:name="toc 1" w:semiHidden="1" w:uiPriority="39" w:unhideWhenUsed="1"/>
+    <w:lsdException w:name="toc 2" w:semiHidden="1" w:uiPriority="39" w:unhideWhenUsed="1"/>
+    <w:lsdException w:name="toc 3" w:semiHidden="1" w:uiPriority="39" w:unhideWhenUsed="1"/>
+    <w:lsdException w:name="toc 4" w:semiHidden="1" w:uiPriority="39" w:unhideWhenUsed="1"/>
+    <w:lsdException w:name="toc 5" w:semiHidden="1" w:uiPriority="39" w:unhideWhenUsed="1"/>
+    <w:lsdException w:name="toc 6" w:semiHidden="1" w:uiPriority="39" w:unhideWhenUsed="1"/>
+    <w:lsdException w:name="toc 7" w:semiHidden="1" w:uiPriority="39" w:unhideWhenUsed="1"/>
+    <w:lsdException w:name="toc 8" w:semiHidden="1" w:uiPriority="39" w:unhideWhenUsed="1"/>
+    <w:lsdException w:name="toc 9" w:semiHidden="1" w:uiPriority="39" w:unhideWhenUsed="1"/>
     <w:lsdException w:name="Normal Indent" w:semiHidden="1" w:unhideWhenUsed="1"/>
     <w:lsdException w:name="footnote text" w:semiHidden="1" w:unhideWhenUsed="1"/>
     <w:lsdException w:name="annotation text" w:semiHidden="1" w:unhideWhenUsed="1"/>
     <w:lsdException w:name="header" w:semiHidden="1" w:unhideWhenUsed="1"/>
     <w:lsdException w:name="footer" w:semiHidden="1" w:unhideWhenUsed="1"/>
     <w:lsdException w:name="index heading" w:semiHidden="1" w:unhideWhenUsed="1"/>
-    <w:lsdException w:name="caption" w:uiPriority="35" w:semiHidden="1" w:unhideWhenUsed="1" w:qFormat="1"/>
+    <w:lsdException w:name="caption" w:semiHidden="1" w:uiPriority="35" w:unhideWhenUsed="1" w:qFormat="1"/>
     <w:lsdException w:name="table of figures" w:semiHidden="1" w:unhideWhenUsed="1"/>
     <w:lsdException w:name="envelope address" w:semiHidden="1" w:unhideWhenUsed="1"/>
     <w:lsdException w:name="envelope return" w:semiHidden="1" w:unhideWhenUsed="1"/>
@@ -9065,7 +8946,7 @@
     <w:lsdException w:name="Title" w:uiPriority="10" w:qFormat="1"/>
     <w:lsdException w:name="Closing" w:semiHidden="1" w:unhideWhenUsed="1"/>
     <w:lsdException w:name="Signature" w:semiHidden="1" w:unhideWhenUsed="1"/>
-    <w:lsdException w:name="Default Paragraph Font" w:uiPriority="1" w:semiHidden="1" w:unhideWhenUsed="1"/>
+    <w:lsdException w:name="Default Paragraph Font" w:semiHidden="1" w:uiPriority="1" w:unhideWhenUsed="1"/>
     <w:lsdException w:name="Body Text" w:semiHidden="1" w:unhideWhenUsed="1"/>
     <w:lsdException w:name="Body Text Indent" w:semiHidden="1" w:unhideWhenUsed="1"/>
     <w:lsdException w:name="List Continue" w:semiHidden="1" w:unhideWhenUsed="1"/>
@@ -9265,8 +9146,8 @@
     <w:lsdException w:name="Subtle Reference" w:uiPriority="31" w:qFormat="1"/>
     <w:lsdException w:name="Intense Reference" w:uiPriority="32" w:qFormat="1"/>
     <w:lsdException w:name="Book Title" w:uiPriority="33" w:qFormat="1"/>
-    <w:lsdException w:name="Bibliography" w:uiPriority="37" w:semiHidden="1" w:unhideWhenUsed="1"/>
-    <w:lsdException w:name="TOC Heading" w:uiPriority="39" w:semiHidden="1" w:unhideWhenUsed="1" w:qFormat="1"/>
+    <w:lsdException w:name="Bibliography" w:semiHidden="1" w:uiPriority="37" w:unhideWhenUsed="1"/>
+    <w:lsdException w:name="TOC Heading" w:semiHidden="1" w:uiPriority="39" w:unhideWhenUsed="1" w:qFormat="1"/>
     <w:lsdException w:name="Plain Table 1" w:uiPriority="41"/>
     <w:lsdException w:name="Plain Table 2" w:uiPriority="42"/>
     <w:lsdException w:name="Plain Table 3" w:uiPriority="43"/>
@@ -9377,7 +9258,7 @@
     <w:lsdException w:name="Unresolved Mention" w:semiHidden="1" w:unhideWhenUsed="1"/>
     <w:lsdException w:name="Smart Link" w:semiHidden="1" w:unhideWhenUsed="1"/>
   </w:latentStyles>
-  <w:style w:type="paragraph" w:styleId="Normal" w:default="1">
+  <w:style w:type="paragraph" w:default="1" w:styleId="Normal">
     <w:name w:val="Normal"/>
     <w:qFormat/>
   </w:style>
@@ -9493,12 +9374,13 @@
       <w:color w:val="666666"/>
     </w:rPr>
   </w:style>
-  <w:style w:type="character" w:styleId="DefaultParagraphFont" w:default="1">
+  <w:style w:type="character" w:default="1" w:styleId="DefaultParagraphFont">
     <w:name w:val="Default Paragraph Font"/>
     <w:uiPriority w:val="1"/>
+    <w:semiHidden/>
     <w:unhideWhenUsed/>
   </w:style>
-  <w:style w:type="table" w:styleId="TableNormal" w:default="1">
+  <w:style w:type="table" w:default="1" w:styleId="TableNormal">
     <w:name w:val="Normal Table"/>
     <w:uiPriority w:val="99"/>
     <w:semiHidden/>
@@ -9513,13 +9395,13 @@
       </w:tblCellMar>
     </w:tblPr>
   </w:style>
-  <w:style w:type="numbering" w:styleId="NoList" w:default="1">
+  <w:style w:type="numbering" w:default="1" w:styleId="NoList">
     <w:name w:val="No List"/>
     <w:uiPriority w:val="99"/>
     <w:semiHidden/>
     <w:unhideWhenUsed/>
   </w:style>
-  <w:style w:type="table" w:styleId="TableNormal0" w:customStyle="1">
+  <w:style w:type="table" w:customStyle="1" w:styleId="TableNormal0">
     <w:name w:val="TableNormal"/>
     <w:tblPr>
       <w:tblCellMar>
@@ -9546,7 +9428,7 @@
       <w:szCs w:val="38"/>
     </w:rPr>
   </w:style>
-  <w:style w:type="table" w:styleId="TableNormal1" w:customStyle="1">
+  <w:style w:type="table" w:customStyle="1" w:styleId="TableNormal00">
     <w:name w:val="TableNormal0"/>
     <w:tblPr>
       <w:tblCellMar>
@@ -9557,7 +9439,7 @@
       </w:tblCellMar>
     </w:tblPr>
   </w:style>
-  <w:style w:type="table" w:styleId="TableNormal2" w:customStyle="1">
+  <w:style w:type="table" w:customStyle="1" w:styleId="TableNormal1">
     <w:name w:val="TableNormal1"/>
     <w:tblPr>
       <w:tblCellMar>
@@ -9568,8 +9450,8 @@
       </w:tblCellMar>
     </w:tblPr>
   </w:style>
-  <w:style w:type="table" w:styleId="a" w:customStyle="1">
-    <w:basedOn w:val="TableNormal2"/>
+  <w:style w:type="table" w:customStyle="1" w:styleId="a">
+    <w:basedOn w:val="TableNormal1"/>
     <w:tblPr>
       <w:tblStyleRowBandSize w:val="1"/>
       <w:tblStyleColBandSize w:val="1"/>
@@ -9581,8 +9463,8 @@
       </w:tblCellMar>
     </w:tblPr>
   </w:style>
-  <w:style w:type="table" w:styleId="a0" w:customStyle="1">
-    <w:basedOn w:val="TableNormal2"/>
+  <w:style w:type="table" w:customStyle="1" w:styleId="a0">
+    <w:basedOn w:val="TableNormal1"/>
     <w:tblPr>
       <w:tblStyleRowBandSize w:val="1"/>
       <w:tblStyleColBandSize w:val="1"/>
@@ -9594,8 +9476,8 @@
       </w:tblCellMar>
     </w:tblPr>
   </w:style>
-  <w:style w:type="table" w:styleId="a1" w:customStyle="1">
-    <w:basedOn w:val="TableNormal2"/>
+  <w:style w:type="table" w:customStyle="1" w:styleId="a1">
+    <w:basedOn w:val="TableNormal1"/>
     <w:tblPr>
       <w:tblStyleRowBandSize w:val="1"/>
       <w:tblStyleColBandSize w:val="1"/>
@@ -9607,8 +9489,8 @@
       </w:tblCellMar>
     </w:tblPr>
   </w:style>
-  <w:style w:type="table" w:styleId="a2" w:customStyle="1">
-    <w:basedOn w:val="TableNormal2"/>
+  <w:style w:type="table" w:customStyle="1" w:styleId="a2">
+    <w:basedOn w:val="TableNormal1"/>
     <w:tblPr>
       <w:tblStyleRowBandSize w:val="1"/>
       <w:tblStyleColBandSize w:val="1"/>
@@ -9620,8 +9502,8 @@
       </w:tblCellMar>
     </w:tblPr>
   </w:style>
-  <w:style w:type="table" w:styleId="a3" w:customStyle="1">
-    <w:basedOn w:val="TableNormal2"/>
+  <w:style w:type="table" w:customStyle="1" w:styleId="a3">
+    <w:basedOn w:val="TableNormal1"/>
     <w:tblPr>
       <w:tblStyleRowBandSize w:val="1"/>
       <w:tblStyleColBandSize w:val="1"/>
@@ -9633,8 +9515,8 @@
       </w:tblCellMar>
     </w:tblPr>
   </w:style>
-  <w:style w:type="table" w:styleId="a4" w:customStyle="1">
-    <w:basedOn w:val="TableNormal2"/>
+  <w:style w:type="table" w:customStyle="1" w:styleId="a4">
+    <w:basedOn w:val="TableNormal1"/>
     <w:tblPr>
       <w:tblStyleRowBandSize w:val="1"/>
       <w:tblStyleColBandSize w:val="1"/>
@@ -9646,8 +9528,8 @@
       </w:tblCellMar>
     </w:tblPr>
   </w:style>
-  <w:style w:type="table" w:styleId="a5" w:customStyle="1">
-    <w:basedOn w:val="TableNormal2"/>
+  <w:style w:type="table" w:customStyle="1" w:styleId="a5">
+    <w:basedOn w:val="TableNormal1"/>
     <w:tblPr>
       <w:tblStyleRowBandSize w:val="1"/>
       <w:tblStyleColBandSize w:val="1"/>
@@ -9659,8 +9541,8 @@
       </w:tblCellMar>
     </w:tblPr>
   </w:style>
-  <w:style w:type="table" w:styleId="a6" w:customStyle="1">
-    <w:basedOn w:val="TableNormal2"/>
+  <w:style w:type="table" w:customStyle="1" w:styleId="a6">
+    <w:basedOn w:val="TableNormal1"/>
     <w:tblPr>
       <w:tblStyleRowBandSize w:val="1"/>
       <w:tblStyleColBandSize w:val="1"/>
@@ -9672,8 +9554,8 @@
       </w:tblCellMar>
     </w:tblPr>
   </w:style>
-  <w:style w:type="table" w:styleId="a7" w:customStyle="1">
-    <w:basedOn w:val="TableNormal2"/>
+  <w:style w:type="table" w:customStyle="1" w:styleId="a7">
+    <w:basedOn w:val="TableNormal1"/>
     <w:tblPr>
       <w:tblStyleRowBandSize w:val="1"/>
       <w:tblStyleColBandSize w:val="1"/>
@@ -9685,8 +9567,8 @@
       </w:tblCellMar>
     </w:tblPr>
   </w:style>
-  <w:style w:type="table" w:styleId="a8" w:customStyle="1">
-    <w:basedOn w:val="TableNormal2"/>
+  <w:style w:type="table" w:customStyle="1" w:styleId="a8">
+    <w:basedOn w:val="TableNormal1"/>
     <w:tblPr>
       <w:tblStyleRowBandSize w:val="1"/>
       <w:tblStyleColBandSize w:val="1"/>
@@ -9698,8 +9580,8 @@
       </w:tblCellMar>
     </w:tblPr>
   </w:style>
-  <w:style w:type="table" w:styleId="a9" w:customStyle="1">
-    <w:basedOn w:val="TableNormal2"/>
+  <w:style w:type="table" w:customStyle="1" w:styleId="a9">
+    <w:basedOn w:val="TableNormal1"/>
     <w:tblPr>
       <w:tblStyleRowBandSize w:val="1"/>
       <w:tblStyleColBandSize w:val="1"/>
@@ -9711,8 +9593,8 @@
       </w:tblCellMar>
     </w:tblPr>
   </w:style>
-  <w:style w:type="table" w:styleId="aa" w:customStyle="1">
-    <w:basedOn w:val="TableNormal2"/>
+  <w:style w:type="table" w:customStyle="1" w:styleId="aa">
+    <w:basedOn w:val="TableNormal1"/>
     <w:tblPr>
       <w:tblStyleRowBandSize w:val="1"/>
       <w:tblStyleColBandSize w:val="1"/>
@@ -9724,8 +9606,8 @@
       </w:tblCellMar>
     </w:tblPr>
   </w:style>
-  <w:style w:type="table" w:styleId="ab" w:customStyle="1">
-    <w:basedOn w:val="TableNormal2"/>
+  <w:style w:type="table" w:customStyle="1" w:styleId="ab">
+    <w:basedOn w:val="TableNormal1"/>
     <w:tblPr>
       <w:tblStyleRowBandSize w:val="1"/>
       <w:tblStyleColBandSize w:val="1"/>
@@ -9737,8 +9619,8 @@
       </w:tblCellMar>
     </w:tblPr>
   </w:style>
-  <w:style w:type="table" w:styleId="ac" w:customStyle="1">
-    <w:basedOn w:val="TableNormal2"/>
+  <w:style w:type="table" w:customStyle="1" w:styleId="ac">
+    <w:basedOn w:val="TableNormal1"/>
     <w:tblPr>
       <w:tblStyleRowBandSize w:val="1"/>
       <w:tblStyleColBandSize w:val="1"/>
@@ -9750,8 +9632,8 @@
       </w:tblCellMar>
     </w:tblPr>
   </w:style>
-  <w:style w:type="table" w:styleId="ad" w:customStyle="1">
-    <w:basedOn w:val="TableNormal2"/>
+  <w:style w:type="table" w:customStyle="1" w:styleId="ad">
+    <w:basedOn w:val="TableNormal1"/>
     <w:tblPr>
       <w:tblStyleRowBandSize w:val="1"/>
       <w:tblStyleColBandSize w:val="1"/>
@@ -9763,8 +9645,8 @@
       </w:tblCellMar>
     </w:tblPr>
   </w:style>
-  <w:style w:type="table" w:styleId="ae" w:customStyle="1">
-    <w:basedOn w:val="TableNormal2"/>
+  <w:style w:type="table" w:customStyle="1" w:styleId="ae">
+    <w:basedOn w:val="TableNormal1"/>
     <w:tblPr>
       <w:tblStyleRowBandSize w:val="1"/>
       <w:tblStyleColBandSize w:val="1"/>
@@ -9776,8 +9658,8 @@
       </w:tblCellMar>
     </w:tblPr>
   </w:style>
-  <w:style w:type="table" w:styleId="af" w:customStyle="1">
-    <w:basedOn w:val="TableNormal2"/>
+  <w:style w:type="table" w:customStyle="1" w:styleId="af">
+    <w:basedOn w:val="TableNormal1"/>
     <w:tblPr>
       <w:tblStyleRowBandSize w:val="1"/>
       <w:tblStyleColBandSize w:val="1"/>
@@ -9789,8 +9671,8 @@
       </w:tblCellMar>
     </w:tblPr>
   </w:style>
-  <w:style w:type="table" w:styleId="af0" w:customStyle="1">
-    <w:basedOn w:val="TableNormal2"/>
+  <w:style w:type="table" w:customStyle="1" w:styleId="af0">
+    <w:basedOn w:val="TableNormal1"/>
     <w:tblPr>
       <w:tblStyleRowBandSize w:val="1"/>
       <w:tblStyleColBandSize w:val="1"/>
@@ -9802,8 +9684,8 @@
       </w:tblCellMar>
     </w:tblPr>
   </w:style>
-  <w:style w:type="table" w:styleId="af1" w:customStyle="1">
-    <w:basedOn w:val="TableNormal2"/>
+  <w:style w:type="table" w:customStyle="1" w:styleId="af1">
+    <w:basedOn w:val="TableNormal1"/>
     <w:tblPr>
       <w:tblStyleRowBandSize w:val="1"/>
       <w:tblStyleColBandSize w:val="1"/>
@@ -9815,8 +9697,8 @@
       </w:tblCellMar>
     </w:tblPr>
   </w:style>
-  <w:style w:type="table" w:styleId="af2" w:customStyle="1">
-    <w:basedOn w:val="TableNormal2"/>
+  <w:style w:type="table" w:customStyle="1" w:styleId="af2">
+    <w:basedOn w:val="TableNormal1"/>
     <w:tblPr>
       <w:tblStyleRowBandSize w:val="1"/>
       <w:tblStyleColBandSize w:val="1"/>
@@ -9828,8 +9710,8 @@
       </w:tblCellMar>
     </w:tblPr>
   </w:style>
-  <w:style w:type="table" w:styleId="af3" w:customStyle="1">
-    <w:basedOn w:val="TableNormal2"/>
+  <w:style w:type="table" w:customStyle="1" w:styleId="af3">
+    <w:basedOn w:val="TableNormal1"/>
     <w:tblPr>
       <w:tblStyleRowBandSize w:val="1"/>
       <w:tblStyleColBandSize w:val="1"/>
@@ -9841,8 +9723,8 @@
       </w:tblCellMar>
     </w:tblPr>
   </w:style>
-  <w:style w:type="table" w:styleId="af4" w:customStyle="1">
-    <w:basedOn w:val="TableNormal2"/>
+  <w:style w:type="table" w:customStyle="1" w:styleId="af4">
+    <w:basedOn w:val="TableNormal1"/>
     <w:tblPr>
       <w:tblStyleRowBandSize w:val="1"/>
       <w:tblStyleColBandSize w:val="1"/>
@@ -9854,8 +9736,8 @@
       </w:tblCellMar>
     </w:tblPr>
   </w:style>
-  <w:style w:type="table" w:styleId="af5" w:customStyle="1">
-    <w:basedOn w:val="TableNormal2"/>
+  <w:style w:type="table" w:customStyle="1" w:styleId="af5">
+    <w:basedOn w:val="TableNormal1"/>
     <w:tblPr>
       <w:tblStyleRowBandSize w:val="1"/>
       <w:tblStyleColBandSize w:val="1"/>
@@ -9867,212 +9749,116 @@
       </w:tblCellMar>
     </w:tblPr>
   </w:style>
-  <w:style w:type="table" w:styleId="af6" w:customStyle="1">
-    <w:basedOn w:val="TableNormal2"/>
+  <w:style w:type="table" w:customStyle="1" w:styleId="af6">
+    <w:basedOn w:val="TableNormal1"/>
     <w:tblPr>
       <w:tblStyleRowBandSize w:val="1"/>
       <w:tblStyleColBandSize w:val="1"/>
-      <w:tblCellMar>
-        <w:top w:w="0" w:type="dxa"/>
-        <w:left w:w="0" w:type="dxa"/>
-        <w:bottom w:w="0" w:type="dxa"/>
-        <w:right w:w="0" w:type="dxa"/>
-      </w:tblCellMar>
     </w:tblPr>
   </w:style>
-  <w:style w:type="table" w:styleId="af7" w:customStyle="1">
-    <w:basedOn w:val="TableNormal2"/>
+  <w:style w:type="table" w:customStyle="1" w:styleId="af7">
+    <w:basedOn w:val="TableNormal1"/>
     <w:tblPr>
       <w:tblStyleRowBandSize w:val="1"/>
       <w:tblStyleColBandSize w:val="1"/>
-      <w:tblCellMar>
-        <w:top w:w="0" w:type="dxa"/>
-        <w:left w:w="0" w:type="dxa"/>
-        <w:bottom w:w="0" w:type="dxa"/>
-        <w:right w:w="0" w:type="dxa"/>
-      </w:tblCellMar>
     </w:tblPr>
   </w:style>
-  <w:style w:type="table" w:styleId="af8" w:customStyle="1">
-    <w:basedOn w:val="TableNormal2"/>
+  <w:style w:type="table" w:customStyle="1" w:styleId="af8">
+    <w:basedOn w:val="TableNormal1"/>
     <w:tblPr>
       <w:tblStyleRowBandSize w:val="1"/>
       <w:tblStyleColBandSize w:val="1"/>
-      <w:tblCellMar>
-        <w:top w:w="0" w:type="dxa"/>
-        <w:left w:w="0" w:type="dxa"/>
-        <w:bottom w:w="0" w:type="dxa"/>
-        <w:right w:w="0" w:type="dxa"/>
-      </w:tblCellMar>
     </w:tblPr>
   </w:style>
-  <w:style w:type="table" w:styleId="af9" w:customStyle="1">
-    <w:basedOn w:val="TableNormal2"/>
+  <w:style w:type="table" w:customStyle="1" w:styleId="af9">
+    <w:basedOn w:val="TableNormal1"/>
     <w:tblPr>
       <w:tblStyleRowBandSize w:val="1"/>
       <w:tblStyleColBandSize w:val="1"/>
-      <w:tblCellMar>
-        <w:top w:w="0" w:type="dxa"/>
-        <w:left w:w="0" w:type="dxa"/>
-        <w:bottom w:w="0" w:type="dxa"/>
-        <w:right w:w="0" w:type="dxa"/>
-      </w:tblCellMar>
     </w:tblPr>
   </w:style>
-  <w:style w:type="table" w:styleId="afa" w:customStyle="1">
-    <w:basedOn w:val="TableNormal2"/>
+  <w:style w:type="table" w:customStyle="1" w:styleId="afa">
+    <w:basedOn w:val="TableNormal1"/>
     <w:tblPr>
       <w:tblStyleRowBandSize w:val="1"/>
       <w:tblStyleColBandSize w:val="1"/>
-      <w:tblCellMar>
-        <w:top w:w="0" w:type="dxa"/>
-        <w:left w:w="0" w:type="dxa"/>
-        <w:bottom w:w="0" w:type="dxa"/>
-        <w:right w:w="0" w:type="dxa"/>
-      </w:tblCellMar>
     </w:tblPr>
   </w:style>
-  <w:style w:type="table" w:styleId="afb" w:customStyle="1">
-    <w:basedOn w:val="TableNormal2"/>
+  <w:style w:type="table" w:customStyle="1" w:styleId="afb">
+    <w:basedOn w:val="TableNormal1"/>
     <w:tblPr>
       <w:tblStyleRowBandSize w:val="1"/>
       <w:tblStyleColBandSize w:val="1"/>
-      <w:tblCellMar>
-        <w:top w:w="0" w:type="dxa"/>
-        <w:left w:w="0" w:type="dxa"/>
-        <w:bottom w:w="0" w:type="dxa"/>
-        <w:right w:w="0" w:type="dxa"/>
-      </w:tblCellMar>
     </w:tblPr>
   </w:style>
-  <w:style w:type="table" w:styleId="afc" w:customStyle="1">
-    <w:basedOn w:val="TableNormal2"/>
+  <w:style w:type="table" w:customStyle="1" w:styleId="afc">
+    <w:basedOn w:val="TableNormal1"/>
     <w:tblPr>
       <w:tblStyleRowBandSize w:val="1"/>
       <w:tblStyleColBandSize w:val="1"/>
-      <w:tblCellMar>
-        <w:top w:w="0" w:type="dxa"/>
-        <w:left w:w="0" w:type="dxa"/>
-        <w:bottom w:w="0" w:type="dxa"/>
-        <w:right w:w="0" w:type="dxa"/>
-      </w:tblCellMar>
     </w:tblPr>
   </w:style>
-  <w:style w:type="table" w:styleId="afd" w:customStyle="1">
-    <w:basedOn w:val="TableNormal2"/>
+  <w:style w:type="table" w:customStyle="1" w:styleId="afd">
+    <w:basedOn w:val="TableNormal1"/>
     <w:tblPr>
       <w:tblStyleRowBandSize w:val="1"/>
       <w:tblStyleColBandSize w:val="1"/>
-      <w:tblCellMar>
-        <w:top w:w="0" w:type="dxa"/>
-        <w:left w:w="0" w:type="dxa"/>
-        <w:bottom w:w="0" w:type="dxa"/>
-        <w:right w:w="0" w:type="dxa"/>
-      </w:tblCellMar>
     </w:tblPr>
   </w:style>
-  <w:style w:type="table" w:styleId="afe" w:customStyle="1">
-    <w:basedOn w:val="TableNormal2"/>
+  <w:style w:type="table" w:customStyle="1" w:styleId="afe">
+    <w:basedOn w:val="TableNormal1"/>
     <w:tblPr>
       <w:tblStyleRowBandSize w:val="1"/>
       <w:tblStyleColBandSize w:val="1"/>
-      <w:tblCellMar>
-        <w:top w:w="0" w:type="dxa"/>
-        <w:left w:w="0" w:type="dxa"/>
-        <w:bottom w:w="0" w:type="dxa"/>
-        <w:right w:w="0" w:type="dxa"/>
-      </w:tblCellMar>
     </w:tblPr>
   </w:style>
-  <w:style w:type="table" w:styleId="aff" w:customStyle="1">
-    <w:basedOn w:val="TableNormal2"/>
+  <w:style w:type="table" w:customStyle="1" w:styleId="aff">
+    <w:basedOn w:val="TableNormal1"/>
     <w:tblPr>
       <w:tblStyleRowBandSize w:val="1"/>
       <w:tblStyleColBandSize w:val="1"/>
-      <w:tblCellMar>
-        <w:top w:w="0" w:type="dxa"/>
-        <w:left w:w="0" w:type="dxa"/>
-        <w:bottom w:w="0" w:type="dxa"/>
-        <w:right w:w="0" w:type="dxa"/>
-      </w:tblCellMar>
     </w:tblPr>
   </w:style>
-  <w:style w:type="table" w:styleId="aff0" w:customStyle="1">
-    <w:basedOn w:val="TableNormal2"/>
+  <w:style w:type="table" w:customStyle="1" w:styleId="aff0">
+    <w:basedOn w:val="TableNormal1"/>
     <w:tblPr>
       <w:tblStyleRowBandSize w:val="1"/>
       <w:tblStyleColBandSize w:val="1"/>
-      <w:tblCellMar>
-        <w:top w:w="0" w:type="dxa"/>
-        <w:left w:w="0" w:type="dxa"/>
-        <w:bottom w:w="0" w:type="dxa"/>
-        <w:right w:w="0" w:type="dxa"/>
-      </w:tblCellMar>
     </w:tblPr>
   </w:style>
-  <w:style w:type="table" w:styleId="aff1" w:customStyle="1">
-    <w:basedOn w:val="TableNormal2"/>
+  <w:style w:type="table" w:customStyle="1" w:styleId="aff1">
+    <w:basedOn w:val="TableNormal1"/>
     <w:tblPr>
       <w:tblStyleRowBandSize w:val="1"/>
       <w:tblStyleColBandSize w:val="1"/>
-      <w:tblCellMar>
-        <w:top w:w="0" w:type="dxa"/>
-        <w:left w:w="0" w:type="dxa"/>
-        <w:bottom w:w="0" w:type="dxa"/>
-        <w:right w:w="0" w:type="dxa"/>
-      </w:tblCellMar>
     </w:tblPr>
   </w:style>
-  <w:style w:type="table" w:styleId="aff2" w:customStyle="1">
-    <w:basedOn w:val="TableNormal2"/>
+  <w:style w:type="table" w:customStyle="1" w:styleId="aff2">
+    <w:basedOn w:val="TableNormal1"/>
     <w:tblPr>
       <w:tblStyleRowBandSize w:val="1"/>
       <w:tblStyleColBandSize w:val="1"/>
-      <w:tblCellMar>
-        <w:top w:w="0" w:type="dxa"/>
-        <w:left w:w="0" w:type="dxa"/>
-        <w:bottom w:w="0" w:type="dxa"/>
-        <w:right w:w="0" w:type="dxa"/>
-      </w:tblCellMar>
     </w:tblPr>
   </w:style>
-  <w:style w:type="table" w:styleId="aff3" w:customStyle="1">
-    <w:basedOn w:val="TableNormal2"/>
+  <w:style w:type="table" w:customStyle="1" w:styleId="aff3">
+    <w:basedOn w:val="TableNormal1"/>
     <w:tblPr>
       <w:tblStyleRowBandSize w:val="1"/>
       <w:tblStyleColBandSize w:val="1"/>
-      <w:tblCellMar>
-        <w:top w:w="0" w:type="dxa"/>
-        <w:left w:w="0" w:type="dxa"/>
-        <w:bottom w:w="0" w:type="dxa"/>
-        <w:right w:w="0" w:type="dxa"/>
-      </w:tblCellMar>
     </w:tblPr>
   </w:style>
-  <w:style w:type="table" w:styleId="aff4" w:customStyle="1">
-    <w:basedOn w:val="TableNormal2"/>
+  <w:style w:type="table" w:customStyle="1" w:styleId="aff4">
+    <w:basedOn w:val="TableNormal1"/>
     <w:tblPr>
       <w:tblStyleRowBandSize w:val="1"/>
       <w:tblStyleColBandSize w:val="1"/>
-      <w:tblCellMar>
-        <w:top w:w="0" w:type="dxa"/>
-        <w:left w:w="0" w:type="dxa"/>
-        <w:bottom w:w="0" w:type="dxa"/>
-        <w:right w:w="0" w:type="dxa"/>
-      </w:tblCellMar>
     </w:tblPr>
   </w:style>
-  <w:style w:type="table" w:styleId="aff5" w:customStyle="1">
-    <w:basedOn w:val="TableNormal2"/>
+  <w:style w:type="table" w:customStyle="1" w:styleId="aff5">
+    <w:basedOn w:val="TableNormal1"/>
     <w:tblPr>
       <w:tblStyleRowBandSize w:val="1"/>
       <w:tblStyleColBandSize w:val="1"/>
-      <w:tblCellMar>
-        <w:top w:w="0" w:type="dxa"/>
-        <w:left w:w="0" w:type="dxa"/>
-        <w:bottom w:w="0" w:type="dxa"/>
-        <w:right w:w="0" w:type="dxa"/>
-      </w:tblCellMar>
     </w:tblPr>
   </w:style>
   <w:style w:type="paragraph" w:styleId="Subtitle">
@@ -10087,221 +9873,181 @@
       <w:spacing w:after="320"/>
     </w:pPr>
     <w:rPr>
-      <w:rFonts w:ascii="Arial" w:hAnsi="Arial" w:eastAsia="Arial" w:cs="Arial"/>
+      <w:rFonts w:ascii="Arial" w:eastAsia="Arial" w:hAnsi="Arial" w:cs="Arial"/>
       <w:color w:val="666666"/>
       <w:sz w:val="30"/>
       <w:szCs w:val="30"/>
     </w:rPr>
   </w:style>
-  <w:style w:type="table" w:styleId="aff6" w:customStyle="1">
-    <w:basedOn w:val="TableNormal2"/>
+  <w:style w:type="table" w:customStyle="1" w:styleId="aff6">
+    <w:basedOn w:val="TableNormal1"/>
     <w:tblPr>
       <w:tblStyleRowBandSize w:val="1"/>
       <w:tblStyleColBandSize w:val="1"/>
       <w:tblCellMar>
-        <w:top w:w="0" w:type="dxa"/>
         <w:left w:w="115" w:type="dxa"/>
-        <w:bottom w:w="0" w:type="dxa"/>
         <w:right w:w="115" w:type="dxa"/>
       </w:tblCellMar>
     </w:tblPr>
   </w:style>
-  <w:style w:type="table" w:styleId="aff7" w:customStyle="1">
-    <w:basedOn w:val="TableNormal2"/>
+  <w:style w:type="table" w:customStyle="1" w:styleId="aff7">
+    <w:basedOn w:val="TableNormal1"/>
     <w:tblPr>
       <w:tblStyleRowBandSize w:val="1"/>
       <w:tblStyleColBandSize w:val="1"/>
       <w:tblCellMar>
-        <w:top w:w="0" w:type="dxa"/>
         <w:left w:w="115" w:type="dxa"/>
-        <w:bottom w:w="0" w:type="dxa"/>
         <w:right w:w="115" w:type="dxa"/>
       </w:tblCellMar>
     </w:tblPr>
   </w:style>
-  <w:style w:type="table" w:styleId="aff8" w:customStyle="1">
-    <w:basedOn w:val="TableNormal2"/>
+  <w:style w:type="table" w:customStyle="1" w:styleId="aff8">
+    <w:basedOn w:val="TableNormal1"/>
     <w:tblPr>
       <w:tblStyleRowBandSize w:val="1"/>
       <w:tblStyleColBandSize w:val="1"/>
       <w:tblCellMar>
-        <w:top w:w="0" w:type="dxa"/>
         <w:left w:w="115" w:type="dxa"/>
-        <w:bottom w:w="0" w:type="dxa"/>
         <w:right w:w="115" w:type="dxa"/>
       </w:tblCellMar>
     </w:tblPr>
   </w:style>
-  <w:style w:type="table" w:styleId="aff9" w:customStyle="1">
-    <w:basedOn w:val="TableNormal2"/>
+  <w:style w:type="table" w:customStyle="1" w:styleId="aff9">
+    <w:basedOn w:val="TableNormal1"/>
+    <w:tblPr>
+      <w:tblStyleRowBandSize w:val="1"/>
+      <w:tblStyleColBandSize w:val="1"/>
+    </w:tblPr>
+  </w:style>
+  <w:style w:type="table" w:customStyle="1" w:styleId="affa">
+    <w:basedOn w:val="TableNormal1"/>
+    <w:tblPr>
+      <w:tblStyleRowBandSize w:val="1"/>
+      <w:tblStyleColBandSize w:val="1"/>
+    </w:tblPr>
+  </w:style>
+  <w:style w:type="table" w:customStyle="1" w:styleId="affb">
+    <w:basedOn w:val="TableNormal1"/>
     <w:tblPr>
       <w:tblStyleRowBandSize w:val="1"/>
       <w:tblStyleColBandSize w:val="1"/>
       <w:tblCellMar>
-        <w:top w:w="0" w:type="dxa"/>
-        <w:left w:w="0" w:type="dxa"/>
-        <w:bottom w:w="0" w:type="dxa"/>
-        <w:right w:w="0" w:type="dxa"/>
+        <w:left w:w="115" w:type="dxa"/>
+        <w:right w:w="115" w:type="dxa"/>
       </w:tblCellMar>
     </w:tblPr>
   </w:style>
-  <w:style w:type="table" w:styleId="affa" w:customStyle="1">
-    <w:basedOn w:val="TableNormal2"/>
+  <w:style w:type="table" w:customStyle="1" w:styleId="affc">
+    <w:basedOn w:val="TableNormal1"/>
     <w:tblPr>
       <w:tblStyleRowBandSize w:val="1"/>
       <w:tblStyleColBandSize w:val="1"/>
       <w:tblCellMar>
-        <w:top w:w="0" w:type="dxa"/>
-        <w:left w:w="0" w:type="dxa"/>
-        <w:bottom w:w="0" w:type="dxa"/>
-        <w:right w:w="0" w:type="dxa"/>
+        <w:left w:w="115" w:type="dxa"/>
+        <w:right w:w="115" w:type="dxa"/>
       </w:tblCellMar>
     </w:tblPr>
   </w:style>
-  <w:style w:type="table" w:styleId="affb" w:customStyle="1">
-    <w:basedOn w:val="TableNormal2"/>
+  <w:style w:type="table" w:customStyle="1" w:styleId="affd">
+    <w:basedOn w:val="TableNormal1"/>
     <w:tblPr>
       <w:tblStyleRowBandSize w:val="1"/>
       <w:tblStyleColBandSize w:val="1"/>
       <w:tblCellMar>
-        <w:top w:w="0" w:type="dxa"/>
         <w:left w:w="115" w:type="dxa"/>
-        <w:bottom w:w="0" w:type="dxa"/>
         <w:right w:w="115" w:type="dxa"/>
       </w:tblCellMar>
     </w:tblPr>
   </w:style>
-  <w:style w:type="table" w:styleId="affc" w:customStyle="1">
-    <w:basedOn w:val="TableNormal2"/>
+  <w:style w:type="table" w:customStyle="1" w:styleId="affe">
+    <w:basedOn w:val="TableNormal1"/>
     <w:tblPr>
       <w:tblStyleRowBandSize w:val="1"/>
       <w:tblStyleColBandSize w:val="1"/>
       <w:tblCellMar>
-        <w:top w:w="0" w:type="dxa"/>
         <w:left w:w="115" w:type="dxa"/>
-        <w:bottom w:w="0" w:type="dxa"/>
         <w:right w:w="115" w:type="dxa"/>
       </w:tblCellMar>
     </w:tblPr>
   </w:style>
-  <w:style w:type="table" w:styleId="affd" w:customStyle="1">
-    <w:basedOn w:val="TableNormal2"/>
+  <w:style w:type="table" w:customStyle="1" w:styleId="afff">
+    <w:basedOn w:val="TableNormal1"/>
     <w:tblPr>
       <w:tblStyleRowBandSize w:val="1"/>
       <w:tblStyleColBandSize w:val="1"/>
       <w:tblCellMar>
-        <w:top w:w="0" w:type="dxa"/>
         <w:left w:w="115" w:type="dxa"/>
-        <w:bottom w:w="0" w:type="dxa"/>
         <w:right w:w="115" w:type="dxa"/>
       </w:tblCellMar>
     </w:tblPr>
   </w:style>
-  <w:style w:type="table" w:styleId="affe" w:customStyle="1">
-    <w:basedOn w:val="TableNormal2"/>
+  <w:style w:type="table" w:customStyle="1" w:styleId="afff0">
+    <w:basedOn w:val="TableNormal1"/>
     <w:tblPr>
       <w:tblStyleRowBandSize w:val="1"/>
       <w:tblStyleColBandSize w:val="1"/>
       <w:tblCellMar>
-        <w:top w:w="0" w:type="dxa"/>
         <w:left w:w="115" w:type="dxa"/>
-        <w:bottom w:w="0" w:type="dxa"/>
         <w:right w:w="115" w:type="dxa"/>
       </w:tblCellMar>
     </w:tblPr>
   </w:style>
-  <w:style w:type="table" w:styleId="afff" w:customStyle="1">
-    <w:basedOn w:val="TableNormal2"/>
+  <w:style w:type="table" w:customStyle="1" w:styleId="afff1">
+    <w:basedOn w:val="TableNormal1"/>
     <w:tblPr>
       <w:tblStyleRowBandSize w:val="1"/>
       <w:tblStyleColBandSize w:val="1"/>
       <w:tblCellMar>
-        <w:top w:w="0" w:type="dxa"/>
         <w:left w:w="115" w:type="dxa"/>
-        <w:bottom w:w="0" w:type="dxa"/>
         <w:right w:w="115" w:type="dxa"/>
       </w:tblCellMar>
     </w:tblPr>
   </w:style>
-  <w:style w:type="table" w:styleId="afff0" w:customStyle="1">
-    <w:basedOn w:val="TableNormal2"/>
+  <w:style w:type="table" w:customStyle="1" w:styleId="afff2">
+    <w:basedOn w:val="TableNormal1"/>
     <w:tblPr>
       <w:tblStyleRowBandSize w:val="1"/>
       <w:tblStyleColBandSize w:val="1"/>
       <w:tblCellMar>
-        <w:top w:w="0" w:type="dxa"/>
         <w:left w:w="115" w:type="dxa"/>
-        <w:bottom w:w="0" w:type="dxa"/>
         <w:right w:w="115" w:type="dxa"/>
       </w:tblCellMar>
     </w:tblPr>
   </w:style>
-  <w:style w:type="table" w:styleId="afff1" w:customStyle="1">
-    <w:basedOn w:val="TableNormal2"/>
+  <w:style w:type="table" w:customStyle="1" w:styleId="afff3">
+    <w:basedOn w:val="TableNormal1"/>
     <w:tblPr>
       <w:tblStyleRowBandSize w:val="1"/>
       <w:tblStyleColBandSize w:val="1"/>
       <w:tblCellMar>
-        <w:top w:w="0" w:type="dxa"/>
         <w:left w:w="115" w:type="dxa"/>
-        <w:bottom w:w="0" w:type="dxa"/>
         <w:right w:w="115" w:type="dxa"/>
       </w:tblCellMar>
     </w:tblPr>
   </w:style>
-  <w:style w:type="table" w:styleId="afff2" w:customStyle="1">
-    <w:basedOn w:val="TableNormal2"/>
+  <w:style w:type="table" w:customStyle="1" w:styleId="afff4">
+    <w:basedOn w:val="TableNormal1"/>
     <w:tblPr>
       <w:tblStyleRowBandSize w:val="1"/>
       <w:tblStyleColBandSize w:val="1"/>
       <w:tblCellMar>
-        <w:top w:w="0" w:type="dxa"/>
         <w:left w:w="115" w:type="dxa"/>
-        <w:bottom w:w="0" w:type="dxa"/>
         <w:right w:w="115" w:type="dxa"/>
       </w:tblCellMar>
     </w:tblPr>
   </w:style>
-  <w:style w:type="table" w:styleId="afff3" w:customStyle="1">
-    <w:basedOn w:val="TableNormal2"/>
+  <w:style w:type="table" w:customStyle="1" w:styleId="afff5">
+    <w:basedOn w:val="TableNormal1"/>
     <w:tblPr>
       <w:tblStyleRowBandSize w:val="1"/>
       <w:tblStyleColBandSize w:val="1"/>
       <w:tblCellMar>
-        <w:top w:w="0" w:type="dxa"/>
         <w:left w:w="115" w:type="dxa"/>
-        <w:bottom w:w="0" w:type="dxa"/>
         <w:right w:w="115" w:type="dxa"/>
       </w:tblCellMar>
     </w:tblPr>
   </w:style>
-  <w:style w:type="table" w:styleId="afff4" w:customStyle="1">
-    <w:basedOn w:val="TableNormal2"/>
-    <w:tblPr>
-      <w:tblStyleRowBandSize w:val="1"/>
-      <w:tblStyleColBandSize w:val="1"/>
-      <w:tblCellMar>
-        <w:top w:w="0" w:type="dxa"/>
-        <w:left w:w="115" w:type="dxa"/>
-        <w:bottom w:w="0" w:type="dxa"/>
-        <w:right w:w="115" w:type="dxa"/>
-      </w:tblCellMar>
-    </w:tblPr>
-  </w:style>
-  <w:style w:type="table" w:styleId="afff5" w:customStyle="1">
-    <w:basedOn w:val="TableNormal2"/>
-    <w:tblPr>
-      <w:tblStyleRowBandSize w:val="1"/>
-      <w:tblStyleColBandSize w:val="1"/>
-      <w:tblCellMar>
-        <w:top w:w="0" w:type="dxa"/>
-        <w:left w:w="115" w:type="dxa"/>
-        <w:bottom w:w="0" w:type="dxa"/>
-        <w:right w:w="115" w:type="dxa"/>
-      </w:tblCellMar>
-    </w:tblPr>
-  </w:style>
-  <w:style w:type="table" w:styleId="TableNormal00" w:customStyle="1">
+  <w:style w:type="table" w:customStyle="1" w:styleId="TableNormal000">
     <w:name w:val="TableNormal00"/>
     <w:rsid w:val="008819DE"/>
     <w:tblPr>
@@ -10313,7 +10059,7 @@
       </w:tblCellMar>
     </w:tblPr>
   </w:style>
-  <w:style w:type="table" w:styleId="TableNormal10" w:customStyle="1">
+  <w:style w:type="table" w:customStyle="1" w:styleId="TableNormal10">
     <w:name w:val="TableNormal10"/>
     <w:rsid w:val="008819DE"/>
     <w:tblPr>
@@ -10649,9 +10395,12 @@
 </file>
 
 <file path=customXml/item1.xml><?xml version="1.0" encoding="utf-8"?>
-<go:gDocsCustomXmlDataStorage xmlns:go="http://customooxmlschemas.google.com/" xmlns:r="http://schemas.openxmlformats.org/officeDocument/2006/relationships" uri="GoogleDocsCustomDataVersion2">
-  <go:docsCustomData xmlns:go="http://customooxmlschemas.google.com/" roundtripDataSignature="AMtx7miJ12WdgMRaAUExNHcva1d/h79yZg==">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</go:docsCustomData>
-</go:gDocsCustomXmlDataStorage>
+<?mso-contentType ?>
+<FormTemplates xmlns="http://schemas.microsoft.com/sharepoint/v3/contenttype/forms">
+  <Display>DocumentLibraryForm</Display>
+  <Edit>DocumentLibraryForm</Edit>
+  <New>DocumentLibraryForm</New>
+</FormTemplates>
 </file>
 
 <file path=customXml/item2.xml><?xml version="1.0" encoding="utf-8"?>
@@ -10805,12 +10554,9 @@
 </file>
 
 <file path=customXml/item3.xml><?xml version="1.0" encoding="utf-8"?>
-<?mso-contentType ?>
-<FormTemplates xmlns="http://schemas.microsoft.com/sharepoint/v3/contenttype/forms">
-  <Display>DocumentLibraryForm</Display>
-  <Edit>DocumentLibraryForm</Edit>
-  <New>DocumentLibraryForm</New>
-</FormTemplates>
+<go:gDocsCustomXmlDataStorage xmlns:go="http://customooxmlschemas.google.com/" xmlns:r="http://schemas.openxmlformats.org/officeDocument/2006/relationships" uri="GoogleDocsCustomDataVersion2">
+  <go:docsCustomData xmlns:go="http://customooxmlschemas.google.com/" roundtripDataSignature="AMtx7miJ12WdgMRaAUExNHcva1d/h79yZg==">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</go:docsCustomData>
+</go:gDocsCustomXmlDataStorage>
 </file>
 
 <file path=customXml/item4.xml><?xml version="1.0" encoding="utf-8"?>
@@ -10822,10 +10568,9 @@
 </file>
 
 <file path=customXml/itemProps1.xml><?xml version="1.0" encoding="utf-8"?>
-<ds:datastoreItem xmlns:ds="http://schemas.openxmlformats.org/officeDocument/2006/customXml" ds:itemID="{11111111-1234-1234-1234-123412341234}">
+<ds:datastoreItem xmlns:ds="http://schemas.openxmlformats.org/officeDocument/2006/customXml" ds:itemID="{3468CBE8-DFD6-4566-92DB-F5213C79F528}">
   <ds:schemaRefs>
-    <ds:schemaRef ds:uri="http://customooxmlschemas.google.com/"/>
-    <ds:schemaRef ds:uri="http://schemas.openxmlformats.org/officeDocument/2006/relationships"/>
+    <ds:schemaRef ds:uri="http://schemas.microsoft.com/sharepoint/v3/contenttype/forms"/>
   </ds:schemaRefs>
 </ds:datastoreItem>
 </file>
@@ -10849,9 +10594,10 @@
 </file>
 
 <file path=customXml/itemProps3.xml><?xml version="1.0" encoding="utf-8"?>
-<ds:datastoreItem xmlns:ds="http://schemas.openxmlformats.org/officeDocument/2006/customXml" ds:itemID="{3468CBE8-DFD6-4566-92DB-F5213C79F528}">
+<ds:datastoreItem xmlns:ds="http://schemas.openxmlformats.org/officeDocument/2006/customXml" ds:itemID="{11111111-1234-1234-1234-123412341234}">
   <ds:schemaRefs>
-    <ds:schemaRef ds:uri="http://schemas.microsoft.com/sharepoint/v3/contenttype/forms"/>
+    <ds:schemaRef ds:uri="http://customooxmlschemas.google.com/"/>
+    <ds:schemaRef ds:uri="http://schemas.openxmlformats.org/officeDocument/2006/relationships"/>
   </ds:schemaRefs>
 </ds:datastoreItem>
 </file>

--- a/Assignments/GE03  Loops, Methods and Software Development.docx
+++ b/Assignments/GE03  Loops, Methods and Software Development.docx
@@ -48,7 +48,21 @@
         <w:rPr>
           <w:lang w:val="en-US"/>
         </w:rPr>
-        <w:t xml:space="preserve">  Due date listed in Canvas but some sections will be due as class participation before. Create Calendar reminders</w:t>
+        <w:t xml:space="preserve">  Due date listed in </w:t>
+      </w:r>
+      <w:proofErr w:type="gramStart"/>
+      <w:r>
+        <w:rPr>
+          <w:lang w:val="en-US"/>
+        </w:rPr>
+        <w:t>Canvas</w:t>
+      </w:r>
+      <w:proofErr w:type="gramEnd"/>
+      <w:r>
+        <w:rPr>
+          <w:lang w:val="en-US"/>
+        </w:rPr>
+        <w:t xml:space="preserve"> but some sections will be due as class participation before. Create Calendar reminders</w:t>
       </w:r>
     </w:p>
     <w:p>
@@ -62,7 +76,35 @@
         <w:rPr>
           <w:lang w:val="en-US"/>
         </w:rPr>
-        <w:t xml:space="preserve">Final submission will be accepted up to 24 hours after the due date with a 10% penalty. Meaning if you turn it in at 12:01 am of the next day  you will be deducted 10% of the total points from your score. </w:t>
+        <w:t xml:space="preserve">Final submission will be accepted up to 24 hours after the due date with a 10% penalty. Meaning if you turn it in at 12:01 </w:t>
+      </w:r>
+      <w:proofErr w:type="gramStart"/>
+      <w:r>
+        <w:rPr>
+          <w:lang w:val="en-US"/>
+        </w:rPr>
+        <w:t>am of</w:t>
+      </w:r>
+      <w:proofErr w:type="gramEnd"/>
+      <w:r>
+        <w:rPr>
+          <w:lang w:val="en-US"/>
+        </w:rPr>
+        <w:t xml:space="preserve"> the next </w:t>
+      </w:r>
+      <w:proofErr w:type="gramStart"/>
+      <w:r>
+        <w:rPr>
+          <w:lang w:val="en-US"/>
+        </w:rPr>
+        <w:t>day  you</w:t>
+      </w:r>
+      <w:proofErr w:type="gramEnd"/>
+      <w:r>
+        <w:rPr>
+          <w:lang w:val="en-US"/>
+        </w:rPr>
+        <w:t xml:space="preserve"> will be deducted 10% of the total points from your score. </w:t>
       </w:r>
     </w:p>
     <w:p>
@@ -76,7 +118,21 @@
         <w:rPr>
           <w:lang w:val="en-US"/>
         </w:rPr>
-        <w:t xml:space="preserve">If the assignment is more than 24 hours late, it will be a 0. </w:t>
+        <w:t xml:space="preserve">If the assignment is more than 24 hours late, it will be </w:t>
+      </w:r>
+      <w:proofErr w:type="gramStart"/>
+      <w:r>
+        <w:rPr>
+          <w:lang w:val="en-US"/>
+        </w:rPr>
+        <w:t>a 0</w:t>
+      </w:r>
+      <w:proofErr w:type="gramEnd"/>
+      <w:r>
+        <w:rPr>
+          <w:lang w:val="en-US"/>
+        </w:rPr>
+        <w:t xml:space="preserve">. </w:t>
       </w:r>
     </w:p>
     <w:p>
@@ -138,7 +194,21 @@
         <w:rPr>
           <w:shd w:val="clear" w:color="auto" w:fill="D9EAD3"/>
         </w:rPr>
-        <w:t xml:space="preserve">This document with your answers in the highlighted areas </w:t>
+        <w:t xml:space="preserve">This document with your answers </w:t>
+      </w:r>
+      <w:proofErr w:type="gramStart"/>
+      <w:r>
+        <w:rPr>
+          <w:shd w:val="clear" w:color="auto" w:fill="D9EAD3"/>
+        </w:rPr>
+        <w:t>in</w:t>
+      </w:r>
+      <w:proofErr w:type="gramEnd"/>
+      <w:r>
+        <w:rPr>
+          <w:shd w:val="clear" w:color="auto" w:fill="D9EAD3"/>
+        </w:rPr>
+        <w:t xml:space="preserve"> the highlighted areas </w:t>
       </w:r>
     </w:p>
     <w:p>
@@ -237,13 +307,28 @@
           <w:b/>
           <w:lang w:val="en-US"/>
         </w:rPr>
-        <w:t xml:space="preserve">Effort: </w:t>
+        <w:t>Effort</w:t>
+      </w:r>
+      <w:proofErr w:type="gramStart"/>
+      <w:r>
+        <w:rPr>
+          <w:b/>
+          <w:lang w:val="en-US"/>
+        </w:rPr>
+        <w:t xml:space="preserve">: </w:t>
       </w:r>
       <w:r>
         <w:rPr>
           <w:lang w:val="en-US"/>
         </w:rPr>
-        <w:t xml:space="preserve"> You are encouraged to collaborate to discuss concepts and explore writing code together. Remember </w:t>
+        <w:t xml:space="preserve"> You</w:t>
+      </w:r>
+      <w:proofErr w:type="gramEnd"/>
+      <w:r>
+        <w:rPr>
+          <w:lang w:val="en-US"/>
+        </w:rPr>
+        <w:t xml:space="preserve"> are encouraged to collaborate to discuss concepts and explore writing code together. Remember </w:t>
       </w:r>
     </w:p>
     <w:p>
@@ -598,7 +683,15 @@
         </w:numPr>
       </w:pPr>
       <w:r>
-        <w:t>Add a new Title for GE03 and subtitle for the different lectures</w:t>
+        <w:t xml:space="preserve">Add a new Title for GE03 and </w:t>
+      </w:r>
+      <w:proofErr w:type="gramStart"/>
+      <w:r>
+        <w:t>subtitle</w:t>
+      </w:r>
+      <w:proofErr w:type="gramEnd"/>
+      <w:r>
+        <w:t xml:space="preserve"> for the different lectures</w:t>
       </w:r>
     </w:p>
     <w:p>
@@ -624,7 +717,15 @@
         </w:numPr>
       </w:pPr>
       <w:r>
-        <w:t>Practice writing code and include comments.</w:t>
+        <w:t xml:space="preserve">Practice writing code and </w:t>
+      </w:r>
+      <w:proofErr w:type="gramStart"/>
+      <w:r>
+        <w:t>include</w:t>
+      </w:r>
+      <w:proofErr w:type="gramEnd"/>
+      <w:r>
+        <w:t xml:space="preserve"> comments.</w:t>
       </w:r>
     </w:p>
     <w:p>
@@ -678,7 +779,23 @@
           <w:b/>
           <w:lang w:val="en-US"/>
         </w:rPr>
-        <w:t>for, while, do-while</w:t>
+        <w:t xml:space="preserve">for, </w:t>
+      </w:r>
+      <w:proofErr w:type="gramStart"/>
+      <w:r>
+        <w:rPr>
+          <w:b/>
+          <w:lang w:val="en-US"/>
+        </w:rPr>
+        <w:t>while,</w:t>
+      </w:r>
+      <w:proofErr w:type="gramEnd"/>
+      <w:r>
+        <w:rPr>
+          <w:b/>
+          <w:lang w:val="en-US"/>
+        </w:rPr>
+        <w:t xml:space="preserve"> do-while</w:t>
       </w:r>
     </w:p>
     <w:p>
@@ -731,7 +848,21 @@
         <w:rPr>
           <w:lang w:val="en-US"/>
         </w:rPr>
-        <w:t>Sentinel values and boolean flags</w:t>
+        <w:t xml:space="preserve">Sentinel values and </w:t>
+      </w:r>
+      <w:proofErr w:type="spellStart"/>
+      <w:r>
+        <w:rPr>
+          <w:lang w:val="en-US"/>
+        </w:rPr>
+        <w:t>boolean</w:t>
+      </w:r>
+      <w:proofErr w:type="spellEnd"/>
+      <w:r>
+        <w:rPr>
+          <w:lang w:val="en-US"/>
+        </w:rPr>
+        <w:t xml:space="preserve"> flags</w:t>
       </w:r>
     </w:p>
     <w:p>
@@ -899,8 +1030,13 @@
         <w:t>methods</w:t>
       </w:r>
       <w:r>
-        <w:t xml:space="preserve"> to modularize repetitive code and follow single responsibility principle and do not repeat your self</w:t>
-      </w:r>
+        <w:t xml:space="preserve"> to modularize repetitive code and follow single responsibility principle and do not repeat </w:t>
+      </w:r>
+      <w:proofErr w:type="gramStart"/>
+      <w:r>
+        <w:t>your self</w:t>
+      </w:r>
+      <w:proofErr w:type="gramEnd"/>
     </w:p>
     <w:p>
       <w:pPr>
@@ -958,7 +1094,35 @@
               <w:rPr>
                 <w:lang w:val="en-US"/>
               </w:rPr>
-              <w:t>1. Write test cases to find the sum of the numbers 1 to a max. For example if max is 4 then the sum is 10 because 1+2+3 + 4 = 10</w:t>
+              <w:t xml:space="preserve">1. Write test cases to find the sum of the numbers 1 to a max. For </w:t>
+            </w:r>
+            <w:proofErr w:type="gramStart"/>
+            <w:r>
+              <w:rPr>
+                <w:lang w:val="en-US"/>
+              </w:rPr>
+              <w:t>example</w:t>
+            </w:r>
+            <w:proofErr w:type="gramEnd"/>
+            <w:r>
+              <w:rPr>
+                <w:lang w:val="en-US"/>
+              </w:rPr>
+              <w:t xml:space="preserve"> if max is 4 </w:t>
+            </w:r>
+            <w:proofErr w:type="spellStart"/>
+            <w:r>
+              <w:rPr>
+                <w:lang w:val="en-US"/>
+              </w:rPr>
+              <w:t>then</w:t>
+            </w:r>
+            <w:proofErr w:type="spellEnd"/>
+            <w:r>
+              <w:rPr>
+                <w:lang w:val="en-US"/>
+              </w:rPr>
+              <w:t xml:space="preserve"> the sum is 10 because 1+2+3 + 4 = 10</w:t>
             </w:r>
           </w:p>
           <w:p>
@@ -1562,6 +1726,7 @@
               </w:rPr>
               <w:t xml:space="preserve">Method Name using verbs: </w:t>
             </w:r>
+            <w:proofErr w:type="spellStart"/>
             <w:r>
               <w:rPr>
                 <w:shd w:val="clear" w:color="auto" w:fill="D9EAD3"/>
@@ -1569,6 +1734,7 @@
               </w:rPr>
               <w:t>calculateSum</w:t>
             </w:r>
+            <w:proofErr w:type="spellEnd"/>
           </w:p>
           <w:p>
             <w:pPr>
@@ -1585,39 +1751,31 @@
                 <w:shd w:val="clear" w:color="auto" w:fill="D9EAD3"/>
                 <w:lang w:val="en-US"/>
               </w:rPr>
-              <w:t xml:space="preserve">Method Description: </w:t>
-            </w:r>
-            <w:r>
-              <w:rPr>
-                <w:shd w:val="clear" w:color="auto" w:fill="D9EAD3"/>
-                <w:lang w:val="en-US"/>
-              </w:rPr>
-              <w:t xml:space="preserve"> sum the integer values from 1 to a max value.</w:t>
-            </w:r>
-          </w:p>
-          <w:p>
-            <w:pPr>
-              <w:spacing w:line="240" w:lineRule="auto"/>
-              <w:ind w:left="0"/>
-              <w:rPr>
-                <w:shd w:val="clear" w:color="auto" w:fill="D9EAD3"/>
-                <w:lang w:val="en-US"/>
-              </w:rPr>
-            </w:pPr>
+              <w:t>Method Description</w:t>
+            </w:r>
+            <w:proofErr w:type="gramStart"/>
             <w:r>
               <w:rPr>
                 <w:b/>
                 <w:shd w:val="clear" w:color="auto" w:fill="D9EAD3"/>
                 <w:lang w:val="en-US"/>
               </w:rPr>
-              <w:t xml:space="preserve">Parameters (What does the method need) : </w:t>
+              <w:t xml:space="preserve">: </w:t>
             </w:r>
             <w:r>
               <w:rPr>
                 <w:shd w:val="clear" w:color="auto" w:fill="D9EAD3"/>
                 <w:lang w:val="en-US"/>
               </w:rPr>
-              <w:t xml:space="preserve">the int max value </w:t>
+              <w:t xml:space="preserve"> sum</w:t>
+            </w:r>
+            <w:proofErr w:type="gramEnd"/>
+            <w:r>
+              <w:rPr>
+                <w:shd w:val="clear" w:color="auto" w:fill="D9EAD3"/>
+                <w:lang w:val="en-US"/>
+              </w:rPr>
+              <w:t xml:space="preserve"> the integer values from 1 to a max value.</w:t>
             </w:r>
           </w:p>
           <w:p>
@@ -1635,27 +1793,80 @@
                 <w:shd w:val="clear" w:color="auto" w:fill="D9EAD3"/>
                 <w:lang w:val="en-US"/>
               </w:rPr>
-              <w:t xml:space="preserve">Return  (What does the method return): </w:t>
-            </w:r>
-            <w:r>
-              <w:rPr>
-                <w:shd w:val="clear" w:color="auto" w:fill="D9EAD3"/>
-                <w:lang w:val="en-US"/>
-              </w:rPr>
-              <w:t>an int for sum</w:t>
-            </w:r>
-          </w:p>
-          <w:p>
-            <w:pPr>
-              <w:spacing w:line="240" w:lineRule="auto"/>
-              <w:ind w:left="0"/>
-            </w:pPr>
+              <w:t>Parameters (What does the method need</w:t>
+            </w:r>
+            <w:proofErr w:type="gramStart"/>
             <w:r>
               <w:rPr>
                 <w:b/>
                 <w:shd w:val="clear" w:color="auto" w:fill="D9EAD3"/>
                 <w:lang w:val="en-US"/>
               </w:rPr>
+              <w:t>) :</w:t>
+            </w:r>
+            <w:proofErr w:type="gramEnd"/>
+            <w:r>
+              <w:rPr>
+                <w:b/>
+                <w:shd w:val="clear" w:color="auto" w:fill="D9EAD3"/>
+                <w:lang w:val="en-US"/>
+              </w:rPr>
+              <w:t xml:space="preserve"> </w:t>
+            </w:r>
+            <w:r>
+              <w:rPr>
+                <w:shd w:val="clear" w:color="auto" w:fill="D9EAD3"/>
+                <w:lang w:val="en-US"/>
+              </w:rPr>
+              <w:t xml:space="preserve">the int max value </w:t>
+            </w:r>
+          </w:p>
+          <w:p>
+            <w:pPr>
+              <w:spacing w:line="240" w:lineRule="auto"/>
+              <w:ind w:left="0"/>
+              <w:rPr>
+                <w:shd w:val="clear" w:color="auto" w:fill="D9EAD3"/>
+                <w:lang w:val="en-US"/>
+              </w:rPr>
+            </w:pPr>
+            <w:proofErr w:type="gramStart"/>
+            <w:r>
+              <w:rPr>
+                <w:b/>
+                <w:shd w:val="clear" w:color="auto" w:fill="D9EAD3"/>
+                <w:lang w:val="en-US"/>
+              </w:rPr>
+              <w:t>Return  (</w:t>
+            </w:r>
+            <w:proofErr w:type="gramEnd"/>
+            <w:r>
+              <w:rPr>
+                <w:b/>
+                <w:shd w:val="clear" w:color="auto" w:fill="D9EAD3"/>
+                <w:lang w:val="en-US"/>
+              </w:rPr>
+              <w:t xml:space="preserve">What does the method return): </w:t>
+            </w:r>
+            <w:r>
+              <w:rPr>
+                <w:shd w:val="clear" w:color="auto" w:fill="D9EAD3"/>
+                <w:lang w:val="en-US"/>
+              </w:rPr>
+              <w:t>an int for sum</w:t>
+            </w:r>
+          </w:p>
+          <w:p>
+            <w:pPr>
+              <w:spacing w:line="240" w:lineRule="auto"/>
+              <w:ind w:left="0"/>
+            </w:pPr>
+            <w:r>
+              <w:rPr>
+                <w:b/>
+                <w:shd w:val="clear" w:color="auto" w:fill="D9EAD3"/>
+                <w:lang w:val="en-US"/>
+              </w:rPr>
               <w:t xml:space="preserve">Method Signature (return type, method name, parameters): </w:t>
             </w:r>
             <w:r>
@@ -1663,7 +1874,48 @@
                 <w:shd w:val="clear" w:color="auto" w:fill="D9EAD3"/>
                 <w:lang w:val="en-US"/>
               </w:rPr>
-              <w:t>int CalculateSum(int currentMax)</w:t>
+              <w:t xml:space="preserve">int </w:t>
+            </w:r>
+            <w:proofErr w:type="spellStart"/>
+            <w:proofErr w:type="gramStart"/>
+            <w:r>
+              <w:rPr>
+                <w:shd w:val="clear" w:color="auto" w:fill="D9EAD3"/>
+                <w:lang w:val="en-US"/>
+              </w:rPr>
+              <w:t>CalculateSum</w:t>
+            </w:r>
+            <w:proofErr w:type="spellEnd"/>
+            <w:r>
+              <w:rPr>
+                <w:shd w:val="clear" w:color="auto" w:fill="D9EAD3"/>
+                <w:lang w:val="en-US"/>
+              </w:rPr>
+              <w:t>(</w:t>
+            </w:r>
+            <w:proofErr w:type="gramEnd"/>
+            <w:r>
+              <w:rPr>
+                <w:shd w:val="clear" w:color="auto" w:fill="D9EAD3"/>
+                <w:lang w:val="en-US"/>
+              </w:rPr>
+              <w:t xml:space="preserve">int </w:t>
+            </w:r>
+            <w:proofErr w:type="spellStart"/>
+            <w:r>
+              <w:rPr>
+                <w:shd w:val="clear" w:color="auto" w:fill="D9EAD3"/>
+                <w:lang w:val="en-US"/>
+              </w:rPr>
+              <w:t>currentMax</w:t>
+            </w:r>
+            <w:proofErr w:type="spellEnd"/>
+            <w:r>
+              <w:rPr>
+                <w:shd w:val="clear" w:color="auto" w:fill="D9EAD3"/>
+                <w:lang w:val="en-US"/>
+              </w:rPr>
+              <w:t>)</w:t>
             </w:r>
           </w:p>
         </w:tc>
@@ -1715,7 +1967,23 @@
               <w:ind w:left="0"/>
             </w:pPr>
             <w:r>
-              <w:t>I think I should us a for loop</w:t>
+              <w:t xml:space="preserve">I think I should </w:t>
+            </w:r>
+            <w:proofErr w:type="gramStart"/>
+            <w:r>
+              <w:t>us</w:t>
+            </w:r>
+            <w:proofErr w:type="gramEnd"/>
+            <w:r>
+              <w:t xml:space="preserve"> </w:t>
+            </w:r>
+            <w:proofErr w:type="gramStart"/>
+            <w:r>
+              <w:t>a for</w:t>
+            </w:r>
+            <w:proofErr w:type="gramEnd"/>
+            <w:r>
+              <w:t xml:space="preserve"> loop</w:t>
             </w:r>
           </w:p>
           <w:p>
@@ -1838,7 +2106,21 @@
               <w:rPr>
                 <w:lang w:val="en-US"/>
               </w:rPr>
-              <w:t>What information must be stored in main?</w:t>
+              <w:t xml:space="preserve">What information must be stored in </w:t>
+            </w:r>
+            <w:proofErr w:type="gramStart"/>
+            <w:r>
+              <w:rPr>
+                <w:lang w:val="en-US"/>
+              </w:rPr>
+              <w:t>main</w:t>
+            </w:r>
+            <w:proofErr w:type="gramEnd"/>
+            <w:r>
+              <w:rPr>
+                <w:lang w:val="en-US"/>
+              </w:rPr>
+              <w:t>?</w:t>
             </w:r>
           </w:p>
           <w:p>
@@ -1880,7 +2162,21 @@
               <w:rPr>
                 <w:lang w:val="en-US"/>
               </w:rPr>
-              <w:t>What must be passed to the calculateSum method?</w:t>
+              <w:t xml:space="preserve">What must be passed to the </w:t>
+            </w:r>
+            <w:proofErr w:type="spellStart"/>
+            <w:r>
+              <w:rPr>
+                <w:lang w:val="en-US"/>
+              </w:rPr>
+              <w:t>calculateSum</w:t>
+            </w:r>
+            <w:proofErr w:type="spellEnd"/>
+            <w:r>
+              <w:rPr>
+                <w:lang w:val="en-US"/>
+              </w:rPr>
+              <w:t xml:space="preserve"> method?</w:t>
             </w:r>
           </w:p>
           <w:p>
@@ -1913,7 +2209,21 @@
               <w:rPr>
                 <w:lang w:val="en-US"/>
               </w:rPr>
-              <w:t>What is returned to main when the calculateSum method completes?</w:t>
+              <w:t xml:space="preserve">What is returned to main when the </w:t>
+            </w:r>
+            <w:proofErr w:type="spellStart"/>
+            <w:r>
+              <w:rPr>
+                <w:lang w:val="en-US"/>
+              </w:rPr>
+              <w:t>calculateSum</w:t>
+            </w:r>
+            <w:proofErr w:type="spellEnd"/>
+            <w:r>
+              <w:rPr>
+                <w:lang w:val="en-US"/>
+              </w:rPr>
+              <w:t xml:space="preserve"> method completes?</w:t>
             </w:r>
           </w:p>
           <w:p>
@@ -2162,7 +2472,21 @@
               <w:rPr>
                 <w:lang w:val="en-US"/>
               </w:rPr>
-              <w:t xml:space="preserve">When the calculateSum method is called, what happens in memory? </w:t>
+              <w:t xml:space="preserve">When the </w:t>
+            </w:r>
+            <w:proofErr w:type="spellStart"/>
+            <w:r>
+              <w:rPr>
+                <w:lang w:val="en-US"/>
+              </w:rPr>
+              <w:t>calculateSum</w:t>
+            </w:r>
+            <w:proofErr w:type="spellEnd"/>
+            <w:r>
+              <w:rPr>
+                <w:lang w:val="en-US"/>
+              </w:rPr>
+              <w:t xml:space="preserve"> method is called, what happens in memory? </w:t>
             </w:r>
           </w:p>
           <w:p>
@@ -2191,7 +2515,21 @@
               <w:rPr>
                 <w:lang w:val="en-US"/>
               </w:rPr>
-              <w:t>What are the local variables in the calculateSum method?</w:t>
+              <w:t xml:space="preserve">What are the local variables in the </w:t>
+            </w:r>
+            <w:proofErr w:type="spellStart"/>
+            <w:r>
+              <w:rPr>
+                <w:lang w:val="en-US"/>
+              </w:rPr>
+              <w:t>calculateSum</w:t>
+            </w:r>
+            <w:proofErr w:type="spellEnd"/>
+            <w:r>
+              <w:rPr>
+                <w:lang w:val="en-US"/>
+              </w:rPr>
+              <w:t xml:space="preserve"> method?</w:t>
             </w:r>
           </w:p>
           <w:p>
@@ -2268,7 +2606,35 @@
               <w:rPr>
                 <w:lang w:val="en-US"/>
               </w:rPr>
-              <w:t xml:space="preserve">Why would changing the currentMax parameter value  inside the method not </w:t>
+              <w:t xml:space="preserve">Why would changing the </w:t>
+            </w:r>
+            <w:proofErr w:type="spellStart"/>
+            <w:r>
+              <w:rPr>
+                <w:lang w:val="en-US"/>
+              </w:rPr>
+              <w:t>currentMax</w:t>
+            </w:r>
+            <w:proofErr w:type="spellEnd"/>
+            <w:r>
+              <w:rPr>
+                <w:lang w:val="en-US"/>
+              </w:rPr>
+              <w:t xml:space="preserve"> parameter </w:t>
+            </w:r>
+            <w:proofErr w:type="gramStart"/>
+            <w:r>
+              <w:rPr>
+                <w:lang w:val="en-US"/>
+              </w:rPr>
+              <w:t>value  inside</w:t>
+            </w:r>
+            <w:proofErr w:type="gramEnd"/>
+            <w:r>
+              <w:rPr>
+                <w:lang w:val="en-US"/>
+              </w:rPr>
+              <w:t xml:space="preserve"> the method not </w:t>
             </w:r>
           </w:p>
           <w:p>
@@ -2333,7 +2699,21 @@
               <w:rPr>
                 <w:lang w:val="en-US"/>
               </w:rPr>
-              <w:t>When the calculateSum method finishes, what happens to its local variables?</w:t>
+              <w:t xml:space="preserve">When the </w:t>
+            </w:r>
+            <w:proofErr w:type="spellStart"/>
+            <w:r>
+              <w:rPr>
+                <w:lang w:val="en-US"/>
+              </w:rPr>
+              <w:t>calculateSum</w:t>
+            </w:r>
+            <w:proofErr w:type="spellEnd"/>
+            <w:r>
+              <w:rPr>
+                <w:lang w:val="en-US"/>
+              </w:rPr>
+              <w:t xml:space="preserve"> method finishes, what happens to its local variables?</w:t>
             </w:r>
           </w:p>
           <w:p>
@@ -2349,8 +2729,13 @@
               <w:spacing w:line="240" w:lineRule="auto"/>
               <w:ind w:left="0"/>
             </w:pPr>
-            <w:r>
-              <w:t xml:space="preserve">Unless returned </w:t>
+            <w:proofErr w:type="gramStart"/>
+            <w:r>
+              <w:t>Unless</w:t>
+            </w:r>
+            <w:proofErr w:type="gramEnd"/>
+            <w:r>
+              <w:t xml:space="preserve"> returned </w:t>
             </w:r>
             <w:r>
               <w:t>they</w:t>
@@ -2981,8 +3366,16 @@
         <w:rPr>
           <w:lang w:val="en-US"/>
         </w:rPr>
-        <w:t>As a trainer, I want the program to calculate each athlete’s BMI .</w:t>
-      </w:r>
+        <w:t xml:space="preserve">As a trainer, I want the program to calculate each athlete’s </w:t>
+      </w:r>
+      <w:proofErr w:type="gramStart"/>
+      <w:r>
+        <w:rPr>
+          <w:lang w:val="en-US"/>
+        </w:rPr>
+        <w:t>BMI .</w:t>
+      </w:r>
+      <w:proofErr w:type="gramEnd"/>
     </w:p>
     <w:p>
       <w:pPr>
@@ -3089,7 +3482,49 @@
         <w:rPr>
           <w:lang w:val="en-US"/>
         </w:rPr>
-        <w:t xml:space="preserve">Check that valid data has been entered: ‘y’, ‘Y’, ‘N’ or ‘n’ </w:t>
+        <w:t xml:space="preserve">Check that valid data has been </w:t>
+      </w:r>
+      <w:proofErr w:type="gramStart"/>
+      <w:r>
+        <w:rPr>
+          <w:lang w:val="en-US"/>
+        </w:rPr>
+        <w:t>entered: ‘</w:t>
+      </w:r>
+      <w:proofErr w:type="gramEnd"/>
+      <w:r>
+        <w:rPr>
+          <w:lang w:val="en-US"/>
+        </w:rPr>
+        <w:t>y</w:t>
+      </w:r>
+      <w:proofErr w:type="gramStart"/>
+      <w:r>
+        <w:rPr>
+          <w:lang w:val="en-US"/>
+        </w:rPr>
+        <w:t>’, ‘</w:t>
+      </w:r>
+      <w:proofErr w:type="gramEnd"/>
+      <w:r>
+        <w:rPr>
+          <w:lang w:val="en-US"/>
+        </w:rPr>
+        <w:t>Y</w:t>
+      </w:r>
+      <w:proofErr w:type="gramStart"/>
+      <w:r>
+        <w:rPr>
+          <w:lang w:val="en-US"/>
+        </w:rPr>
+        <w:t>’, ‘</w:t>
+      </w:r>
+      <w:proofErr w:type="gramEnd"/>
+      <w:r>
+        <w:rPr>
+          <w:lang w:val="en-US"/>
+        </w:rPr>
+        <w:t xml:space="preserve">N’ or ‘n’ </w:t>
       </w:r>
     </w:p>
     <w:p>
@@ -3100,7 +3535,15 @@
         </w:numPr>
       </w:pPr>
       <w:r>
-        <w:t>When not a y or n character repeat question</w:t>
+        <w:t xml:space="preserve">When not a y or n character </w:t>
+      </w:r>
+      <w:proofErr w:type="gramStart"/>
+      <w:r>
+        <w:t>repeat</w:t>
+      </w:r>
+      <w:proofErr w:type="gramEnd"/>
+      <w:r>
+        <w:t xml:space="preserve"> question</w:t>
       </w:r>
     </w:p>
     <w:p>
@@ -3125,7 +3568,35 @@
         <w:rPr>
           <w:lang w:val="en-US"/>
         </w:rPr>
-        <w:t>‘n’ or ‘N’ Display the number of athletes that entered and end the program. For example “4 athlete calculations were completed.</w:t>
+        <w:t xml:space="preserve">‘n’ or ‘N’ Display the number of athletes that entered and </w:t>
+      </w:r>
+      <w:proofErr w:type="gramStart"/>
+      <w:r>
+        <w:rPr>
+          <w:lang w:val="en-US"/>
+        </w:rPr>
+        <w:t>end</w:t>
+      </w:r>
+      <w:proofErr w:type="gramEnd"/>
+      <w:r>
+        <w:rPr>
+          <w:lang w:val="en-US"/>
+        </w:rPr>
+        <w:t xml:space="preserve"> the program. For </w:t>
+      </w:r>
+      <w:proofErr w:type="gramStart"/>
+      <w:r>
+        <w:rPr>
+          <w:lang w:val="en-US"/>
+        </w:rPr>
+        <w:t>example</w:t>
+      </w:r>
+      <w:proofErr w:type="gramEnd"/>
+      <w:r>
+        <w:rPr>
+          <w:lang w:val="en-US"/>
+        </w:rPr>
+        <w:t xml:space="preserve"> “4 athlete calculations were completed.</w:t>
       </w:r>
     </w:p>
     <w:p>
@@ -3249,8 +3720,16 @@
               <w:rPr>
                 <w:lang w:val="en-US"/>
               </w:rPr>
-              <w:t>Calculate bmi</w:t>
-            </w:r>
+              <w:t xml:space="preserve">Calculate </w:t>
+            </w:r>
+            <w:proofErr w:type="spellStart"/>
+            <w:r>
+              <w:rPr>
+                <w:lang w:val="en-US"/>
+              </w:rPr>
+              <w:t>bmi</w:t>
+            </w:r>
+            <w:proofErr w:type="spellEnd"/>
           </w:p>
           <w:p>
             <w:pPr>
@@ -3331,7 +3810,21 @@
               <w:rPr>
                 <w:lang w:val="en-US"/>
               </w:rPr>
-              <w:t xml:space="preserve"> bmi </w:t>
+              <w:t xml:space="preserve"> </w:t>
+            </w:r>
+            <w:proofErr w:type="spellStart"/>
+            <w:r>
+              <w:rPr>
+                <w:lang w:val="en-US"/>
+              </w:rPr>
+              <w:t>bmi</w:t>
+            </w:r>
+            <w:proofErr w:type="spellEnd"/>
+            <w:r>
+              <w:rPr>
+                <w:lang w:val="en-US"/>
+              </w:rPr>
+              <w:t xml:space="preserve"> </w:t>
             </w:r>
             <w:r>
               <w:rPr>
@@ -3431,11 +3924,19 @@
             <w:pPr>
               <w:ind w:left="0"/>
             </w:pPr>
-            <w:r>
-              <w:rPr>
-                <w:lang w:val="en-US"/>
-              </w:rPr>
-              <w:t xml:space="preserve">Bmi index as a </w:t>
+            <w:proofErr w:type="spellStart"/>
+            <w:r>
+              <w:rPr>
+                <w:lang w:val="en-US"/>
+              </w:rPr>
+              <w:t>Bmi</w:t>
+            </w:r>
+            <w:proofErr w:type="spellEnd"/>
+            <w:r>
+              <w:rPr>
+                <w:lang w:val="en-US"/>
+              </w:rPr>
+              <w:t xml:space="preserve"> index as a </w:t>
             </w:r>
             <w:r>
               <w:rPr>
@@ -3592,7 +4093,21 @@
         <w:rPr>
           <w:lang w:val="en-US"/>
         </w:rPr>
-        <w:t>Implement code and test - Do not worry if you are not able to get all your code working but you should have all of your test cases and design of algorithms completed.</w:t>
+        <w:t xml:space="preserve">Implement code and test - Do not worry if you are not able to get all your code working but you should have </w:t>
+      </w:r>
+      <w:proofErr w:type="gramStart"/>
+      <w:r>
+        <w:rPr>
+          <w:lang w:val="en-US"/>
+        </w:rPr>
+        <w:t>all of</w:t>
+      </w:r>
+      <w:proofErr w:type="gramEnd"/>
+      <w:r>
+        <w:rPr>
+          <w:lang w:val="en-US"/>
+        </w:rPr>
+        <w:t xml:space="preserve"> your test cases and design of algorithms completed.</w:t>
       </w:r>
     </w:p>
     <w:p/>
@@ -3675,8 +4190,18 @@
               <w:rPr>
                 <w:lang w:val="en-US"/>
               </w:rPr>
-              <w:t>Method Name: printSummary</w:t>
-            </w:r>
+              <w:t xml:space="preserve">Method Name: </w:t>
+            </w:r>
+            <w:proofErr w:type="spellStart"/>
+            <w:proofErr w:type="gramStart"/>
+            <w:r>
+              <w:rPr>
+                <w:lang w:val="en-US"/>
+              </w:rPr>
+              <w:t>printSummary</w:t>
+            </w:r>
+            <w:proofErr w:type="spellEnd"/>
+            <w:proofErr w:type="gramEnd"/>
           </w:p>
           <w:p>
             <w:pPr>
@@ -3721,7 +4246,29 @@
               <w:rPr>
                 <w:lang w:val="en-US"/>
               </w:rPr>
-              <w:t>Method Signature: public static void printSummary()</w:t>
+              <w:t xml:space="preserve">Method Signature: public static void </w:t>
+            </w:r>
+            <w:proofErr w:type="spellStart"/>
+            <w:proofErr w:type="gramStart"/>
+            <w:r>
+              <w:rPr>
+                <w:lang w:val="en-US"/>
+              </w:rPr>
+              <w:t>printSummary</w:t>
+            </w:r>
+            <w:proofErr w:type="spellEnd"/>
+            <w:r>
+              <w:rPr>
+                <w:lang w:val="en-US"/>
+              </w:rPr>
+              <w:t>(</w:t>
+            </w:r>
+            <w:proofErr w:type="gramEnd"/>
+            <w:r>
+              <w:rPr>
+                <w:lang w:val="en-US"/>
+              </w:rPr>
+              <w:t>)</w:t>
             </w:r>
           </w:p>
           <w:p>
@@ -3736,8 +4283,13 @@
               <w:ind w:left="0"/>
             </w:pPr>
             <w:r>
-              <w:t>No need for test cases or algorithm</w:t>
-            </w:r>
+              <w:t xml:space="preserve">No need for test cases or </w:t>
+            </w:r>
+            <w:proofErr w:type="gramStart"/>
+            <w:r>
+              <w:t>algorithm</w:t>
+            </w:r>
+            <w:proofErr w:type="gramEnd"/>
           </w:p>
           <w:p>
             <w:pPr>
@@ -3754,7 +4306,21 @@
               <w:rPr>
                 <w:lang w:val="en-US"/>
               </w:rPr>
-              <w:t xml:space="preserve">Create a new project called TrainerProject </w:t>
+              <w:t xml:space="preserve">Create a new project called </w:t>
+            </w:r>
+            <w:proofErr w:type="spellStart"/>
+            <w:r>
+              <w:rPr>
+                <w:lang w:val="en-US"/>
+              </w:rPr>
+              <w:t>TrainerProject</w:t>
+            </w:r>
+            <w:proofErr w:type="spellEnd"/>
+            <w:r>
+              <w:rPr>
+                <w:lang w:val="en-US"/>
+              </w:rPr>
+              <w:t xml:space="preserve"> </w:t>
             </w:r>
           </w:p>
           <w:p>
@@ -3816,7 +4382,35 @@
               <w:rPr>
                 <w:lang w:val="en-US"/>
               </w:rPr>
-              <w:t>Push and put a screenshot below of your code added to the github remote server. Do this for every method you add.</w:t>
+              <w:t xml:space="preserve">Push and put a screenshot </w:t>
+            </w:r>
+            <w:proofErr w:type="gramStart"/>
+            <w:r>
+              <w:rPr>
+                <w:lang w:val="en-US"/>
+              </w:rPr>
+              <w:t>below of</w:t>
+            </w:r>
+            <w:proofErr w:type="gramEnd"/>
+            <w:r>
+              <w:rPr>
+                <w:lang w:val="en-US"/>
+              </w:rPr>
+              <w:t xml:space="preserve"> your code added to the </w:t>
+            </w:r>
+            <w:proofErr w:type="spellStart"/>
+            <w:r>
+              <w:rPr>
+                <w:lang w:val="en-US"/>
+              </w:rPr>
+              <w:t>github</w:t>
+            </w:r>
+            <w:proofErr w:type="spellEnd"/>
+            <w:r>
+              <w:rPr>
+                <w:lang w:val="en-US"/>
+              </w:rPr>
+              <w:t xml:space="preserve"> remote server. Do this for every method you add.</w:t>
             </w:r>
           </w:p>
           <w:p>
@@ -3956,7 +4550,23 @@
                 <w:shd w:val="clear" w:color="auto" w:fill="D9EAD3"/>
                 <w:lang w:val="en-US"/>
               </w:rPr>
-              <w:t xml:space="preserve"> Prompt the user for value and repeats until the user enters a positive integer.</w:t>
+              <w:t xml:space="preserve"> Prompt the user for value and </w:t>
+            </w:r>
+            <w:proofErr w:type="gramStart"/>
+            <w:r>
+              <w:rPr>
+                <w:shd w:val="clear" w:color="auto" w:fill="D9EAD3"/>
+                <w:lang w:val="en-US"/>
+              </w:rPr>
+              <w:t>repeats</w:t>
+            </w:r>
+            <w:proofErr w:type="gramEnd"/>
+            <w:r>
+              <w:rPr>
+                <w:shd w:val="clear" w:color="auto" w:fill="D9EAD3"/>
+                <w:lang w:val="en-US"/>
+              </w:rPr>
+              <w:t xml:space="preserve"> until the user enters a positive integer.</w:t>
             </w:r>
           </w:p>
           <w:p>
@@ -4324,7 +4934,21 @@
                     <w:rPr>
                       <w:lang w:val="en-US"/>
                     </w:rPr>
-                    <w:t>If number != an number</w:t>
+                    <w:t xml:space="preserve">If </w:t>
+                  </w:r>
+                  <w:proofErr w:type="gramStart"/>
+                  <w:r>
+                    <w:rPr>
+                      <w:lang w:val="en-US"/>
+                    </w:rPr>
+                    <w:t>number !</w:t>
+                  </w:r>
+                  <w:proofErr w:type="gramEnd"/>
+                  <w:r>
+                    <w:rPr>
+                      <w:lang w:val="en-US"/>
+                    </w:rPr>
+                    <w:t>= an number</w:t>
                   </w:r>
                 </w:p>
               </w:tc>
@@ -4348,7 +4972,21 @@
                     <w:rPr>
                       <w:lang w:val="en-US"/>
                     </w:rPr>
-                    <w:t>Number is not valid plese enter a new number</w:t>
+                    <w:t xml:space="preserve">Number is not valid </w:t>
+                  </w:r>
+                  <w:proofErr w:type="spellStart"/>
+                  <w:r>
+                    <w:rPr>
+                      <w:lang w:val="en-US"/>
+                    </w:rPr>
+                    <w:t>plese</w:t>
+                  </w:r>
+                  <w:proofErr w:type="spellEnd"/>
+                  <w:r>
+                    <w:rPr>
+                      <w:lang w:val="en-US"/>
+                    </w:rPr>
+                    <w:t xml:space="preserve"> enter a new number</w:t>
                   </w:r>
                 </w:p>
               </w:tc>
@@ -4378,6 +5016,7 @@
               </w:rPr>
               <w:t xml:space="preserve">Method Name using verbs: </w:t>
             </w:r>
+            <w:proofErr w:type="spellStart"/>
             <w:r>
               <w:rPr>
                 <w:shd w:val="clear" w:color="auto" w:fill="D9EAD3"/>
@@ -4385,6 +5024,7 @@
               </w:rPr>
               <w:t>GetPositiveDouble</w:t>
             </w:r>
+            <w:proofErr w:type="spellEnd"/>
           </w:p>
           <w:p>
             <w:pPr>
@@ -4457,7 +5097,64 @@
                 <w:shd w:val="clear" w:color="auto" w:fill="D9EAD3"/>
                 <w:lang w:val="en-US"/>
               </w:rPr>
-              <w:t>double GetPositiveDouble(Scanner methodInput, String questionPrompt)</w:t>
+              <w:t xml:space="preserve">double </w:t>
+            </w:r>
+            <w:proofErr w:type="spellStart"/>
+            <w:proofErr w:type="gramStart"/>
+            <w:r>
+              <w:rPr>
+                <w:shd w:val="clear" w:color="auto" w:fill="D9EAD3"/>
+                <w:lang w:val="en-US"/>
+              </w:rPr>
+              <w:t>GetPositiveDouble</w:t>
+            </w:r>
+            <w:proofErr w:type="spellEnd"/>
+            <w:r>
+              <w:rPr>
+                <w:shd w:val="clear" w:color="auto" w:fill="D9EAD3"/>
+                <w:lang w:val="en-US"/>
+              </w:rPr>
+              <w:t>(</w:t>
+            </w:r>
+            <w:proofErr w:type="gramEnd"/>
+            <w:r>
+              <w:rPr>
+                <w:shd w:val="clear" w:color="auto" w:fill="D9EAD3"/>
+                <w:lang w:val="en-US"/>
+              </w:rPr>
+              <w:t xml:space="preserve">Scanner </w:t>
+            </w:r>
+            <w:proofErr w:type="spellStart"/>
+            <w:r>
+              <w:rPr>
+                <w:shd w:val="clear" w:color="auto" w:fill="D9EAD3"/>
+                <w:lang w:val="en-US"/>
+              </w:rPr>
+              <w:t>methodInput</w:t>
+            </w:r>
+            <w:proofErr w:type="spellEnd"/>
+            <w:r>
+              <w:rPr>
+                <w:shd w:val="clear" w:color="auto" w:fill="D9EAD3"/>
+                <w:lang w:val="en-US"/>
+              </w:rPr>
+              <w:t xml:space="preserve">, String </w:t>
+            </w:r>
+            <w:proofErr w:type="spellStart"/>
+            <w:r>
+              <w:rPr>
+                <w:shd w:val="clear" w:color="auto" w:fill="D9EAD3"/>
+                <w:lang w:val="en-US"/>
+              </w:rPr>
+              <w:t>questionPrompt</w:t>
+            </w:r>
+            <w:proofErr w:type="spellEnd"/>
+            <w:r>
+              <w:rPr>
+                <w:shd w:val="clear" w:color="auto" w:fill="D9EAD3"/>
+                <w:lang w:val="en-US"/>
+              </w:rPr>
+              <w:t>)</w:t>
             </w:r>
           </w:p>
           <w:p>
@@ -4643,7 +5340,21 @@
               <w:rPr>
                 <w:lang w:val="en-US"/>
               </w:rPr>
-              <w:t>Add code that uses a scanner hasNext method to make sure a run time error doesn’t occur if the user enters the incorrect data type.</w:t>
+              <w:t xml:space="preserve">Add code that uses a scanner </w:t>
+            </w:r>
+            <w:proofErr w:type="spellStart"/>
+            <w:r>
+              <w:rPr>
+                <w:lang w:val="en-US"/>
+              </w:rPr>
+              <w:t>hasNext</w:t>
+            </w:r>
+            <w:proofErr w:type="spellEnd"/>
+            <w:r>
+              <w:rPr>
+                <w:lang w:val="en-US"/>
+              </w:rPr>
+              <w:t xml:space="preserve"> method to make sure a run time error doesn’t occur if the user enters the incorrect data type.</w:t>
             </w:r>
           </w:p>
         </w:tc>
@@ -4924,11 +5635,19 @@
                     <w:spacing w:line="240" w:lineRule="auto"/>
                     <w:ind w:left="0"/>
                   </w:pPr>
+                  <w:proofErr w:type="spellStart"/>
                   <w:r>
                     <w:rPr>
                       <w:lang w:val="en-US"/>
                     </w:rPr>
-                    <w:t>Bmi = 703</w:t>
+                    <w:t>Bmi</w:t>
+                  </w:r>
+                  <w:proofErr w:type="spellEnd"/>
+                  <w:r>
+                    <w:rPr>
+                      <w:lang w:val="en-US"/>
+                    </w:rPr>
+                    <w:t xml:space="preserve"> = 703</w:t>
                   </w:r>
                 </w:p>
               </w:tc>
@@ -5008,11 +5727,19 @@
                     <w:spacing w:line="240" w:lineRule="auto"/>
                     <w:ind w:left="0"/>
                   </w:pPr>
+                  <w:proofErr w:type="spellStart"/>
                   <w:r>
                     <w:rPr>
                       <w:lang w:val="en-US"/>
                     </w:rPr>
-                    <w:t xml:space="preserve">Bmi = </w:t>
+                    <w:t>Bmi</w:t>
+                  </w:r>
+                  <w:proofErr w:type="spellEnd"/>
+                  <w:r>
+                    <w:rPr>
+                      <w:lang w:val="en-US"/>
+                    </w:rPr>
+                    <w:t xml:space="preserve"> = </w:t>
                   </w:r>
                   <w:r>
                     <w:rPr>
@@ -5104,11 +5831,19 @@
                     <w:spacing w:line="240" w:lineRule="auto"/>
                     <w:ind w:left="0"/>
                   </w:pPr>
+                  <w:proofErr w:type="spellStart"/>
                   <w:r>
                     <w:rPr>
                       <w:lang w:val="en-US"/>
                     </w:rPr>
-                    <w:t>Bmi = 18.69806094</w:t>
+                    <w:t>Bmi</w:t>
+                  </w:r>
+                  <w:proofErr w:type="spellEnd"/>
+                  <w:r>
+                    <w:rPr>
+                      <w:lang w:val="en-US"/>
+                    </w:rPr>
+                    <w:t xml:space="preserve"> = 18.69806094</w:t>
                   </w:r>
                 </w:p>
               </w:tc>
@@ -5192,11 +5927,19 @@
                     <w:spacing w:line="240" w:lineRule="auto"/>
                     <w:ind w:left="0"/>
                   </w:pPr>
+                  <w:proofErr w:type="spellStart"/>
                   <w:r>
                     <w:rPr>
                       <w:lang w:val="en-US"/>
                     </w:rPr>
-                    <w:t>Bmi = 69.12</w:t>
+                    <w:t>Bmi</w:t>
+                  </w:r>
+                  <w:proofErr w:type="spellEnd"/>
+                  <w:r>
+                    <w:rPr>
+                      <w:lang w:val="en-US"/>
+                    </w:rPr>
+                    <w:t xml:space="preserve"> = 69.12</w:t>
                   </w:r>
                 </w:p>
               </w:tc>
@@ -5226,6 +5969,7 @@
               </w:rPr>
               <w:t xml:space="preserve">Method Name (use verbs): </w:t>
             </w:r>
+            <w:proofErr w:type="spellStart"/>
             <w:r>
               <w:rPr>
                 <w:shd w:val="clear" w:color="auto" w:fill="D9EAD3"/>
@@ -5233,6 +5977,7 @@
               </w:rPr>
               <w:t>calculateBMI</w:t>
             </w:r>
+            <w:proofErr w:type="spellEnd"/>
           </w:p>
           <w:p>
             <w:pPr>
@@ -5254,12 +5999,28 @@
               </w:rPr>
               <w:t xml:space="preserve">Parameters: </w:t>
             </w:r>
-            <w:r>
-              <w:rPr>
-                <w:lang w:val="en-US"/>
-              </w:rPr>
-              <w:t>hight and waight</w:t>
-            </w:r>
+            <w:proofErr w:type="spellStart"/>
+            <w:r>
+              <w:rPr>
+                <w:lang w:val="en-US"/>
+              </w:rPr>
+              <w:t>hight</w:t>
+            </w:r>
+            <w:proofErr w:type="spellEnd"/>
+            <w:r>
+              <w:rPr>
+                <w:lang w:val="en-US"/>
+              </w:rPr>
+              <w:t xml:space="preserve"> and </w:t>
+            </w:r>
+            <w:proofErr w:type="spellStart"/>
+            <w:r>
+              <w:rPr>
+                <w:lang w:val="en-US"/>
+              </w:rPr>
+              <w:t>waight</w:t>
+            </w:r>
+            <w:proofErr w:type="spellEnd"/>
           </w:p>
           <w:p>
             <w:pPr>
@@ -5317,18 +6078,22 @@
               </w:rPr>
               <w:t xml:space="preserve"> </w:t>
             </w:r>
+            <w:proofErr w:type="spellStart"/>
+            <w:proofErr w:type="gramStart"/>
             <w:r>
               <w:rPr>
                 <w:lang w:val="en-US"/>
               </w:rPr>
               <w:t>calculateBMI</w:t>
             </w:r>
+            <w:proofErr w:type="spellEnd"/>
             <w:r>
               <w:rPr>
                 <w:lang w:val="en-US"/>
               </w:rPr>
               <w:t>(</w:t>
             </w:r>
+            <w:proofErr w:type="gramEnd"/>
             <w:r>
               <w:rPr>
                 <w:lang w:val="en-US"/>
@@ -5366,7 +6131,27 @@
                 <w:shd w:val="clear" w:color="auto" w:fill="D9EAD3"/>
                 <w:lang w:val="en-US"/>
               </w:rPr>
-              <w:t>No need to write algorithm.</w:t>
+              <w:t xml:space="preserve">No need to write </w:t>
+            </w:r>
+            <w:proofErr w:type="gramStart"/>
+            <w:r>
+              <w:rPr>
+                <w:b/>
+                <w:bCs/>
+                <w:shd w:val="clear" w:color="auto" w:fill="D9EAD3"/>
+                <w:lang w:val="en-US"/>
+              </w:rPr>
+              <w:t>algorithm</w:t>
+            </w:r>
+            <w:proofErr w:type="gramEnd"/>
+            <w:r>
+              <w:rPr>
+                <w:b/>
+                <w:bCs/>
+                <w:shd w:val="clear" w:color="auto" w:fill="D9EAD3"/>
+                <w:lang w:val="en-US"/>
+              </w:rPr>
+              <w:t>.</w:t>
             </w:r>
           </w:p>
           <w:p>
@@ -5385,7 +6170,7 @@
                 <w:noProof/>
               </w:rPr>
               <w:drawing>
-                <wp:inline distT="0" distB="0" distL="0" distR="0" wp14:anchorId="412FCB6E" wp14:editId="040FE952">
+                <wp:inline distT="0" distB="0" distL="0" distR="0" wp14:anchorId="412FCB6E" wp14:editId="5A15C331">
                   <wp:extent cx="4800600" cy="2158564"/>
                   <wp:effectExtent l="0" t="0" r="0" b="0"/>
                   <wp:docPr id="2141048146" name="Picture 1"/>
@@ -5520,28 +6305,52 @@
                 <w:shd w:val="clear" w:color="auto" w:fill="D9EAD3"/>
                 <w:lang w:val="en-US"/>
               </w:rPr>
-              <w:t>Based on the BMI value determine the correct category value.</w:t>
-            </w:r>
-          </w:p>
-          <w:p>
-            <w:pPr>
-              <w:spacing w:line="240" w:lineRule="auto"/>
-              <w:ind w:left="0"/>
+              <w:t xml:space="preserve">Based on the BMI value </w:t>
+            </w:r>
+            <w:proofErr w:type="gramStart"/>
+            <w:r>
               <w:rPr>
                 <w:shd w:val="clear" w:color="auto" w:fill="D9EAD3"/>
-              </w:rPr>
-            </w:pPr>
-          </w:p>
-          <w:p>
-            <w:pPr>
-              <w:spacing w:line="240" w:lineRule="auto"/>
-              <w:ind w:left="0"/>
-            </w:pPr>
-            <w:r>
-              <w:rPr>
-                <w:lang w:val="en-US"/>
-              </w:rPr>
-              <w:t>Create  test cases and include edge cases</w:t>
+                <w:lang w:val="en-US"/>
+              </w:rPr>
+              <w:t>determine</w:t>
+            </w:r>
+            <w:proofErr w:type="gramEnd"/>
+            <w:r>
+              <w:rPr>
+                <w:shd w:val="clear" w:color="auto" w:fill="D9EAD3"/>
+                <w:lang w:val="en-US"/>
+              </w:rPr>
+              <w:t xml:space="preserve"> the correct category value.</w:t>
+            </w:r>
+          </w:p>
+          <w:p>
+            <w:pPr>
+              <w:spacing w:line="240" w:lineRule="auto"/>
+              <w:ind w:left="0"/>
+              <w:rPr>
+                <w:shd w:val="clear" w:color="auto" w:fill="D9EAD3"/>
+              </w:rPr>
+            </w:pPr>
+          </w:p>
+          <w:p>
+            <w:pPr>
+              <w:spacing w:line="240" w:lineRule="auto"/>
+              <w:ind w:left="0"/>
+            </w:pPr>
+            <w:proofErr w:type="gramStart"/>
+            <w:r>
+              <w:rPr>
+                <w:lang w:val="en-US"/>
+              </w:rPr>
+              <w:t>Create  test</w:t>
+            </w:r>
+            <w:proofErr w:type="gramEnd"/>
+            <w:r>
+              <w:rPr>
+                <w:lang w:val="en-US"/>
+              </w:rPr>
+              <w:t xml:space="preserve"> cases and include edge cases</w:t>
             </w:r>
           </w:p>
           <w:tbl>
@@ -5647,8 +6456,13 @@
                     <w:spacing w:line="240" w:lineRule="auto"/>
                     <w:ind w:left="0"/>
                   </w:pPr>
-                  <w:r>
-                    <w:t>Bmi =18.4</w:t>
+                  <w:proofErr w:type="spellStart"/>
+                  <w:r>
+                    <w:t>Bmi</w:t>
+                  </w:r>
+                  <w:proofErr w:type="spellEnd"/>
+                  <w:r>
+                    <w:t xml:space="preserve"> =18.4</w:t>
                   </w:r>
                 </w:p>
               </w:tc>
@@ -5669,7 +6483,15 @@
                     <w:ind w:left="0"/>
                   </w:pPr>
                   <w:r>
-                    <w:t>If bmi &lt; 18.5</w:t>
+                    <w:t xml:space="preserve">If </w:t>
+                  </w:r>
+                  <w:proofErr w:type="spellStart"/>
+                  <w:r>
+                    <w:t>bmi</w:t>
+                  </w:r>
+                  <w:proofErr w:type="spellEnd"/>
+                  <w:r>
+                    <w:t xml:space="preserve"> &lt; 18.5</w:t>
                   </w:r>
                 </w:p>
               </w:tc>
@@ -5690,8 +6512,13 @@
                     <w:ind w:left="0"/>
                   </w:pPr>
                   <w:r>
-                    <w:t>You are under waight</w:t>
-                  </w:r>
+                    <w:t xml:space="preserve">You are under </w:t>
+                  </w:r>
+                  <w:proofErr w:type="spellStart"/>
+                  <w:r>
+                    <w:t>waight</w:t>
+                  </w:r>
+                  <w:proofErr w:type="spellEnd"/>
                 </w:p>
               </w:tc>
             </w:tr>
@@ -5712,8 +6539,13 @@
                     <w:spacing w:line="240" w:lineRule="auto"/>
                     <w:ind w:left="0"/>
                   </w:pPr>
-                  <w:r>
-                    <w:t>Bmi = 19</w:t>
+                  <w:proofErr w:type="spellStart"/>
+                  <w:r>
+                    <w:t>Bmi</w:t>
+                  </w:r>
+                  <w:proofErr w:type="spellEnd"/>
+                  <w:r>
+                    <w:t xml:space="preserve"> = 19</w:t>
                   </w:r>
                 </w:p>
               </w:tc>
@@ -5743,8 +6575,21 @@
                     <w:spacing w:line="240" w:lineRule="auto"/>
                     <w:ind w:left="0"/>
                   </w:pPr>
-                  <w:r>
-                    <w:t>bmi &gt;= 18.5 $$ bmi &lt;</w:t>
+                  <w:proofErr w:type="spellStart"/>
+                  <w:r>
+                    <w:t>bmi</w:t>
+                  </w:r>
+                  <w:proofErr w:type="spellEnd"/>
+                  <w:r>
+                    <w:t xml:space="preserve"> &gt;= 18.5 $$ </w:t>
+                  </w:r>
+                  <w:proofErr w:type="spellStart"/>
+                  <w:r>
+                    <w:t>bmi</w:t>
+                  </w:r>
+                  <w:proofErr w:type="spellEnd"/>
+                  <w:r>
+                    <w:t xml:space="preserve"> &lt;</w:t>
                   </w:r>
                   <w:r>
                     <w:t>25</w:t>
@@ -5768,7 +6613,15 @@
                     <w:ind w:left="0"/>
                   </w:pPr>
                   <w:r>
-                    <w:t>Your bmi is normal</w:t>
+                    <w:t xml:space="preserve">Your </w:t>
+                  </w:r>
+                  <w:proofErr w:type="spellStart"/>
+                  <w:r>
+                    <w:t>bmi</w:t>
+                  </w:r>
+                  <w:proofErr w:type="spellEnd"/>
+                  <w:r>
+                    <w:t xml:space="preserve"> is normal</w:t>
                   </w:r>
                 </w:p>
               </w:tc>
@@ -5790,8 +6643,13 @@
                     <w:spacing w:line="240" w:lineRule="auto"/>
                     <w:ind w:left="0"/>
                   </w:pPr>
-                  <w:r>
-                    <w:t>Bmi = 24.99</w:t>
+                  <w:proofErr w:type="spellStart"/>
+                  <w:r>
+                    <w:t>Bmi</w:t>
+                  </w:r>
+                  <w:proofErr w:type="spellEnd"/>
+                  <w:r>
+                    <w:t xml:space="preserve"> = 24.99</w:t>
                   </w:r>
                 </w:p>
               </w:tc>
@@ -5821,8 +6679,21 @@
                     <w:spacing w:line="240" w:lineRule="auto"/>
                     <w:ind w:left="0"/>
                   </w:pPr>
-                  <w:r>
-                    <w:t>bmi &gt;= 18.5 $$ bmi &lt;25</w:t>
+                  <w:proofErr w:type="spellStart"/>
+                  <w:r>
+                    <w:t>bmi</w:t>
+                  </w:r>
+                  <w:proofErr w:type="spellEnd"/>
+                  <w:r>
+                    <w:t xml:space="preserve"> &gt;= 18.5 $$ </w:t>
+                  </w:r>
+                  <w:proofErr w:type="spellStart"/>
+                  <w:r>
+                    <w:t>bmi</w:t>
+                  </w:r>
+                  <w:proofErr w:type="spellEnd"/>
+                  <w:r>
+                    <w:t xml:space="preserve"> &lt;25</w:t>
                   </w:r>
                 </w:p>
               </w:tc>
@@ -5843,7 +6714,15 @@
                     <w:ind w:left="0"/>
                   </w:pPr>
                   <w:r>
-                    <w:t>Your bmi is normal</w:t>
+                    <w:t xml:space="preserve">Your </w:t>
+                  </w:r>
+                  <w:proofErr w:type="spellStart"/>
+                  <w:r>
+                    <w:t>bmi</w:t>
+                  </w:r>
+                  <w:proofErr w:type="spellEnd"/>
+                  <w:r>
+                    <w:t xml:space="preserve"> is normal</w:t>
                   </w:r>
                 </w:p>
               </w:tc>
@@ -5865,8 +6744,13 @@
                     <w:spacing w:line="240" w:lineRule="auto"/>
                     <w:ind w:left="0"/>
                   </w:pPr>
-                  <w:r>
-                    <w:t>Bmi = 25</w:t>
+                  <w:proofErr w:type="spellStart"/>
+                  <w:r>
+                    <w:t>Bmi</w:t>
+                  </w:r>
+                  <w:proofErr w:type="spellEnd"/>
+                  <w:r>
+                    <w:t xml:space="preserve"> = 25</w:t>
                   </w:r>
                 </w:p>
               </w:tc>
@@ -5896,17 +6780,21 @@
                     <w:spacing w:line="240" w:lineRule="auto"/>
                     <w:ind w:left="0"/>
                   </w:pPr>
-                  <w:r>
-                    <w:t xml:space="preserve">bmi &gt;= </w:t>
-                  </w:r>
-                  <w:r>
-                    <w:t>25</w:t>
-                  </w:r>
-                  <w:r>
-                    <w:t xml:space="preserve"> $$ bmi &lt;</w:t>
-                  </w:r>
-                  <w:r>
-                    <w:t>30</w:t>
+                  <w:proofErr w:type="spellStart"/>
+                  <w:r>
+                    <w:t>bmi</w:t>
+                  </w:r>
+                  <w:proofErr w:type="spellEnd"/>
+                  <w:r>
+                    <w:t xml:space="preserve"> &gt;= 25 $$ </w:t>
+                  </w:r>
+                  <w:proofErr w:type="spellStart"/>
+                  <w:r>
+                    <w:t>bmi</w:t>
+                  </w:r>
+                  <w:proofErr w:type="spellEnd"/>
+                  <w:r>
+                    <w:t xml:space="preserve"> &lt;30</w:t>
                   </w:r>
                 </w:p>
               </w:tc>
@@ -5927,7 +6815,15 @@
                     <w:ind w:left="0"/>
                   </w:pPr>
                   <w:r>
-                    <w:t xml:space="preserve">You are over waight </w:t>
+                    <w:t xml:space="preserve">You are over </w:t>
+                  </w:r>
+                  <w:proofErr w:type="spellStart"/>
+                  <w:r>
+                    <w:t>waight</w:t>
+                  </w:r>
+                  <w:proofErr w:type="spellEnd"/>
+                  <w:r>
+                    <w:t xml:space="preserve"> </w:t>
                   </w:r>
                 </w:p>
               </w:tc>
@@ -5949,8 +6845,13 @@
                     <w:spacing w:line="240" w:lineRule="auto"/>
                     <w:ind w:left="0"/>
                   </w:pPr>
-                  <w:r>
-                    <w:t>Bmi = 29.99</w:t>
+                  <w:proofErr w:type="spellStart"/>
+                  <w:r>
+                    <w:t>Bmi</w:t>
+                  </w:r>
+                  <w:proofErr w:type="spellEnd"/>
+                  <w:r>
+                    <w:t xml:space="preserve"> = 29.99</w:t>
                   </w:r>
                 </w:p>
               </w:tc>
@@ -5980,17 +6881,21 @@
                     <w:spacing w:line="240" w:lineRule="auto"/>
                     <w:ind w:left="0"/>
                   </w:pPr>
-                  <w:r>
-                    <w:t xml:space="preserve">bmi &gt;= </w:t>
-                  </w:r>
-                  <w:r>
-                    <w:t>25</w:t>
-                  </w:r>
-                  <w:r>
-                    <w:t xml:space="preserve"> $$ bmi &lt;</w:t>
-                  </w:r>
-                  <w:r>
-                    <w:t>30</w:t>
+                  <w:proofErr w:type="spellStart"/>
+                  <w:r>
+                    <w:t>bmi</w:t>
+                  </w:r>
+                  <w:proofErr w:type="spellEnd"/>
+                  <w:r>
+                    <w:t xml:space="preserve"> &gt;= 25 $$ </w:t>
+                  </w:r>
+                  <w:proofErr w:type="spellStart"/>
+                  <w:r>
+                    <w:t>bmi</w:t>
+                  </w:r>
+                  <w:proofErr w:type="spellEnd"/>
+                  <w:r>
+                    <w:t xml:space="preserve"> &lt;30</w:t>
                   </w:r>
                 </w:p>
               </w:tc>
@@ -6011,8 +6916,13 @@
                     <w:ind w:left="0"/>
                   </w:pPr>
                   <w:r>
-                    <w:t>You are over waight</w:t>
-                  </w:r>
+                    <w:t xml:space="preserve">You are over </w:t>
+                  </w:r>
+                  <w:proofErr w:type="spellStart"/>
+                  <w:r>
+                    <w:t>waight</w:t>
+                  </w:r>
+                  <w:proofErr w:type="spellEnd"/>
                 </w:p>
               </w:tc>
             </w:tr>
@@ -6033,8 +6943,13 @@
                     <w:spacing w:line="240" w:lineRule="auto"/>
                     <w:ind w:left="0"/>
                   </w:pPr>
-                  <w:r>
-                    <w:t>Bmi = 30</w:t>
+                  <w:proofErr w:type="spellStart"/>
+                  <w:r>
+                    <w:t>Bmi</w:t>
+                  </w:r>
+                  <w:proofErr w:type="spellEnd"/>
+                  <w:r>
+                    <w:t xml:space="preserve"> = 30</w:t>
                   </w:r>
                 </w:p>
               </w:tc>
@@ -6064,8 +6979,13 @@
                     <w:spacing w:line="240" w:lineRule="auto"/>
                     <w:ind w:left="0"/>
                   </w:pPr>
-                  <w:r>
-                    <w:t xml:space="preserve">Bmi </w:t>
+                  <w:proofErr w:type="spellStart"/>
+                  <w:r>
+                    <w:t>Bmi</w:t>
+                  </w:r>
+                  <w:proofErr w:type="spellEnd"/>
+                  <w:r>
+                    <w:t xml:space="preserve"> </w:t>
                   </w:r>
                   <w:r>
                     <w:t>&gt;= 30</w:t>
@@ -6120,6 +7040,7 @@
               <w:lastRenderedPageBreak/>
               <w:t xml:space="preserve">Method Name (use verbs): </w:t>
             </w:r>
+            <w:proofErr w:type="spellStart"/>
             <w:r>
               <w:rPr>
                 <w:shd w:val="clear" w:color="auto" w:fill="D9EAD3"/>
@@ -6127,6 +7048,7 @@
               </w:rPr>
               <w:t>getBMICategory</w:t>
             </w:r>
+            <w:proofErr w:type="spellEnd"/>
           </w:p>
           <w:p>
             <w:pPr>
@@ -6151,8 +7073,17 @@
                 <w:shd w:val="clear" w:color="auto" w:fill="D9EAD3"/>
                 <w:lang w:val="en-US"/>
               </w:rPr>
-              <w:t>double bmi</w:t>
-            </w:r>
+              <w:t xml:space="preserve">double </w:t>
+            </w:r>
+            <w:proofErr w:type="spellStart"/>
+            <w:r>
+              <w:rPr>
+                <w:shd w:val="clear" w:color="auto" w:fill="D9EAD3"/>
+                <w:lang w:val="en-US"/>
+              </w:rPr>
+              <w:t>bmi</w:t>
+            </w:r>
+            <w:proofErr w:type="spellEnd"/>
           </w:p>
           <w:p>
             <w:pPr>
@@ -6165,29 +7096,47 @@
                 <w:bCs/>
                 <w:shd w:val="clear" w:color="auto" w:fill="D9EAD3"/>
               </w:rPr>
-              <w:t>Return (What does the method return):</w:t>
-            </w:r>
-            <w:r>
-              <w:rPr>
-                <w:shd w:val="clear" w:color="auto" w:fill="D9EAD3"/>
-              </w:rPr>
-              <w:t xml:space="preserve"> String</w:t>
-            </w:r>
-          </w:p>
-          <w:p>
-            <w:pPr>
-              <w:spacing w:line="240" w:lineRule="auto"/>
-              <w:ind w:left="0"/>
-              <w:rPr>
-                <w:shd w:val="clear" w:color="auto" w:fill="D9EAD3"/>
-                <w:lang w:val="en-US"/>
-              </w:rPr>
-            </w:pPr>
+              <w:t xml:space="preserve">Return (What </w:t>
+            </w:r>
+            <w:proofErr w:type="gramStart"/>
             <w:r>
               <w:rPr>
                 <w:b/>
                 <w:bCs/>
                 <w:shd w:val="clear" w:color="auto" w:fill="D9EAD3"/>
+              </w:rPr>
+              <w:t>does the method</w:t>
+            </w:r>
+            <w:proofErr w:type="gramEnd"/>
+            <w:r>
+              <w:rPr>
+                <w:b/>
+                <w:bCs/>
+                <w:shd w:val="clear" w:color="auto" w:fill="D9EAD3"/>
+              </w:rPr>
+              <w:t xml:space="preserve"> return):</w:t>
+            </w:r>
+            <w:r>
+              <w:rPr>
+                <w:shd w:val="clear" w:color="auto" w:fill="D9EAD3"/>
+              </w:rPr>
+              <w:t xml:space="preserve"> String</w:t>
+            </w:r>
+          </w:p>
+          <w:p>
+            <w:pPr>
+              <w:spacing w:line="240" w:lineRule="auto"/>
+              <w:ind w:left="0"/>
+              <w:rPr>
+                <w:shd w:val="clear" w:color="auto" w:fill="D9EAD3"/>
+                <w:lang w:val="en-US"/>
+              </w:rPr>
+            </w:pPr>
+            <w:r>
+              <w:rPr>
+                <w:b/>
+                <w:bCs/>
+                <w:shd w:val="clear" w:color="auto" w:fill="D9EAD3"/>
                 <w:lang w:val="en-US"/>
               </w:rPr>
               <w:t xml:space="preserve">Method Signature (return type, method name, parameters): </w:t>
@@ -6197,7 +7146,39 @@
                 <w:shd w:val="clear" w:color="auto" w:fill="D9EAD3"/>
                 <w:lang w:val="en-US"/>
               </w:rPr>
-              <w:t>String getBMICategory (double currentBMI)</w:t>
+              <w:t xml:space="preserve">String </w:t>
+            </w:r>
+            <w:proofErr w:type="spellStart"/>
+            <w:r>
+              <w:rPr>
+                <w:shd w:val="clear" w:color="auto" w:fill="D9EAD3"/>
+                <w:lang w:val="en-US"/>
+              </w:rPr>
+              <w:t>getBMICategory</w:t>
+            </w:r>
+            <w:proofErr w:type="spellEnd"/>
+            <w:r>
+              <w:rPr>
+                <w:shd w:val="clear" w:color="auto" w:fill="D9EAD3"/>
+                <w:lang w:val="en-US"/>
+              </w:rPr>
+              <w:t xml:space="preserve"> (double </w:t>
+            </w:r>
+            <w:proofErr w:type="spellStart"/>
+            <w:r>
+              <w:rPr>
+                <w:shd w:val="clear" w:color="auto" w:fill="D9EAD3"/>
+                <w:lang w:val="en-US"/>
+              </w:rPr>
+              <w:t>currentBMI</w:t>
+            </w:r>
+            <w:proofErr w:type="spellEnd"/>
+            <w:r>
+              <w:rPr>
+                <w:shd w:val="clear" w:color="auto" w:fill="D9EAD3"/>
+                <w:lang w:val="en-US"/>
+              </w:rPr>
+              <w:t>)</w:t>
             </w:r>
           </w:p>
           <w:p>
@@ -6311,7 +7292,7 @@
                 <w:noProof/>
               </w:rPr>
               <w:drawing>
-                <wp:inline distT="0" distB="0" distL="0" distR="0" wp14:anchorId="30AD12A2" wp14:editId="1558A982">
+                <wp:inline distT="0" distB="0" distL="0" distR="0" wp14:anchorId="30AD12A2" wp14:editId="09FD6B9B">
                   <wp:extent cx="5359400" cy="2270760"/>
                   <wp:effectExtent l="0" t="0" r="0" b="0"/>
                   <wp:docPr id="1822831441" name="Picture 3"/>
@@ -6399,8 +7380,18 @@
                 <w:bCs/>
                 <w:lang w:val="en-US"/>
               </w:rPr>
-              <w:t>User Story 5 Method: AskToContinue</w:t>
-            </w:r>
+              <w:t xml:space="preserve">User Story 5 Method: </w:t>
+            </w:r>
+            <w:proofErr w:type="spellStart"/>
+            <w:r>
+              <w:rPr>
+                <w:b/>
+                <w:bCs/>
+                <w:lang w:val="en-US"/>
+              </w:rPr>
+              <w:t>AskToContinue</w:t>
+            </w:r>
+            <w:proofErr w:type="spellEnd"/>
           </w:p>
           <w:p>
             <w:pPr>
@@ -6416,7 +7407,39 @@
                 <w:shd w:val="clear" w:color="auto" w:fill="D9EAD3"/>
                 <w:lang w:val="en-US"/>
               </w:rPr>
-              <w:t>Ask the user if they want to continue ‘y’ or ‘n’.. Read the first character. When the user doesn’t ‘Y’, ‘y’, ‘N’ or ‘n’  repeat the question.  Return true for 'y' or 'Y' and false for ‘n’ or ‘N’.</w:t>
+              <w:t>Ask the user if they want to continue ‘y’ or ‘n</w:t>
+            </w:r>
+            <w:proofErr w:type="gramStart"/>
+            <w:r>
+              <w:rPr>
+                <w:shd w:val="clear" w:color="auto" w:fill="D9EAD3"/>
+                <w:lang w:val="en-US"/>
+              </w:rPr>
+              <w:t>’..</w:t>
+            </w:r>
+            <w:proofErr w:type="gramEnd"/>
+            <w:r>
+              <w:rPr>
+                <w:shd w:val="clear" w:color="auto" w:fill="D9EAD3"/>
+                <w:lang w:val="en-US"/>
+              </w:rPr>
+              <w:t xml:space="preserve"> Read the first character. When the user doesn’t ‘Y’, ‘y’, ‘N’ or ‘n</w:t>
+            </w:r>
+            <w:proofErr w:type="gramStart"/>
+            <w:r>
+              <w:rPr>
+                <w:shd w:val="clear" w:color="auto" w:fill="D9EAD3"/>
+                <w:lang w:val="en-US"/>
+              </w:rPr>
+              <w:t>’  repeat</w:t>
+            </w:r>
+            <w:proofErr w:type="gramEnd"/>
+            <w:r>
+              <w:rPr>
+                <w:shd w:val="clear" w:color="auto" w:fill="D9EAD3"/>
+                <w:lang w:val="en-US"/>
+              </w:rPr>
+              <w:t xml:space="preserve"> the question.  Return true for 'y' or 'Y' and false for ‘n’ or ‘N’.</w:t>
             </w:r>
           </w:p>
           <w:p>
@@ -6630,8 +7653,13 @@
                     <w:spacing w:line="240" w:lineRule="auto"/>
                     <w:ind w:left="0"/>
                   </w:pPr>
-                  <w:r>
-                    <w:t>If  input = Y</w:t>
+                  <w:proofErr w:type="gramStart"/>
+                  <w:r>
+                    <w:t>If  input</w:t>
+                  </w:r>
+                  <w:proofErr w:type="gramEnd"/>
+                  <w:r>
+                    <w:t xml:space="preserve"> = Y</w:t>
                   </w:r>
                 </w:p>
               </w:tc>
@@ -6784,9 +7812,11 @@
                     <w:spacing w:line="240" w:lineRule="auto"/>
                     <w:ind w:left="0"/>
                   </w:pPr>
+                  <w:proofErr w:type="spellStart"/>
                   <w:r>
                     <w:t>agian</w:t>
                   </w:r>
+                  <w:proofErr w:type="spellEnd"/>
                 </w:p>
               </w:tc>
               <w:tc>
@@ -6806,8 +7836,13 @@
                     <w:ind w:left="0"/>
                   </w:pPr>
                   <w:r>
-                    <w:t>Ask agian</w:t>
-                  </w:r>
+                    <w:t xml:space="preserve">Ask </w:t>
+                  </w:r>
+                  <w:proofErr w:type="spellStart"/>
+                  <w:r>
+                    <w:t>agian</w:t>
+                  </w:r>
+                  <w:proofErr w:type="spellEnd"/>
                 </w:p>
               </w:tc>
             </w:tr>
@@ -6835,19 +7870,69 @@
               <w:rPr>
                 <w:lang w:val="en-US"/>
               </w:rPr>
-              <w:t xml:space="preserve"> boolean AskToContinue()</w:t>
-            </w:r>
-          </w:p>
-          <w:p>
-            <w:pPr>
-              <w:spacing w:line="240" w:lineRule="auto"/>
-              <w:ind w:left="0"/>
-            </w:pPr>
-            <w:r>
-              <w:rPr>
-                <w:lang w:val="en-US"/>
-              </w:rPr>
-              <w:t>Description: Ask the user if they want to continue. When the user doesn’t enter a ‘y’, ‘Y’</w:t>
+              <w:t xml:space="preserve"> </w:t>
+            </w:r>
+            <w:proofErr w:type="spellStart"/>
+            <w:r>
+              <w:rPr>
+                <w:lang w:val="en-US"/>
+              </w:rPr>
+              <w:t>boolean</w:t>
+            </w:r>
+            <w:proofErr w:type="spellEnd"/>
+            <w:r>
+              <w:rPr>
+                <w:lang w:val="en-US"/>
+              </w:rPr>
+              <w:t xml:space="preserve"> </w:t>
+            </w:r>
+            <w:proofErr w:type="spellStart"/>
+            <w:proofErr w:type="gramStart"/>
+            <w:r>
+              <w:rPr>
+                <w:lang w:val="en-US"/>
+              </w:rPr>
+              <w:t>AskToContinue</w:t>
+            </w:r>
+            <w:proofErr w:type="spellEnd"/>
+            <w:r>
+              <w:rPr>
+                <w:lang w:val="en-US"/>
+              </w:rPr>
+              <w:t>(</w:t>
+            </w:r>
+            <w:proofErr w:type="gramEnd"/>
+            <w:r>
+              <w:rPr>
+                <w:lang w:val="en-US"/>
+              </w:rPr>
+              <w:t>)</w:t>
+            </w:r>
+          </w:p>
+          <w:p>
+            <w:pPr>
+              <w:spacing w:line="240" w:lineRule="auto"/>
+              <w:ind w:left="0"/>
+            </w:pPr>
+            <w:r>
+              <w:rPr>
+                <w:lang w:val="en-US"/>
+              </w:rPr>
+              <w:t>Description: Ask the user if they want to continue. When the user doesn’t enter a ‘y</w:t>
+            </w:r>
+            <w:proofErr w:type="gramStart"/>
+            <w:r>
+              <w:rPr>
+                <w:lang w:val="en-US"/>
+              </w:rPr>
+              <w:t>’, ‘</w:t>
+            </w:r>
+            <w:proofErr w:type="gramEnd"/>
+            <w:r>
+              <w:rPr>
+                <w:lang w:val="en-US"/>
+              </w:rPr>
+              <w:t>Y’</w:t>
             </w:r>
           </w:p>
           <w:p>
@@ -7027,7 +8112,21 @@
               <w:rPr>
                 <w:lang w:val="en-US"/>
               </w:rPr>
-              <w:t xml:space="preserve">Think about what is the order of calling methods. </w:t>
+              <w:t xml:space="preserve">Think about what </w:t>
+            </w:r>
+            <w:proofErr w:type="gramStart"/>
+            <w:r>
+              <w:rPr>
+                <w:lang w:val="en-US"/>
+              </w:rPr>
+              <w:t>is the order</w:t>
+            </w:r>
+            <w:proofErr w:type="gramEnd"/>
+            <w:r>
+              <w:rPr>
+                <w:lang w:val="en-US"/>
+              </w:rPr>
+              <w:t xml:space="preserve"> of calling methods. </w:t>
             </w:r>
           </w:p>
           <w:p>
@@ -7044,9 +8143,43 @@
               <w:spacing w:line="240" w:lineRule="auto"/>
               <w:ind w:left="0"/>
             </w:pPr>
-            <w:r>
-              <w:t>Calculatebmi, getpositivenum, bmicategory, printsummery, asktocontinue</w:t>
-            </w:r>
+            <w:proofErr w:type="spellStart"/>
+            <w:r>
+              <w:t>Calculatebmi</w:t>
+            </w:r>
+            <w:proofErr w:type="spellEnd"/>
+            <w:r>
+              <w:t xml:space="preserve">, </w:t>
+            </w:r>
+            <w:proofErr w:type="spellStart"/>
+            <w:r>
+              <w:t>getpositivenum</w:t>
+            </w:r>
+            <w:proofErr w:type="spellEnd"/>
+            <w:r>
+              <w:t xml:space="preserve">, </w:t>
+            </w:r>
+            <w:proofErr w:type="spellStart"/>
+            <w:r>
+              <w:t>bmicategory</w:t>
+            </w:r>
+            <w:proofErr w:type="spellEnd"/>
+            <w:r>
+              <w:t xml:space="preserve">, </w:t>
+            </w:r>
+            <w:proofErr w:type="spellStart"/>
+            <w:r>
+              <w:t>printsummery</w:t>
+            </w:r>
+            <w:proofErr w:type="spellEnd"/>
+            <w:r>
+              <w:t xml:space="preserve">, </w:t>
+            </w:r>
+            <w:proofErr w:type="spellStart"/>
+            <w:r>
+              <w:t>asktocontinue</w:t>
+            </w:r>
+            <w:proofErr w:type="spellEnd"/>
           </w:p>
           <w:p>
             <w:pPr>
@@ -7063,7 +8196,53 @@
               <w:rPr>
                 <w:lang w:val="en-US"/>
               </w:rPr>
-              <w:t xml:space="preserve"> Yse it runs atleast and no you don’t know how long it will run</w:t>
+              <w:t xml:space="preserve"> </w:t>
+            </w:r>
+            <w:proofErr w:type="spellStart"/>
+            <w:proofErr w:type="gramStart"/>
+            <w:r>
+              <w:rPr>
+                <w:lang w:val="en-US"/>
+              </w:rPr>
+              <w:t>Yse</w:t>
+            </w:r>
+            <w:proofErr w:type="spellEnd"/>
+            <w:proofErr w:type="gramEnd"/>
+            <w:r>
+              <w:rPr>
+                <w:lang w:val="en-US"/>
+              </w:rPr>
+              <w:t xml:space="preserve"> it runs </w:t>
+            </w:r>
+            <w:proofErr w:type="spellStart"/>
+            <w:proofErr w:type="gramStart"/>
+            <w:r>
+              <w:rPr>
+                <w:lang w:val="en-US"/>
+              </w:rPr>
+              <w:t>atleast</w:t>
+            </w:r>
+            <w:proofErr w:type="spellEnd"/>
+            <w:proofErr w:type="gramEnd"/>
+            <w:r>
+              <w:rPr>
+                <w:lang w:val="en-US"/>
+              </w:rPr>
+              <w:t xml:space="preserve"> and </w:t>
+            </w:r>
+            <w:proofErr w:type="gramStart"/>
+            <w:r>
+              <w:rPr>
+                <w:lang w:val="en-US"/>
+              </w:rPr>
+              <w:t>no</w:t>
+            </w:r>
+            <w:proofErr w:type="gramEnd"/>
+            <w:r>
+              <w:rPr>
+                <w:lang w:val="en-US"/>
+              </w:rPr>
+              <w:t xml:space="preserve"> you don’t know how long it will run</w:t>
             </w:r>
           </w:p>
           <w:p>
@@ -7260,7 +8439,21 @@
               <w:rPr>
                 <w:lang w:val="en-US"/>
               </w:rPr>
-              <w:t>1. Why was a while loop appropriate for allowing multiple athlete entries instead of a for loop?</w:t>
+              <w:t xml:space="preserve">1. Why </w:t>
+            </w:r>
+            <w:proofErr w:type="gramStart"/>
+            <w:r>
+              <w:rPr>
+                <w:lang w:val="en-US"/>
+              </w:rPr>
+              <w:t>was</w:t>
+            </w:r>
+            <w:proofErr w:type="gramEnd"/>
+            <w:r>
+              <w:rPr>
+                <w:lang w:val="en-US"/>
+              </w:rPr>
+              <w:t xml:space="preserve"> a while loop appropriate for allowing multiple athlete entries instead of a for loop?</w:t>
             </w:r>
           </w:p>
           <w:p>
@@ -7278,11 +8471,21 @@
                 <w:rFonts w:ascii="Calibri" w:eastAsia="Calibri" w:hAnsi="Calibri" w:cs="Calibri"/>
               </w:rPr>
             </w:pPr>
+            <w:proofErr w:type="spellStart"/>
+            <w:proofErr w:type="gramStart"/>
             <w:r>
               <w:rPr>
                 <w:rFonts w:ascii="Calibri" w:eastAsia="Calibri" w:hAnsi="Calibri" w:cs="Calibri"/>
               </w:rPr>
-              <w:t>Becouse you don’t know how meany times it will run</w:t>
+              <w:t>Becouse</w:t>
+            </w:r>
+            <w:proofErr w:type="spellEnd"/>
+            <w:proofErr w:type="gramEnd"/>
+            <w:r>
+              <w:rPr>
+                <w:rFonts w:ascii="Calibri" w:eastAsia="Calibri" w:hAnsi="Calibri" w:cs="Calibri"/>
+              </w:rPr>
+              <w:t xml:space="preserve"> you don’t know how meany times it will run</w:t>
             </w:r>
           </w:p>
         </w:tc>
@@ -7308,7 +8511,21 @@
               <w:rPr>
                 <w:lang w:val="en-US"/>
               </w:rPr>
-              <w:t>2.  Why is input validation important before performing calculations like BMI?</w:t>
+              <w:t>2</w:t>
+            </w:r>
+            <w:proofErr w:type="gramStart"/>
+            <w:r>
+              <w:rPr>
+                <w:lang w:val="en-US"/>
+              </w:rPr>
+              <w:t>.  Why</w:t>
+            </w:r>
+            <w:proofErr w:type="gramEnd"/>
+            <w:r>
+              <w:rPr>
+                <w:lang w:val="en-US"/>
+              </w:rPr>
+              <w:t xml:space="preserve"> is input validation important before performing calculations like BMI?</w:t>
             </w:r>
           </w:p>
           <w:p>
@@ -7361,7 +8578,23 @@
               <w:ind w:left="0"/>
             </w:pPr>
             <w:r>
-              <w:t>It alowed me to forcouse on the smaller parts and then use them to make others</w:t>
+              <w:t xml:space="preserve">It </w:t>
+            </w:r>
+            <w:proofErr w:type="spellStart"/>
+            <w:r>
+              <w:t>alowed</w:t>
+            </w:r>
+            <w:proofErr w:type="spellEnd"/>
+            <w:r>
+              <w:t xml:space="preserve"> me to </w:t>
+            </w:r>
+            <w:proofErr w:type="spellStart"/>
+            <w:r>
+              <w:t>forcouse</w:t>
+            </w:r>
+            <w:proofErr w:type="spellEnd"/>
+            <w:r>
+              <w:t xml:space="preserve"> on the smaller parts and then use them to make others</w:t>
             </w:r>
           </w:p>
         </w:tc>
@@ -7414,7 +8647,15 @@
               <w:ind w:left="0"/>
             </w:pPr>
             <w:r>
-              <w:t>A good example would be us breaking up the code into smaller parts to focouse on one thing at a time</w:t>
+              <w:t xml:space="preserve">A good example would be us breaking up the code into smaller parts to </w:t>
+            </w:r>
+            <w:proofErr w:type="spellStart"/>
+            <w:r>
+              <w:t>focouse</w:t>
+            </w:r>
+            <w:proofErr w:type="spellEnd"/>
+            <w:r>
+              <w:t xml:space="preserve"> on one thing at a time</w:t>
             </w:r>
           </w:p>
           <w:p>
@@ -7448,25 +8689,31 @@
               <w:ind w:left="0"/>
             </w:pPr>
             <w:r>
-              <w:t xml:space="preserve">A good example of dry is when </w:t>
-            </w:r>
-            <w:r>
-              <w:t>we</w:t>
-            </w:r>
-            <w:r>
-              <w:t xml:space="preserve"> use</w:t>
-            </w:r>
-            <w:r>
-              <w:t xml:space="preserve"> loop</w:t>
-            </w:r>
-            <w:r>
-              <w:t>s</w:t>
-            </w:r>
-            <w:r>
-              <w:t xml:space="preserve"> like with the valadate number</w:t>
-            </w:r>
-            <w:r>
-              <w:t xml:space="preserve"> so we don’t repete code</w:t>
+              <w:t xml:space="preserve">A good example of dry is when we use loops like with the </w:t>
+            </w:r>
+            <w:proofErr w:type="spellStart"/>
+            <w:r>
+              <w:t>valadate</w:t>
+            </w:r>
+            <w:proofErr w:type="spellEnd"/>
+            <w:r>
+              <w:t xml:space="preserve"> </w:t>
+            </w:r>
+            <w:proofErr w:type="gramStart"/>
+            <w:r>
+              <w:t>number</w:t>
+            </w:r>
+            <w:proofErr w:type="gramEnd"/>
+            <w:r>
+              <w:t xml:space="preserve"> so we don’t </w:t>
+            </w:r>
+            <w:proofErr w:type="spellStart"/>
+            <w:r>
+              <w:t>repete</w:t>
+            </w:r>
+            <w:proofErr w:type="spellEnd"/>
+            <w:r>
+              <w:t xml:space="preserve"> code</w:t>
             </w:r>
           </w:p>
         </w:tc>
@@ -7490,7 +8737,15 @@
             </w:pPr>
             <w:r>
               <w:lastRenderedPageBreak/>
-              <w:t>5. Did any of your test cases reveal a logic error in your algorithm?</w:t>
+              <w:t xml:space="preserve">5. Did any of your test cases reveal a </w:t>
+            </w:r>
+            <w:proofErr w:type="gramStart"/>
+            <w:r>
+              <w:t>logic</w:t>
+            </w:r>
+            <w:proofErr w:type="gramEnd"/>
+            <w:r>
+              <w:t xml:space="preserve"> error in your algorithm?</w:t>
             </w:r>
           </w:p>
           <w:p>
@@ -7507,8 +8762,21 @@
               <w:spacing w:line="240" w:lineRule="auto"/>
               <w:ind w:left="0"/>
             </w:pPr>
-            <w:r>
-              <w:t>No thay did not</w:t>
+            <w:proofErr w:type="gramStart"/>
+            <w:r>
+              <w:t>No</w:t>
+            </w:r>
+            <w:proofErr w:type="gramEnd"/>
+            <w:r>
+              <w:t xml:space="preserve"> </w:t>
+            </w:r>
+            <w:proofErr w:type="spellStart"/>
+            <w:r>
+              <w:t>thay</w:t>
+            </w:r>
+            <w:proofErr w:type="spellEnd"/>
+            <w:r>
+              <w:t xml:space="preserve"> did not</w:t>
             </w:r>
           </w:p>
           <w:p>
@@ -7535,7 +8803,49 @@
               <w:rPr>
                 <w:lang w:val="en-US"/>
               </w:rPr>
-              <w:t xml:space="preserve">I kepped repeting one of the methoeds </w:t>
+              <w:t xml:space="preserve">I </w:t>
+            </w:r>
+            <w:proofErr w:type="spellStart"/>
+            <w:r>
+              <w:rPr>
+                <w:lang w:val="en-US"/>
+              </w:rPr>
+              <w:t>kepped</w:t>
+            </w:r>
+            <w:proofErr w:type="spellEnd"/>
+            <w:r>
+              <w:rPr>
+                <w:lang w:val="en-US"/>
+              </w:rPr>
+              <w:t xml:space="preserve"> </w:t>
+            </w:r>
+            <w:proofErr w:type="spellStart"/>
+            <w:r>
+              <w:rPr>
+                <w:lang w:val="en-US"/>
+              </w:rPr>
+              <w:t>repeting</w:t>
+            </w:r>
+            <w:proofErr w:type="spellEnd"/>
+            <w:r>
+              <w:rPr>
+                <w:lang w:val="en-US"/>
+              </w:rPr>
+              <w:t xml:space="preserve"> one of the </w:t>
+            </w:r>
+            <w:proofErr w:type="spellStart"/>
+            <w:r>
+              <w:rPr>
+                <w:lang w:val="en-US"/>
+              </w:rPr>
+              <w:t>methoeds</w:t>
+            </w:r>
+            <w:proofErr w:type="spellEnd"/>
+            <w:r>
+              <w:rPr>
+                <w:lang w:val="en-US"/>
+              </w:rPr>
+              <w:t xml:space="preserve"> </w:t>
             </w:r>
           </w:p>
           <w:p>
@@ -7562,7 +8872,35 @@
               <w:rPr>
                 <w:lang w:val="en-US"/>
               </w:rPr>
-              <w:t>I put the value the methoed in a varuble to hold on to</w:t>
+              <w:t xml:space="preserve">I put the value the </w:t>
+            </w:r>
+            <w:proofErr w:type="spellStart"/>
+            <w:r>
+              <w:rPr>
+                <w:lang w:val="en-US"/>
+              </w:rPr>
+              <w:t>methoed</w:t>
+            </w:r>
+            <w:proofErr w:type="spellEnd"/>
+            <w:r>
+              <w:rPr>
+                <w:lang w:val="en-US"/>
+              </w:rPr>
+              <w:t xml:space="preserve"> in a </w:t>
+            </w:r>
+            <w:proofErr w:type="spellStart"/>
+            <w:r>
+              <w:rPr>
+                <w:lang w:val="en-US"/>
+              </w:rPr>
+              <w:t>varuble</w:t>
+            </w:r>
+            <w:proofErr w:type="spellEnd"/>
+            <w:r>
+              <w:rPr>
+                <w:lang w:val="en-US"/>
+              </w:rPr>
+              <w:t xml:space="preserve"> to hold on to</w:t>
             </w:r>
           </w:p>
         </w:tc>
@@ -10404,6 +11742,20 @@
 </file>
 
 <file path=customXml/item2.xml><?xml version="1.0" encoding="utf-8"?>
+<p:properties xmlns:p="http://schemas.microsoft.com/office/2006/metadata/properties" xmlns:xsi="http://www.w3.org/2001/XMLSchema-instance" xmlns:pc="http://schemas.microsoft.com/office/infopath/2007/PartnerControls">
+  <documentManagement>
+    <_activity xmlns="f8a8bcb8-677a-4f06-b959-babfb15fc50f" xsi:nil="true"/>
+  </documentManagement>
+</p:properties>
+</file>
+
+<file path=customXml/item3.xml><?xml version="1.0" encoding="utf-8"?>
+<go:gDocsCustomXmlDataStorage xmlns:go="http://customooxmlschemas.google.com/" xmlns:r="http://schemas.openxmlformats.org/officeDocument/2006/relationships" uri="GoogleDocsCustomDataVersion2">
+  <go:docsCustomData xmlns:go="http://customooxmlschemas.google.com/" roundtripDataSignature="AMtx7miJ12WdgMRaAUExNHcva1d/h79yZg==">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</go:docsCustomData>
+</go:gDocsCustomXmlDataStorage>
+</file>
+
+<file path=customXml/item4.xml><?xml version="1.0" encoding="utf-8"?>
 <ct:contentTypeSchema xmlns:ct="http://schemas.microsoft.com/office/2006/metadata/contentType" xmlns:ma="http://schemas.microsoft.com/office/2006/metadata/properties/metaAttributes" ct:_="" ma:_="" ma:contentTypeName="Document" ma:contentTypeID="0x010100E25711B34AC6F2449636F31F3FC26AF3" ma:contentTypeVersion="5" ma:contentTypeDescription="Create a new document." ma:contentTypeScope="" ma:versionID="ae773041f59e07914156a471ed5ec621">
   <xsd:schema xmlns:xsd="http://www.w3.org/2001/XMLSchema" xmlns:xs="http://www.w3.org/2001/XMLSchema" xmlns:p="http://schemas.microsoft.com/office/2006/metadata/properties" xmlns:ns3="f8a8bcb8-677a-4f06-b959-babfb15fc50f" targetNamespace="http://schemas.microsoft.com/office/2006/metadata/properties" ma:root="true" ma:fieldsID="6cac38c4c085ef0b857b968402571eaf" ns3:_="">
     <xsd:import namespace="f8a8bcb8-677a-4f06-b959-babfb15fc50f"/>
@@ -10553,20 +11905,6 @@
 </ct:contentTypeSchema>
 </file>
 
-<file path=customXml/item3.xml><?xml version="1.0" encoding="utf-8"?>
-<go:gDocsCustomXmlDataStorage xmlns:go="http://customooxmlschemas.google.com/" xmlns:r="http://schemas.openxmlformats.org/officeDocument/2006/relationships" uri="GoogleDocsCustomDataVersion2">
-  <go:docsCustomData xmlns:go="http://customooxmlschemas.google.com/" roundtripDataSignature="AMtx7miJ12WdgMRaAUExNHcva1d/h79yZg==">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</go:docsCustomData>
-</go:gDocsCustomXmlDataStorage>
-</file>
-
-<file path=customXml/item4.xml><?xml version="1.0" encoding="utf-8"?>
-<p:properties xmlns:p="http://schemas.microsoft.com/office/2006/metadata/properties" xmlns:xsi="http://www.w3.org/2001/XMLSchema-instance" xmlns:pc="http://schemas.microsoft.com/office/infopath/2007/PartnerControls">
-  <documentManagement>
-    <_activity xmlns="f8a8bcb8-677a-4f06-b959-babfb15fc50f" xsi:nil="true"/>
-  </documentManagement>
-</p:properties>
-</file>
-
 <file path=customXml/itemProps1.xml><?xml version="1.0" encoding="utf-8"?>
 <ds:datastoreItem xmlns:ds="http://schemas.openxmlformats.org/officeDocument/2006/customXml" ds:itemID="{3468CBE8-DFD6-4566-92DB-F5213C79F528}">
   <ds:schemaRefs>
@@ -10576,6 +11914,25 @@
 </file>
 
 <file path=customXml/itemProps2.xml><?xml version="1.0" encoding="utf-8"?>
+<ds:datastoreItem xmlns:ds="http://schemas.openxmlformats.org/officeDocument/2006/customXml" ds:itemID="{2FF600E9-39B1-42F3-AA5A-46B8386F685B}">
+  <ds:schemaRefs>
+    <ds:schemaRef ds:uri="http://schemas.microsoft.com/office/2006/metadata/properties"/>
+    <ds:schemaRef ds:uri="http://schemas.microsoft.com/office/infopath/2007/PartnerControls"/>
+    <ds:schemaRef ds:uri="f8a8bcb8-677a-4f06-b959-babfb15fc50f"/>
+  </ds:schemaRefs>
+</ds:datastoreItem>
+</file>
+
+<file path=customXml/itemProps3.xml><?xml version="1.0" encoding="utf-8"?>
+<ds:datastoreItem xmlns:ds="http://schemas.openxmlformats.org/officeDocument/2006/customXml" ds:itemID="{11111111-1234-1234-1234-123412341234}">
+  <ds:schemaRefs>
+    <ds:schemaRef ds:uri="http://customooxmlschemas.google.com/"/>
+    <ds:schemaRef ds:uri="http://schemas.openxmlformats.org/officeDocument/2006/relationships"/>
+  </ds:schemaRefs>
+</ds:datastoreItem>
+</file>
+
+<file path=customXml/itemProps4.xml><?xml version="1.0" encoding="utf-8"?>
 <ds:datastoreItem xmlns:ds="http://schemas.openxmlformats.org/officeDocument/2006/customXml" ds:itemID="{654C2364-AFC0-421B-9172-9CE7C2A5ECEB}">
   <ds:schemaRefs>
     <ds:schemaRef ds:uri="http://schemas.microsoft.com/office/2006/metadata/contentType"/>
@@ -10591,23 +11948,4 @@
     <ds:schemaRef ds:uri="http://schemas.microsoft.com/internal/obd"/>
   </ds:schemaRefs>
 </ds:datastoreItem>
-</file>
-
-<file path=customXml/itemProps3.xml><?xml version="1.0" encoding="utf-8"?>
-<ds:datastoreItem xmlns:ds="http://schemas.openxmlformats.org/officeDocument/2006/customXml" ds:itemID="{11111111-1234-1234-1234-123412341234}">
-  <ds:schemaRefs>
-    <ds:schemaRef ds:uri="http://customooxmlschemas.google.com/"/>
-    <ds:schemaRef ds:uri="http://schemas.openxmlformats.org/officeDocument/2006/relationships"/>
-  </ds:schemaRefs>
-</ds:datastoreItem>
-</file>
-
-<file path=customXml/itemProps4.xml><?xml version="1.0" encoding="utf-8"?>
-<ds:datastoreItem xmlns:ds="http://schemas.openxmlformats.org/officeDocument/2006/customXml" ds:itemID="{2FF600E9-39B1-42F3-AA5A-46B8386F685B}">
-  <ds:schemaRefs>
-    <ds:schemaRef ds:uri="http://schemas.microsoft.com/office/2006/metadata/properties"/>
-    <ds:schemaRef ds:uri="http://schemas.microsoft.com/office/infopath/2007/PartnerControls"/>
-    <ds:schemaRef ds:uri="f8a8bcb8-677a-4f06-b959-babfb15fc50f"/>
-  </ds:schemaRefs>
-</ds:datastoreItem>
 </file>